--- a/docs/ALBAN ROUZAUD_4_CAPTIVITE, RECITS ET REFLEXIONS.docx
+++ b/docs/ALBAN ROUZAUD_4_CAPTIVITE, RECITS ET REFLEXIONS.docx
@@ -1985,25 +1985,7 @@
         <w:rPr>
           <w:lang w:val="fr-FR"/>
         </w:rPr>
-        <w:t>Tel</w:t>
-      </w:r>
-      <w:r>
-        <w:rPr>
-          <w:lang w:val="fr-FR"/>
-        </w:rPr>
-        <w:t xml:space="preserve"> n'était </w:t>
-      </w:r>
-      <w:r>
-        <w:rPr>
-          <w:lang w:val="fr-FR"/>
-        </w:rPr>
-        <w:t>peut-être</w:t>
-      </w:r>
-      <w:r>
-        <w:rPr>
-          <w:lang w:val="fr-FR"/>
-        </w:rPr>
-        <w:t xml:space="preserve"> pas l'avis des petits copains qui se trouvaient aux places d'honneur.</w:t>
+        <w:t>Tel n'était peut-être pas l'avis des petits copains qui se trouvaient aux places d'honneur.</w:t>
       </w:r>
     </w:p>
     <w:p>
@@ -2206,13 +2188,7 @@
         <w:rPr>
           <w:lang w:val="fr-FR"/>
         </w:rPr>
-        <w:t>Peut-être</w:t>
-      </w:r>
-      <w:r>
-        <w:rPr>
-          <w:lang w:val="fr-FR"/>
-        </w:rPr>
-        <w:t xml:space="preserve"> était-ce ce qui les rendait magnanimes ? Ils ne firent en tout cas (est-il besoin de parler de cas isolés que d'aucuns montent en épingle) pas montre d'arrogance ou de mépris à notre égard. </w:t>
+        <w:t xml:space="preserve">Peut-être était-ce ce qui les rendait magnanimes ? Ils ne firent en tout cas (est-il besoin de parler de cas isolés que d'aucuns montent en épingle) pas montre d'arrogance ou de mépris à notre égard. </w:t>
       </w:r>
     </w:p>
     <w:p>
@@ -2246,6 +2222,9 @@
     <w:p>
       <w:pPr>
         <w:jc w:val="both"/>
+        <w:rPr>
+          <w:lang w:val="fr-FR"/>
+        </w:rPr>
       </w:pPr>
       <w:r>
         <w:rPr>
@@ -2627,37 +2606,7 @@
         <w:rPr>
           <w:lang w:val="fr-FR"/>
         </w:rPr>
-        <w:t>L</w:t>
-      </w:r>
-      <w:r>
-        <w:rPr>
-          <w:lang w:val="fr-FR"/>
-        </w:rPr>
-        <w:t>a choucroute et de l'orge grillé. Ils en ont oublié les raisons, ces raisons même que beaucoup</w:t>
-      </w:r>
-      <w:r>
-        <w:rPr>
-          <w:lang w:val="fr-FR"/>
-        </w:rPr>
-        <w:t xml:space="preserve"> défendaient </w:t>
-      </w:r>
-      <w:r>
-        <w:rPr>
-          <w:lang w:val="fr-FR"/>
-        </w:rPr>
-        <w:t>o</w:t>
-      </w:r>
-      <w:r>
-        <w:rPr>
-          <w:lang w:val="fr-FR"/>
-        </w:rPr>
-        <w:t>u</w:t>
-      </w:r>
-      <w:r>
-        <w:rPr>
-          <w:lang w:val="fr-FR"/>
-        </w:rPr>
-        <w:t xml:space="preserve"> aurait défendu au temps de la République de Weimar.</w:t>
+        <w:t>La choucroute et de l'orge grillé. Ils en ont oublié les raisons, ces raisons même que beaucoup défendaient ou aurait défendu au temps de la République de Weimar.</w:t>
       </w:r>
     </w:p>
     <w:p>
@@ -2922,13 +2871,7 @@
         <w:rPr>
           <w:lang w:val="fr-FR"/>
         </w:rPr>
-        <w:t>Weiße</w:t>
-      </w:r>
-      <w:r>
-        <w:rPr>
-          <w:lang w:val="fr-FR"/>
-        </w:rPr>
-        <w:t xml:space="preserve"> </w:t>
+        <w:t xml:space="preserve">Weiße </w:t>
       </w:r>
       <w:r>
         <w:rPr>
@@ -3021,13 +2964,7 @@
         <w:rPr>
           <w:lang w:val="fr-FR"/>
         </w:rPr>
-        <w:t>Chleuh</w:t>
-      </w:r>
-      <w:r>
-        <w:rPr>
-          <w:lang w:val="fr-FR"/>
-        </w:rPr>
-        <w:t xml:space="preserve"> </w:t>
+        <w:t xml:space="preserve">Chleuh </w:t>
       </w:r>
       <w:r>
         <w:rPr>
@@ -3074,7 +3011,13 @@
         <w:rPr>
           <w:lang w:val="fr-FR"/>
         </w:rPr>
-        <w:t>Chleuh</w:t>
+        <w:t xml:space="preserve">Chleuh </w:t>
+      </w:r>
+      <w:r>
+        <w:rPr>
+          <w:lang w:val="fr-FR"/>
+        </w:rPr>
+        <w:t>» qui s'occupe du magasin d'habillement</w:t>
       </w:r>
       <w:r>
         <w:rPr>
@@ -3086,18 +3029,6 @@
         <w:rPr>
           <w:lang w:val="fr-FR"/>
         </w:rPr>
-        <w:t>» qui s'occupe du magasin d'habillement</w:t>
-      </w:r>
-      <w:r>
-        <w:rPr>
-          <w:lang w:val="fr-FR"/>
-        </w:rPr>
-        <w:t xml:space="preserve"> </w:t>
-      </w:r>
-      <w:r>
-        <w:rPr>
-          <w:lang w:val="fr-FR"/>
-        </w:rPr>
         <w:t>est toujours de mauvaise humeur et hurle : « Raus » au premier français qu'il voit apparaître.</w:t>
       </w:r>
     </w:p>
@@ -3144,13 +3075,7 @@
         <w:rPr>
           <w:lang w:val="fr-FR"/>
         </w:rPr>
-        <w:t>Chleuh</w:t>
-      </w:r>
-      <w:r>
-        <w:rPr>
-          <w:lang w:val="fr-FR"/>
-        </w:rPr>
-        <w:t xml:space="preserve"> </w:t>
+        <w:t xml:space="preserve">Chleuh </w:t>
       </w:r>
       <w:r>
         <w:rPr>
@@ -3362,7 +3287,7 @@
       <w:commentRangeStart w:id="0"/>
       <w:r>
         <w:rPr>
-          <w:lang w:val="de-AT"/>
+          <w:lang w:val="fr-FR"/>
         </w:rPr>
         <w:t>Morguenn</w:t>
       </w:r>
@@ -3372,13 +3297,13 @@
           <w:rStyle w:val="Marquedecommentaire"/>
           <w:sz w:val="28"/>
           <w:szCs w:val="22"/>
-          <w:lang w:val="de-AT"/>
+          <w:lang w:val="fr-FR"/>
         </w:rPr>
         <w:commentReference w:id="0"/>
       </w:r>
       <w:r>
         <w:rPr>
-          <w:lang w:val="de-AT"/>
+          <w:lang w:val="fr-FR"/>
         </w:rPr>
         <w:t>‘</w:t>
       </w:r>
@@ -4683,11 +4608,15 @@
       <w:pPr>
         <w:spacing w:before="120" w:after="0"/>
         <w:jc w:val="right"/>
+        <w:rPr>
+          <w:lang w:val="de-AT"/>
+        </w:rPr>
       </w:pPr>
       <w:r>
         <w:rPr>
           <w:i/>
           <w:sz w:val="26"/>
+          <w:lang w:val="de-AT"/>
         </w:rPr>
         <w:t>P</w:t>
       </w:r>
@@ -4695,6 +4624,7 @@
         <w:rPr>
           <w:i/>
           <w:sz w:val="26"/>
+          <w:lang w:val="de-AT"/>
         </w:rPr>
         <w:t xml:space="preserve">: </w:t>
       </w:r>
@@ -4702,6 +4632,7 @@
         <w:rPr>
           <w:i/>
           <w:sz w:val="26"/>
+          <w:lang w:val="de-AT"/>
         </w:rPr>
         <w:t>cc.</w:t>
       </w:r>
@@ -4710,11 +4641,15 @@
       <w:pPr>
         <w:spacing w:before="120" w:after="0"/>
         <w:jc w:val="right"/>
+        <w:rPr>
+          <w:lang w:val="de-AT"/>
+        </w:rPr>
       </w:pPr>
       <w:r>
         <w:rPr>
           <w:i/>
           <w:sz w:val="26"/>
+          <w:lang w:val="de-AT"/>
         </w:rPr>
         <w:t>Marburg 4-12-41 —</w:t>
       </w:r>
@@ -4723,12 +4658,12 @@
       <w:pPr>
         <w:pStyle w:val="Titre2"/>
         <w:rPr>
-          <w:lang w:val="en-US"/>
-        </w:rPr>
-      </w:pPr>
-      <w:r>
-        <w:rPr>
-          <w:lang w:val="en-US"/>
+          <w:lang w:val="de-AT"/>
+        </w:rPr>
+      </w:pPr>
+      <w:r>
+        <w:rPr>
+          <w:lang w:val="de-AT"/>
         </w:rPr>
         <w:lastRenderedPageBreak/>
         <w:t>« Arbeits Kommando »</w:t>
@@ -5085,12 +5020,12 @@
       <w:pPr>
         <w:jc w:val="both"/>
         <w:rPr>
-          <w:lang w:val="fr-FR"/>
-        </w:rPr>
-      </w:pPr>
-      <w:r>
-        <w:rPr>
-          <w:lang w:val="fr-FR"/>
+          <w:lang w:val="de-AT"/>
+        </w:rPr>
+      </w:pPr>
+      <w:r>
+        <w:rPr>
+          <w:lang w:val="de-AT"/>
         </w:rPr>
         <w:t>La sentinelle rapplique.</w:t>
       </w:r>
@@ -5104,9 +5039,15 @@
       </w:pPr>
       <w:r>
         <w:rPr>
-          <w:lang w:val="fr-FR"/>
-        </w:rPr>
-        <w:t>— Was ist das ? — Essen nicht gut. nicht brot. Suppe ! Suppe ! Suppe ! Genug</w:t>
+          <w:lang w:val="de-AT"/>
+        </w:rPr>
+        <w:t xml:space="preserve">— Was ist das ? — Essen nicht gut. nicht brot. </w:t>
+      </w:r>
+      <w:r>
+        <w:rPr>
+          <w:lang w:val="fr-FR"/>
+        </w:rPr>
+        <w:t>Suppe ! Suppe ! Suppe ! Genug</w:t>
       </w:r>
       <w:r>
         <w:rPr>
@@ -5510,31 +5451,43 @@
         <w:rPr>
           <w:lang w:val="fr-FR"/>
         </w:rPr>
-        <w:t xml:space="preserve">, la soupe infecte, le café au lait du soir un repas dérisoire. Il se plaint au chef de Kommando : </w:t>
-      </w:r>
-      <w:r>
-        <w:rPr>
-          <w:lang w:val="fr-FR"/>
+        <w:t xml:space="preserve">, la soupe infecte, le café au lait du soir un repas dérisoire. </w:t>
+      </w:r>
+      <w:r>
+        <w:rPr>
+          <w:lang w:val="de-AT"/>
+        </w:rPr>
+        <w:t xml:space="preserve">Il se plaint au chef de Kommando : </w:t>
+      </w:r>
+      <w:r>
+        <w:rPr>
+          <w:lang w:val="de-AT"/>
         </w:rPr>
         <w:t>« </w:t>
       </w:r>
       <w:r>
         <w:rPr>
-          <w:lang w:val="fr-FR"/>
+          <w:lang w:val="de-AT"/>
         </w:rPr>
         <w:t>Nicht gut essen und viel arbeit !</w:t>
       </w:r>
       <w:r>
         <w:rPr>
-          <w:lang w:val="fr-FR"/>
+          <w:lang w:val="de-AT"/>
         </w:rPr>
         <w:t> »</w:t>
       </w:r>
       <w:r>
         <w:rPr>
-          <w:lang w:val="fr-FR"/>
-        </w:rPr>
-        <w:t xml:space="preserve"> Le chef de Kommando </w:t>
+          <w:lang w:val="de-AT"/>
+        </w:rPr>
+        <w:t xml:space="preserve"> </w:t>
+      </w:r>
+      <w:r>
+        <w:rPr>
+          <w:lang w:val="fr-FR"/>
+        </w:rPr>
+        <w:t xml:space="preserve">Le chef de Kommando </w:t>
       </w:r>
       <w:r>
         <w:rPr>
@@ -5560,12 +5513,12 @@
       <w:pPr>
         <w:jc w:val="both"/>
         <w:rPr>
-          <w:lang w:val="fr-FR"/>
-        </w:rPr>
-      </w:pPr>
-      <w:r>
-        <w:rPr>
-          <w:lang w:val="fr-FR"/>
+          <w:lang w:val="de-AT"/>
+        </w:rPr>
+      </w:pPr>
+      <w:r>
+        <w:rPr>
+          <w:lang w:val="de-AT"/>
         </w:rPr>
         <w:t>Au Bauer le prisonnier dit : « Posten schlecht ! immer abgesperrt ! Sontag nicht Spazieren gehen ! Nicht lustig ! »</w:t>
       </w:r>
@@ -5574,12 +5527,12 @@
       <w:pPr>
         <w:jc w:val="both"/>
         <w:rPr>
-          <w:lang w:val="fr-FR"/>
-        </w:rPr>
-      </w:pPr>
-      <w:r>
-        <w:rPr>
-          <w:lang w:val="fr-FR"/>
+          <w:lang w:val="de-AT"/>
+        </w:rPr>
+      </w:pPr>
+      <w:r>
+        <w:rPr>
+          <w:lang w:val="de-AT"/>
         </w:rPr>
         <w:t>Et le Bauer opine.</w:t>
       </w:r>
@@ -5679,14 +5632,14 @@
         <w:spacing w:before="120"/>
         <w:jc w:val="right"/>
         <w:rPr>
-          <w:lang w:val="fr-FR"/>
+          <w:lang w:val="de-AT"/>
         </w:rPr>
       </w:pPr>
       <w:r>
         <w:rPr>
           <w:i/>
           <w:sz w:val="26"/>
-          <w:lang w:val="fr-FR"/>
+          <w:lang w:val="de-AT"/>
         </w:rPr>
         <w:t>Marburg — 5 – 12 – 1941 —</w:t>
       </w:r>
@@ -5694,12 +5647,12 @@
     <w:p>
       <w:pPr>
         <w:rPr>
-          <w:lang w:val="fr-FR"/>
-        </w:rPr>
-      </w:pPr>
-      <w:r>
-        <w:rPr>
-          <w:lang w:val="fr-FR"/>
+          <w:lang w:val="de-AT"/>
+        </w:rPr>
+      </w:pPr>
+      <w:r>
+        <w:rPr>
+          <w:lang w:val="de-AT"/>
         </w:rPr>
         <w:br w:type="page"/>
       </w:r>
@@ -5707,15 +5660,27 @@
     <w:p>
       <w:pPr>
         <w:pStyle w:val="Titre2"/>
-      </w:pPr>
-      <w:r>
+        <w:rPr>
+          <w:lang w:val="de-AT"/>
+        </w:rPr>
+      </w:pPr>
+      <w:r>
+        <w:rPr>
+          <w:lang w:val="de-AT"/>
+        </w:rPr>
         <w:lastRenderedPageBreak/>
         <w:t>« Stalag »</w:t>
       </w:r>
       <w:r>
+        <w:rPr>
+          <w:lang w:val="de-AT"/>
+        </w:rPr>
         <w:br/>
       </w:r>
       <w:r>
+        <w:rPr>
+          <w:lang w:val="de-AT"/>
+        </w:rPr>
         <w:t>Capitale des « Arbeitskommando ».</w:t>
       </w:r>
     </w:p>
@@ -6213,19 +6178,7 @@
         <w:rPr>
           <w:lang w:val="fr-FR"/>
         </w:rPr>
-        <w:t xml:space="preserve"> ! te revoilà, toi. Qu'</w:t>
-      </w:r>
-      <w:r>
-        <w:rPr>
-          <w:lang w:val="fr-FR"/>
-        </w:rPr>
-        <w:t>est-ce</w:t>
-      </w:r>
-      <w:r>
-        <w:rPr>
-          <w:lang w:val="fr-FR"/>
-        </w:rPr>
-        <w:t xml:space="preserve"> que tu as ?</w:t>
+        <w:t xml:space="preserve"> ! te revoilà, toi. Qu'est-ce que tu as ?</w:t>
       </w:r>
     </w:p>
     <w:p>
@@ -6521,14 +6474,3617 @@
         <w:rPr>
           <w:lang w:val="fr-FR"/>
         </w:rPr>
-        <w:t xml:space="preserve">Ils sont cinquante à soixante mille parqués dans les prés qui bordent la coquette station thermale de Bains-les-Bains où la guerre a passé. Il est infiniment malaisé de circuler dans cette fourmilière surpeuplée (Comment peut on savoir qu'une fourmilière est surpeuplée ?) détrempée par la pluie, et sur laquelle les tentes les plus hétéroclites naissent comme des boutons sur une peau atteinte d'urticaire. </w:t>
+        <w:t xml:space="preserve">Ils sont cinquante à soixante mille parqués dans les prés qui bordent la coquette station thermale de Bains-les-Bains où la guerre a passé. Il est infiniment malaisé de circuler dans cette fourmilière surpeuplée (Comment </w:t>
+      </w:r>
+      <w:r>
+        <w:rPr>
+          <w:lang w:val="fr-FR"/>
+        </w:rPr>
+        <w:t>peut-on</w:t>
+      </w:r>
+      <w:r>
+        <w:rPr>
+          <w:lang w:val="fr-FR"/>
+        </w:rPr>
+        <w:t xml:space="preserve"> savoir qu'une fourmilière est surpeuplée ?)</w:t>
+      </w:r>
+      <w:r>
+        <w:rPr>
+          <w:lang w:val="fr-FR"/>
+        </w:rPr>
+        <w:t>,</w:t>
+      </w:r>
+      <w:r>
+        <w:rPr>
+          <w:lang w:val="fr-FR"/>
+        </w:rPr>
+        <w:t xml:space="preserve"> détrempée par la pluie, et sur laquelle les tentes les plus hétéroclites naissent comme des boutons sur une peau atteinte d'urticaire. </w:t>
+      </w:r>
+      <w:r>
+        <w:rPr>
+          <w:lang w:val="fr-FR"/>
+        </w:rPr>
+        <w:t>Les seuls gestes</w:t>
+      </w:r>
+      <w:r>
+        <w:rPr>
+          <w:lang w:val="fr-FR"/>
+        </w:rPr>
+        <w:t xml:space="preserve"> des hommes qui s'interpellent, qui s'assoient, qui se lèvent, créent de loin un mouvement, un remous, une perspective de dessus de pot dans lequel bouillent des lentilles.</w:t>
+      </w:r>
+    </w:p>
+    <w:p>
+      <w:pPr>
+        <w:jc w:val="both"/>
+        <w:rPr>
+          <w:lang w:val="fr-FR"/>
+        </w:rPr>
+      </w:pPr>
+      <w:r>
+        <w:rPr>
+          <w:lang w:val="fr-FR"/>
+        </w:rPr>
+        <w:t>Cependant des nécessités impérieuses font se mouvoir de longues files qui méandrent dans la cohue jusqu'aux roulantes où elles s'étalent en flaques, ou jusqu'à la rivière sur les berges de laquelle elles s'alignent, s'accroupissent et libèrent des pantalons des paires de rondeurs blanches qui se mettent aussitôt à éjecter, filer, suinter ou baver dans un concert de pétarades et de gargouilles.</w:t>
+      </w:r>
+    </w:p>
+    <w:p>
+      <w:pPr>
+        <w:jc w:val="both"/>
+        <w:rPr>
+          <w:lang w:val="fr-FR"/>
+        </w:rPr>
+      </w:pPr>
+      <w:r>
+        <w:rPr>
+          <w:lang w:val="fr-FR"/>
+        </w:rPr>
+        <w:t>D'autres files se meuvent en sens inverse dans les failles de la foule. Elles sont composées des fourmis qui rapportent des matériaux et de la pitance.</w:t>
+      </w:r>
+    </w:p>
+    <w:p>
+      <w:pPr>
+        <w:jc w:val="both"/>
+        <w:rPr>
+          <w:lang w:val="fr-FR"/>
+        </w:rPr>
+      </w:pPr>
+      <w:r>
+        <w:rPr>
+          <w:lang w:val="fr-FR"/>
+        </w:rPr>
+        <w:t xml:space="preserve">Cette pitance n'est pas destinée à être mise en réserve pour que les cigales viennent en emprunter à la bise. Un quart de lentilles par homme pour la journée et une boule </w:t>
+      </w:r>
+      <w:r>
+        <w:rPr>
+          <w:lang w:val="fr-FR"/>
+        </w:rPr>
+        <w:lastRenderedPageBreak/>
+        <w:t xml:space="preserve">de pain à sept à huit pour deux ou trois jours ne souffrent pour de thésaurisation. Et on peut dire que les estomacs sont sur les dents, et que </w:t>
+      </w:r>
+      <w:r>
+        <w:rPr>
+          <w:lang w:val="fr-FR"/>
+        </w:rPr>
+        <w:t>les dents creuses conservent</w:t>
+      </w:r>
+      <w:r>
+        <w:rPr>
+          <w:lang w:val="fr-FR"/>
+        </w:rPr>
+        <w:t xml:space="preserve"> une grande partie de ce qui leur est destiné. Chaque homme </w:t>
+      </w:r>
+      <w:r>
+        <w:rPr>
+          <w:lang w:val="fr-FR"/>
+        </w:rPr>
+        <w:t xml:space="preserve">défend âprement </w:t>
+      </w:r>
+      <w:r>
+        <w:rPr>
+          <w:lang w:val="fr-FR"/>
+        </w:rPr>
+        <w:t>sa part.</w:t>
+      </w:r>
+    </w:p>
+    <w:p>
+      <w:pPr>
+        <w:rPr>
+          <w:lang w:val="fr-FR"/>
+        </w:rPr>
+      </w:pPr>
+      <w:r>
+        <w:rPr>
+          <w:lang w:val="fr-FR"/>
+        </w:rPr>
+        <w:t>— Orage sur un groupe, avalanche d'imprécations, de vociférations, d'injures, d'insinuations. Le pain du groupe a disparu mystérieusement. Sept à huit pains entiers. Ça n'est pas rien.</w:t>
+      </w:r>
+    </w:p>
+    <w:p>
+      <w:pPr>
+        <w:jc w:val="both"/>
+        <w:rPr>
+          <w:lang w:val="fr-FR"/>
+        </w:rPr>
+      </w:pPr>
+      <w:r>
+        <w:rPr>
+          <w:lang w:val="fr-FR"/>
+        </w:rPr>
+        <w:t>Les limiers se mettent en chasse, enjambent des hommes allongés, contournent les tentes qui menacent de crouler, marchent sur des pieds qui se plaignent, grognent et rouspètent, bousculent une gamelle, soulèvent subrepticement quelques coins de tentes...</w:t>
+      </w:r>
+    </w:p>
+    <w:p>
+      <w:pPr>
+        <w:jc w:val="both"/>
+        <w:rPr>
+          <w:lang w:val="fr-FR"/>
+        </w:rPr>
+      </w:pPr>
+      <w:r>
+        <w:rPr>
+          <w:lang w:val="fr-FR"/>
+        </w:rPr>
+        <w:t>A l'abri d'une de ces tentes cinq ou six pains sont suspendus à un fil de fer. Des pains qui ne sont pas mangés ; des pains appétissants et faibles, sans défense chez cet ogre aux milliers de bouches affamées, n'ont pas été dévorés ! Pourquoi sont-ils là ? D'où viennent-ils ? Quelle puissance les protège ?</w:t>
+      </w:r>
+    </w:p>
+    <w:p>
+      <w:pPr>
+        <w:rPr>
+          <w:lang w:val="fr-FR"/>
+        </w:rPr>
+      </w:pPr>
+      <w:r>
+        <w:rPr>
+          <w:lang w:val="fr-FR"/>
+        </w:rPr>
+        <w:t>— Une exclamation de surprise ! une autre d'indignation : « Quels sont les salauds qui habitent cette tente et qui ont des boules de pain en rab' pendant que les autres crèvent de faim ? » Les cinq ou six salauds rappliquent pour défendre leur trésor.</w:t>
+      </w:r>
+    </w:p>
+    <w:p>
+      <w:pPr>
+        <w:rPr>
+          <w:lang w:val="fr-FR"/>
+        </w:rPr>
+      </w:pPr>
+      <w:r>
+        <w:rPr>
+          <w:lang w:val="fr-FR"/>
+        </w:rPr>
+        <w:t xml:space="preserve">— </w:t>
+      </w:r>
+      <w:r>
+        <w:rPr>
+          <w:lang w:val="fr-FR"/>
+        </w:rPr>
+        <w:t>Tous</w:t>
+      </w:r>
+      <w:r>
+        <w:rPr>
+          <w:lang w:val="fr-FR"/>
+        </w:rPr>
+        <w:t xml:space="preserve"> gendarmes assermentés de la République française !</w:t>
+      </w:r>
+    </w:p>
+    <w:p>
+      <w:pPr>
+        <w:jc w:val="right"/>
+        <w:rPr>
+          <w:lang w:val="fr-FR"/>
+        </w:rPr>
+      </w:pPr>
+      <w:r>
+        <w:rPr>
+          <w:lang w:val="fr-FR"/>
+        </w:rPr>
+        <w:t>— Bains-les-Bains — juin 40</w:t>
+      </w:r>
+    </w:p>
+    <w:p>
+      <w:pPr>
+        <w:pStyle w:val="Titre2"/>
+      </w:pPr>
+      <w:r>
+        <w:lastRenderedPageBreak/>
+        <w:t>« Miaou »</w:t>
+      </w:r>
+    </w:p>
+    <w:p>
+      <w:pPr>
+        <w:rPr>
+          <w:lang w:val="fr-FR"/>
+        </w:rPr>
+      </w:pPr>
+      <w:r>
+        <w:rPr>
+          <w:lang w:val="fr-FR"/>
+        </w:rPr>
+        <w:t>— Hep ! tu l'as vu ?</w:t>
+      </w:r>
+    </w:p>
+    <w:p>
+      <w:pPr>
+        <w:rPr>
+          <w:lang w:val="fr-FR"/>
+        </w:rPr>
+      </w:pPr>
+      <w:r>
+        <w:rPr>
+          <w:lang w:val="fr-FR"/>
+        </w:rPr>
+        <w:t>— Quoi ? Quoi ? Où ?</w:t>
+      </w:r>
+    </w:p>
+    <w:p>
+      <w:pPr>
+        <w:rPr>
+          <w:lang w:val="fr-FR"/>
+        </w:rPr>
+      </w:pPr>
+      <w:r>
+        <w:rPr>
+          <w:lang w:val="fr-FR"/>
+        </w:rPr>
+        <w:t>— Là ! Regarde... sur le tonneau !...</w:t>
+      </w:r>
+    </w:p>
+    <w:p>
+      <w:pPr>
+        <w:rPr>
+          <w:lang w:val="fr-FR"/>
+        </w:rPr>
+      </w:pPr>
+      <w:r>
+        <w:rPr>
+          <w:lang w:val="fr-FR"/>
+        </w:rPr>
+        <w:t>— Hé ! Hé ! Ma foi, je ne dis pas non !</w:t>
+      </w:r>
+    </w:p>
+    <w:p>
+      <w:pPr>
+        <w:rPr>
+          <w:lang w:val="fr-FR"/>
+        </w:rPr>
+      </w:pPr>
+      <w:r>
+        <w:rPr>
+          <w:lang w:val="fr-FR"/>
+        </w:rPr>
+        <w:t>— On le choppe ?</w:t>
+      </w:r>
+    </w:p>
+    <w:p>
+      <w:pPr>
+        <w:rPr>
+          <w:lang w:val="fr-FR"/>
+        </w:rPr>
+      </w:pPr>
+      <w:r>
+        <w:rPr>
+          <w:lang w:val="fr-FR"/>
+        </w:rPr>
+        <w:t>— Heu... Allons-y !</w:t>
+      </w:r>
+    </w:p>
+    <w:p>
+      <w:pPr>
+        <w:rPr>
+          <w:lang w:val="fr-FR"/>
+        </w:rPr>
+      </w:pPr>
+      <w:r>
+        <w:rPr>
+          <w:lang w:val="fr-FR"/>
+        </w:rPr>
+        <w:t>— Mer</w:t>
+      </w:r>
+      <w:r>
+        <w:rPr>
+          <w:lang w:val="fr-FR"/>
+        </w:rPr>
+        <w:t>d</w:t>
+      </w:r>
+      <w:r>
+        <w:rPr>
+          <w:lang w:val="fr-FR"/>
+        </w:rPr>
+        <w:t>e ! je crois qu'il a pigé. Le voilà qui se débine.</w:t>
+      </w:r>
+    </w:p>
+    <w:p>
+      <w:pPr>
+        <w:rPr>
+          <w:lang w:val="fr-FR"/>
+        </w:rPr>
+      </w:pPr>
+      <w:r>
+        <w:rPr>
+          <w:lang w:val="fr-FR"/>
+        </w:rPr>
+        <w:t>— Il faudra tâcher de le revoir. Moi une fois, j'en ai mangé dans le civil. Pour rigoler. Il n'était pas mauvais mais il était trop vieux...</w:t>
+      </w:r>
+    </w:p>
+    <w:p>
+      <w:pPr>
+        <w:rPr>
+          <w:lang w:val="fr-FR"/>
+        </w:rPr>
+      </w:pPr>
+      <w:r>
+        <w:rPr>
+          <w:lang w:val="fr-FR"/>
+        </w:rPr>
+        <w:t>— Bien préparé !... D'ailleurs, dans les restaurants...</w:t>
+      </w:r>
+      <w:r>
+        <w:rPr>
+          <w:lang w:val="fr-FR"/>
+        </w:rPr>
+        <w:t> »</w:t>
+      </w:r>
+    </w:p>
+    <w:p>
+      <w:pPr>
+        <w:jc w:val="both"/>
+        <w:rPr>
+          <w:lang w:val="fr-FR"/>
+        </w:rPr>
+      </w:pPr>
+      <w:r>
+        <w:rPr>
+          <w:lang w:val="fr-FR"/>
+        </w:rPr>
+        <w:t>Le lendemain nos deux compères recevaient des mains d'une bonne dame un grand panier de victuailles. Le matou l'avait échappé belle ! Mais sans doute se fit il prendre ailleurs...</w:t>
+      </w:r>
+    </w:p>
+    <w:p>
+      <w:pPr>
+        <w:spacing w:before="120"/>
+        <w:jc w:val="right"/>
+        <w:rPr>
+          <w:lang w:val="fr-FR"/>
+        </w:rPr>
+      </w:pPr>
+      <w:r>
+        <w:rPr>
+          <w:i/>
+          <w:sz w:val="26"/>
+          <w:lang w:val="fr-FR"/>
+        </w:rPr>
+        <w:t>— Épinal — juillet-août 40</w:t>
+      </w:r>
+    </w:p>
+    <w:p>
+      <w:pPr>
+        <w:pStyle w:val="Titre2"/>
+      </w:pPr>
+      <w:r>
+        <w:lastRenderedPageBreak/>
+        <w:t>« Démangeaisons »</w:t>
+      </w:r>
+    </w:p>
+    <w:p>
+      <w:pPr>
+        <w:jc w:val="both"/>
+        <w:rPr>
+          <w:lang w:val="fr-FR"/>
+        </w:rPr>
+      </w:pPr>
+      <w:r>
+        <w:rPr>
+          <w:lang w:val="fr-FR"/>
+        </w:rPr>
+        <w:t>André se gratte. — Tu en as attrapé ?</w:t>
+      </w:r>
+    </w:p>
+    <w:p>
+      <w:pPr>
+        <w:rPr>
+          <w:lang w:val="fr-FR"/>
+        </w:rPr>
+      </w:pPr>
+      <w:r>
+        <w:rPr>
+          <w:lang w:val="fr-FR"/>
+        </w:rPr>
+        <w:t>— Oh ! non ! c'est le sang...</w:t>
+      </w:r>
+    </w:p>
+    <w:p>
+      <w:pPr>
+        <w:rPr>
+          <w:lang w:val="fr-FR"/>
+        </w:rPr>
+      </w:pPr>
+      <w:r>
+        <w:rPr>
+          <w:lang w:val="fr-FR"/>
+        </w:rPr>
+        <w:t>— Ah !</w:t>
+      </w:r>
+    </w:p>
+    <w:p>
+      <w:pPr>
+        <w:jc w:val="both"/>
+        <w:rPr>
+          <w:lang w:val="fr-FR"/>
+        </w:rPr>
+      </w:pPr>
+      <w:r>
+        <w:rPr>
+          <w:lang w:val="fr-FR"/>
+        </w:rPr>
+        <w:t>Deux jours après André, torse nu, prospecte les coutures de sa chemise.</w:t>
+      </w:r>
+    </w:p>
+    <w:p>
+      <w:pPr>
+        <w:rPr>
+          <w:lang w:val="fr-FR"/>
+        </w:rPr>
+      </w:pPr>
+      <w:r>
+        <w:rPr>
+          <w:lang w:val="fr-FR"/>
+        </w:rPr>
+        <w:t>— Et alors ? Les boutons de chaleur ?</w:t>
+      </w:r>
+    </w:p>
+    <w:p>
+      <w:pPr>
+        <w:rPr>
+          <w:lang w:val="fr-FR"/>
+        </w:rPr>
+      </w:pPr>
+      <w:r>
+        <w:rPr>
+          <w:lang w:val="fr-FR"/>
+        </w:rPr>
+        <w:t>— Vingt-sept !</w:t>
+      </w:r>
+    </w:p>
+    <w:p>
+      <w:pPr>
+        <w:spacing w:before="120"/>
+        <w:jc w:val="right"/>
+        <w:rPr>
+          <w:i/>
+          <w:sz w:val="26"/>
+          <w:lang w:val="fr-FR"/>
+        </w:rPr>
+      </w:pPr>
+      <w:r>
+        <w:rPr>
+          <w:i/>
+          <w:sz w:val="26"/>
+          <w:lang w:val="fr-FR"/>
+        </w:rPr>
+        <w:t>—</w:t>
+      </w:r>
+      <w:r>
+        <w:rPr>
+          <w:i/>
+          <w:sz w:val="26"/>
+          <w:lang w:val="fr-FR"/>
+        </w:rPr>
+        <w:t>Épinal — juillet-août 40</w:t>
+      </w:r>
+    </w:p>
+    <w:p>
+      <w:pPr>
+        <w:pStyle w:val="Titre2"/>
+        <w:pageBreakBefore w:val="0"/>
+      </w:pPr>
+    </w:p>
+    <w:p>
+      <w:pPr>
+        <w:pStyle w:val="Titre2"/>
+        <w:pageBreakBefore w:val="0"/>
+      </w:pPr>
+      <w:r>
+        <w:t>« Les jeux sont faits ! »</w:t>
+      </w:r>
+    </w:p>
+    <w:p>
+      <w:pPr>
+        <w:jc w:val="both"/>
+        <w:rPr>
+          <w:lang w:val="fr-FR"/>
+        </w:rPr>
+      </w:pPr>
+      <w:r>
+        <w:rPr>
+          <w:lang w:val="fr-FR"/>
+        </w:rPr>
+        <w:t xml:space="preserve">La foire bat son plein. Les prisonniers </w:t>
+      </w:r>
+      <w:r>
+        <w:rPr>
+          <w:lang w:val="fr-FR"/>
+        </w:rPr>
+        <w:t>se distraient</w:t>
+      </w:r>
+      <w:r>
+        <w:rPr>
+          <w:lang w:val="fr-FR"/>
+        </w:rPr>
+        <w:t>, vont d'une table à l'autre se délestant d'une monnaie dont ils ne savent que faire. Les tenanciers des jeux s'égosillent, s'époumo</w:t>
+      </w:r>
+      <w:r>
+        <w:rPr>
+          <w:lang w:val="fr-FR"/>
+        </w:rPr>
+        <w:t>n</w:t>
+      </w:r>
+      <w:r>
+        <w:rPr>
+          <w:lang w:val="fr-FR"/>
+        </w:rPr>
+        <w:t xml:space="preserve">nent, s'enrouent. </w:t>
+      </w:r>
+    </w:p>
+    <w:p>
+      <w:pPr>
+        <w:jc w:val="both"/>
+        <w:rPr>
+          <w:lang w:val="fr-FR"/>
+        </w:rPr>
+      </w:pPr>
+      <w:r>
+        <w:rPr>
+          <w:lang w:val="fr-FR"/>
+        </w:rPr>
+        <w:t>Les « barons » vont renflouer une table désertée.</w:t>
+      </w:r>
+      <w:r>
+        <w:rPr>
+          <w:lang w:val="fr-FR"/>
+        </w:rPr>
+        <w:t xml:space="preserve"> </w:t>
+      </w:r>
+      <w:r>
+        <w:rPr>
+          <w:lang w:val="fr-FR"/>
+        </w:rPr>
+        <w:t>Des joueurs les suivent, la table disparaît dans une grappe d'hommes. Les « barons » s'éclipsent en comptant tout haut de fabuleux bénéfices. On n'entend plus que la voix du taulier : Misez ! Faites vos jeux !</w:t>
+      </w:r>
+      <w:r>
+        <w:rPr>
+          <w:lang w:val="fr-FR"/>
+        </w:rPr>
+        <w:t xml:space="preserve"> </w:t>
+      </w:r>
+      <w:r>
+        <w:rPr>
+          <w:lang w:val="fr-FR"/>
+        </w:rPr>
+        <w:t xml:space="preserve">Misez faites vos jeux ! </w:t>
+      </w:r>
+      <w:r>
+        <w:rPr>
+          <w:lang w:val="fr-FR"/>
+        </w:rPr>
+        <w:t>—</w:t>
+      </w:r>
+      <w:r>
+        <w:rPr>
+          <w:lang w:val="fr-FR"/>
+        </w:rPr>
+        <w:t xml:space="preserve"> </w:t>
+      </w:r>
+      <w:r>
+        <w:rPr>
+          <w:lang w:val="fr-FR"/>
+        </w:rPr>
+        <w:t xml:space="preserve">Je rembourse cinq fois la mise au numéro gagnant. Allons, messieurs misez ! faites vos jeux ! » Et le bruit du nickel sur le bois. Une roulette est installée sous une </w:t>
+      </w:r>
+      <w:r>
+        <w:rPr>
+          <w:lang w:val="fr-FR"/>
+        </w:rPr>
+        <w:lastRenderedPageBreak/>
+        <w:t>affiche d'interdiction des jeux d'argent. Une sentinelle y sacrifie un billet de un mark.</w:t>
+      </w:r>
+    </w:p>
+    <w:p>
+      <w:pPr>
+        <w:jc w:val="both"/>
+        <w:rPr>
+          <w:lang w:val="fr-FR"/>
+        </w:rPr>
+      </w:pPr>
+      <w:r>
+        <w:rPr>
+          <w:lang w:val="fr-FR"/>
+        </w:rPr>
+        <w:t>Remous soudain ; bousculades. Quelqu'un a crié « vingt-deux ! » Les groupes se dispersent, les hommes s'éparpillent, les tauliers s'éclipsent subrepticement.</w:t>
+      </w:r>
+    </w:p>
+    <w:p>
+      <w:pPr>
+        <w:jc w:val="both"/>
+        <w:rPr>
+          <w:lang w:val="fr-FR"/>
+        </w:rPr>
+      </w:pPr>
+      <w:r>
+        <w:rPr>
+          <w:lang w:val="fr-FR"/>
+        </w:rPr>
+        <w:t>Quelques-uns</w:t>
+      </w:r>
+      <w:r>
+        <w:rPr>
+          <w:lang w:val="fr-FR"/>
+        </w:rPr>
+        <w:t xml:space="preserve"> cependant n'ont pas échappé au coup d'œil investigateur du Commandant du camp qui a motivé cette panique. Il les conduit au poste sous l'œil amusé des clients qui ont perdu pas mal de pièces de vingt sous.</w:t>
+      </w:r>
+    </w:p>
+    <w:p>
+      <w:pPr>
+        <w:jc w:val="both"/>
+        <w:rPr>
+          <w:lang w:val="fr-FR"/>
+        </w:rPr>
+      </w:pPr>
+      <w:r>
+        <w:rPr>
+          <w:lang w:val="fr-FR"/>
+        </w:rPr>
+        <w:t>Et ces clients à leur tour de crier rondement sur le passage des malheureux tauliers :</w:t>
+      </w:r>
+    </w:p>
+    <w:p>
+      <w:pPr>
+        <w:rPr>
+          <w:lang w:val="fr-FR"/>
+        </w:rPr>
+      </w:pPr>
+      <w:r>
+        <w:rPr>
+          <w:lang w:val="fr-FR"/>
+        </w:rPr>
+        <w:t>— « Les tauliers sont « faits » ? Rien ne va plus ! »</w:t>
+      </w:r>
+    </w:p>
+    <w:p>
+      <w:pPr>
+        <w:spacing w:before="120"/>
+        <w:jc w:val="right"/>
+        <w:rPr>
+          <w:lang w:val="fr-FR"/>
+        </w:rPr>
+      </w:pPr>
+      <w:r>
+        <w:rPr>
+          <w:i/>
+          <w:sz w:val="26"/>
+          <w:lang w:val="fr-FR"/>
+        </w:rPr>
+        <w:t>— Épinal — juillet-août 40</w:t>
+      </w:r>
+    </w:p>
+    <w:p>
+      <w:pPr>
+        <w:pStyle w:val="Titre2"/>
+      </w:pPr>
+      <w:r>
+        <w:lastRenderedPageBreak/>
+        <w:t>« Les Sauvages »</w:t>
+      </w:r>
+    </w:p>
+    <w:p>
+      <w:pPr>
+        <w:jc w:val="both"/>
+        <w:rPr>
+          <w:lang w:val="fr-FR"/>
+        </w:rPr>
+      </w:pPr>
+      <w:r>
+        <w:rPr>
+          <w:lang w:val="fr-FR"/>
+        </w:rPr>
+        <w:t>Grande affluence aux alentours de la porte d'entrée du camp. La sentinelle a beaucoup de mal à empêcher l'envahissement de la zone interdite. Pour contenir le flot envahisseur il doit pousser quelques Raus (RR a ouss !) effrayants et distribuer quelques coups de crosse. C'est l'heure à laquelle les civils pouvaient venir voir des prisonniers et leur apporter des paquets. Les heureux bénéficiaires serrent leur trésor sous leurs bras, se faufilent dans la foule de ceux qui ne savent au juste pourquoi ils sont là puisqu'ils n'attendent ni rien, ni personne.</w:t>
+      </w:r>
+    </w:p>
+    <w:p>
+      <w:pPr>
+        <w:jc w:val="both"/>
+        <w:rPr>
+          <w:lang w:val="fr-FR"/>
+        </w:rPr>
+      </w:pPr>
+      <w:r>
+        <w:rPr>
+          <w:lang w:val="fr-FR"/>
+        </w:rPr>
+        <w:t>Mais qui sait ? Des fois il vient des donneurs bénévoles. Et si on est là, ma foi, on peut des fois en profiter. Voici justement une fillette qui ne trouve pas le destinataire d'un panier de provisions. L'heure passe. Il va falloir qu'elle s'en aille. Mais, les provisions ? Elle fait un signe à la foule des curieux prêts à toute éventualité.</w:t>
+      </w:r>
+      <w:r>
+        <w:rPr>
+          <w:lang w:val="fr-FR"/>
+        </w:rPr>
+        <w:t> </w:t>
+      </w:r>
+      <w:r>
+        <w:rPr>
+          <w:lang w:val="fr-FR"/>
+        </w:rPr>
+        <w:t>Elle n'a pas eu besoin de répéter deux fois le signe, la brave petite</w:t>
+      </w:r>
+      <w:r>
+        <w:rPr>
+          <w:lang w:val="fr-FR"/>
+        </w:rPr>
+        <w:t> ?</w:t>
+      </w:r>
+      <w:r>
+        <w:rPr>
+          <w:lang w:val="fr-FR"/>
+        </w:rPr>
+        <w:t xml:space="preserve"> Cinq, dix, vingt énergumènes enjambent le barrage, se précipitent </w:t>
+      </w:r>
+      <w:r>
+        <w:rPr>
+          <w:lang w:val="fr-FR"/>
+        </w:rPr>
+        <w:t>à</w:t>
+      </w:r>
+      <w:r>
+        <w:rPr>
+          <w:lang w:val="fr-FR"/>
+        </w:rPr>
+        <w:t xml:space="preserve"> fond de train, assaillent littéralement la fillette, la bousculent, l'houspillent</w:t>
+      </w:r>
+      <w:r>
+        <w:rPr>
+          <w:lang w:val="fr-FR"/>
+        </w:rPr>
+        <w:t>…</w:t>
+      </w:r>
+      <w:r>
+        <w:rPr>
+          <w:lang w:val="fr-FR"/>
+        </w:rPr>
+        <w:t xml:space="preserve"> vont l'écraser. Le panier lui est arraché des mains et la lutte est chaude pour la possession du contenu. La sentinelle intervient ; les énergumènes rentrent dans le rang sans un merci, sans un regard pour la fillette qui n'a pas réalisé ce qui lui est arrivé et qui pleure.</w:t>
+      </w:r>
+    </w:p>
+    <w:p>
+      <w:pPr>
+        <w:jc w:val="both"/>
+        <w:rPr>
+          <w:lang w:val="fr-FR"/>
+        </w:rPr>
+      </w:pPr>
+      <w:r>
+        <w:rPr>
+          <w:lang w:val="fr-FR"/>
+        </w:rPr>
+        <w:lastRenderedPageBreak/>
+        <w:t>Pauvre petite ! Brave petite !</w:t>
+      </w:r>
+    </w:p>
+    <w:p>
+      <w:pPr>
+        <w:jc w:val="both"/>
+        <w:rPr>
+          <w:lang w:val="fr-FR"/>
+        </w:rPr>
+      </w:pPr>
+      <w:r>
+        <w:rPr>
+          <w:lang w:val="fr-FR"/>
+        </w:rPr>
+        <w:t>J'ai envie de me battre.</w:t>
+      </w:r>
+    </w:p>
+    <w:p>
+      <w:pPr>
+        <w:jc w:val="both"/>
+        <w:rPr>
+          <w:lang w:val="fr-FR"/>
+        </w:rPr>
+      </w:pPr>
+      <w:r>
+        <w:rPr>
+          <w:lang w:val="fr-FR"/>
+        </w:rPr>
+        <w:t>Puis j'ai envie de pleurer.</w:t>
+      </w:r>
+    </w:p>
+    <w:p>
+      <w:pPr>
+        <w:spacing w:before="120"/>
+        <w:jc w:val="right"/>
+        <w:rPr>
+          <w:lang w:val="fr-FR"/>
+        </w:rPr>
+      </w:pPr>
+      <w:r>
+        <w:rPr>
+          <w:i/>
+          <w:sz w:val="26"/>
+          <w:lang w:val="fr-FR"/>
+        </w:rPr>
+        <w:t>— Épinal — juillet 1940</w:t>
+      </w:r>
+    </w:p>
+    <w:p>
+      <w:pPr>
+        <w:pStyle w:val="Titre2"/>
+        <w:pageBreakBefore w:val="0"/>
+      </w:pPr>
+      <w:r>
+        <w:t>« Tel que ! »</w:t>
+      </w:r>
+    </w:p>
+    <w:p>
+      <w:pPr>
+        <w:jc w:val="both"/>
+        <w:rPr>
+          <w:lang w:val="fr-FR"/>
+        </w:rPr>
+      </w:pPr>
+      <w:r>
+        <w:rPr>
+          <w:lang w:val="fr-FR"/>
+        </w:rPr>
+        <w:t>Un Soudanais dit à un métropolitain : « Moi y'en avons compris maintenant ! Moi y'en a devenir anarchiste ! »</w:t>
+      </w:r>
+    </w:p>
+    <w:p>
+      <w:pPr>
+        <w:spacing w:before="120"/>
+        <w:jc w:val="right"/>
+        <w:rPr>
+          <w:lang w:val="fr-FR"/>
+        </w:rPr>
+      </w:pPr>
+      <w:r>
+        <w:rPr>
+          <w:i/>
+          <w:sz w:val="26"/>
+          <w:lang w:val="fr-FR"/>
+        </w:rPr>
+        <w:t>— Épinal —</w:t>
+      </w:r>
+    </w:p>
+    <w:p>
+      <w:pPr>
+        <w:pStyle w:val="Titre2"/>
+      </w:pPr>
+      <w:r>
+        <w:lastRenderedPageBreak/>
+        <w:t>« Parfums »</w:t>
+      </w:r>
+    </w:p>
+    <w:p>
+      <w:pPr>
+        <w:jc w:val="both"/>
+        <w:rPr>
+          <w:lang w:val="fr-FR"/>
+        </w:rPr>
+      </w:pPr>
+      <w:r>
+        <w:rPr>
+          <w:lang w:val="fr-FR"/>
+        </w:rPr>
+        <w:t xml:space="preserve">Quarante dans le wagon qui les conduit en Allemagne, </w:t>
+      </w:r>
+      <w:r>
+        <w:rPr>
+          <w:lang w:val="fr-FR"/>
+        </w:rPr>
+        <w:t>« </w:t>
+      </w:r>
+      <w:r>
+        <w:rPr>
+          <w:lang w:val="fr-FR"/>
+        </w:rPr>
+        <w:t>En Allemagne, bel et bien !</w:t>
+      </w:r>
+      <w:r>
+        <w:rPr>
+          <w:lang w:val="fr-FR"/>
+        </w:rPr>
+        <w:t> »</w:t>
+      </w:r>
+      <w:r>
+        <w:rPr>
+          <w:lang w:val="fr-FR"/>
+        </w:rPr>
+        <w:t xml:space="preserve"> Un inextricable fouillis de jambes, de corps assis, allongés, recroquevillés pêle-mêle, dans tous les sens. Trois ou quatre curieux me guettent par le portillon.</w:t>
+      </w:r>
+    </w:p>
+    <w:p>
+      <w:pPr>
+        <w:jc w:val="both"/>
+        <w:rPr>
+          <w:lang w:val="fr-FR"/>
+        </w:rPr>
+      </w:pPr>
+      <w:r>
+        <w:rPr>
+          <w:lang w:val="fr-FR"/>
+        </w:rPr>
+        <w:t>Plusieurs hommes tenaillés par les coliques tiennent leur ventre à deux mains, n'ont plus la force de se plaindre. Ils sont enfermés depuis une vingtaine d'heures. Dans la nuit, déjà trois ou quatre ont succombé à la force centrifuge qui leur tordait les boyaux, se sont libérés dans un linge, une chemise, dans leurs pantalons qu'ils ont ensuite passés par le portillon. Une odeur</w:t>
+      </w:r>
+      <w:r>
+        <w:rPr>
+          <w:lang w:val="fr-FR"/>
+        </w:rPr>
+        <w:t xml:space="preserve"> </w:t>
+      </w:r>
+      <w:r>
+        <w:rPr>
+          <w:lang w:val="fr-FR"/>
+        </w:rPr>
+        <w:t>écœurante règne dans le wagon.</w:t>
+      </w:r>
+    </w:p>
+    <w:p>
+      <w:pPr>
+        <w:jc w:val="both"/>
+        <w:rPr>
+          <w:lang w:val="fr-FR"/>
+        </w:rPr>
+      </w:pPr>
+      <w:r>
+        <w:rPr>
+          <w:lang w:val="fr-FR"/>
+        </w:rPr>
+        <w:t>... Dans ce coin particulièrement. Pourtant personne n'a encore baissé ses culottes ici. Mais l'homme assis dans le coin ne se lève jamais, ne bouge pas. Son visage est tout pâle et il a un pauvre regard martyr qui se fait encore plus triste et inquiet lorsque quelqu'un rappelle que « ça pue drôlement »</w:t>
+      </w:r>
+    </w:p>
+    <w:p>
+      <w:pPr>
+        <w:jc w:val="both"/>
+        <w:rPr>
+          <w:lang w:val="fr-FR"/>
+        </w:rPr>
+      </w:pPr>
+      <w:r>
+        <w:rPr>
+          <w:lang w:val="fr-FR"/>
+        </w:rPr>
+        <w:t xml:space="preserve">« </w:t>
+      </w:r>
+      <w:r>
+        <w:rPr>
+          <w:lang w:val="fr-FR"/>
+        </w:rPr>
+        <w:t>—</w:t>
+      </w:r>
+      <w:r>
+        <w:rPr>
+          <w:lang w:val="fr-FR"/>
+        </w:rPr>
+        <w:t xml:space="preserve"> </w:t>
+      </w:r>
+      <w:r>
+        <w:rPr>
+          <w:lang w:val="fr-FR"/>
+        </w:rPr>
+        <w:t xml:space="preserve">Pauvre type </w:t>
+      </w:r>
+      <w:r>
+        <w:rPr>
+          <w:lang w:val="fr-FR"/>
+        </w:rPr>
+        <w:t>—</w:t>
+      </w:r>
+      <w:r>
+        <w:rPr>
+          <w:lang w:val="fr-FR"/>
+        </w:rPr>
+        <w:t xml:space="preserve"> Il doit avoir tout lâché dans ses frocs</w:t>
+      </w:r>
+      <w:r>
+        <w:rPr>
+          <w:lang w:val="fr-FR"/>
+        </w:rPr>
+        <w:t> ! »</w:t>
+      </w:r>
+    </w:p>
+    <w:p>
+      <w:pPr>
+        <w:rPr>
+          <w:lang w:val="fr-FR"/>
+        </w:rPr>
+      </w:pPr>
+      <w:r>
+        <w:rPr>
+          <w:lang w:val="fr-FR"/>
+        </w:rPr>
+        <w:t>— Ah ! que j'avais mal aux dents !</w:t>
+      </w:r>
+    </w:p>
+    <w:p>
+      <w:pPr>
+        <w:jc w:val="right"/>
+        <w:rPr>
+          <w:lang w:val="fr-FR"/>
+        </w:rPr>
+      </w:pPr>
+      <w:r>
+        <w:rPr>
+          <w:lang w:val="fr-FR"/>
+        </w:rPr>
+        <w:t>(Voyage Épinal - Kaisersteinbrücke)</w:t>
+      </w:r>
+    </w:p>
+    <w:p>
+      <w:pPr>
+        <w:pStyle w:val="Titre2"/>
+      </w:pPr>
+      <w:r>
+        <w:lastRenderedPageBreak/>
+        <w:t>« Gueuletons »</w:t>
+      </w:r>
+    </w:p>
+    <w:p>
+      <w:pPr>
+        <w:jc w:val="both"/>
+        <w:rPr>
+          <w:lang w:val="fr-FR"/>
+        </w:rPr>
+      </w:pPr>
+      <w:r>
+        <w:rPr>
+          <w:lang w:val="fr-FR"/>
+        </w:rPr>
+        <w:t xml:space="preserve">Après avoir englouti la maigre gamelle du Stalag, qui laisse l'estomac suspendu à l'œsophage, </w:t>
+      </w:r>
+      <w:r>
+        <w:rPr>
+          <w:lang w:val="fr-FR"/>
+        </w:rPr>
+        <w:t>lequel</w:t>
+      </w:r>
+      <w:r>
+        <w:rPr>
+          <w:lang w:val="fr-FR"/>
+        </w:rPr>
+        <w:t xml:space="preserve"> œsophage implore la bouche qui mastique du vide, les prisonniers parlent de plantureux repas.</w:t>
+      </w:r>
+    </w:p>
+    <w:p>
+      <w:pPr>
+        <w:rPr>
+          <w:lang w:val="fr-FR"/>
+        </w:rPr>
+      </w:pPr>
+      <w:r>
+        <w:rPr>
+          <w:lang w:val="fr-FR"/>
+        </w:rPr>
+        <w:t>— « Quand nous serons devant un bon poulet... »</w:t>
+      </w:r>
+    </w:p>
+    <w:p>
+      <w:pPr>
+        <w:rPr>
+          <w:lang w:val="fr-FR"/>
+        </w:rPr>
+      </w:pPr>
+      <w:r>
+        <w:rPr>
+          <w:lang w:val="fr-FR"/>
+        </w:rPr>
+        <w:t>— « Parle-moi plutôt d'un bon cassoulet, avec du canard parmi les haricots... ou quelques bouts de saucisse à la rigueur... »</w:t>
+      </w:r>
+    </w:p>
+    <w:p>
+      <w:pPr>
+        <w:rPr>
+          <w:lang w:val="fr-FR"/>
+        </w:rPr>
+      </w:pPr>
+      <w:r>
+        <w:rPr>
+          <w:lang w:val="fr-FR"/>
+        </w:rPr>
+        <w:t>— Que dirais-tu d'un beafteack-pommes frites ? »</w:t>
+      </w:r>
+    </w:p>
+    <w:p>
+      <w:pPr>
+        <w:rPr>
+          <w:lang w:val="fr-FR"/>
+        </w:rPr>
+      </w:pPr>
+      <w:r>
+        <w:rPr>
+          <w:lang w:val="fr-FR"/>
+        </w:rPr>
+        <w:t>— Et de deux œufs sur le plat avec un bout de jambon large comme la main ?</w:t>
+      </w:r>
+    </w:p>
+    <w:p>
+      <w:pPr>
+        <w:rPr>
+          <w:lang w:val="fr-FR"/>
+        </w:rPr>
+      </w:pPr>
+      <w:r>
+        <w:rPr>
+          <w:lang w:val="fr-FR"/>
+        </w:rPr>
+        <w:t>— Moi je préfère la langouste à l'américaine !</w:t>
+      </w:r>
+    </w:p>
+    <w:p>
+      <w:pPr>
+        <w:rPr>
+          <w:lang w:val="fr-FR"/>
+        </w:rPr>
+      </w:pPr>
+      <w:r>
+        <w:rPr>
+          <w:lang w:val="fr-FR"/>
+        </w:rPr>
+        <w:t xml:space="preserve">— </w:t>
+      </w:r>
+      <w:r>
+        <w:rPr>
+          <w:lang w:val="fr-FR"/>
+        </w:rPr>
+        <w:t>Ç</w:t>
+      </w:r>
+      <w:r>
+        <w:rPr>
+          <w:lang w:val="fr-FR"/>
+        </w:rPr>
+        <w:t>ui-là ! alors !</w:t>
+      </w:r>
+    </w:p>
+    <w:p>
+      <w:pPr>
+        <w:rPr>
+          <w:lang w:val="fr-FR"/>
+        </w:rPr>
+      </w:pPr>
+      <w:r>
+        <w:rPr>
+          <w:lang w:val="fr-FR"/>
+        </w:rPr>
+        <w:t>— Hé ! dis-donc, quand nous irons aux « roussillous » !</w:t>
+      </w:r>
+      <w:r>
+        <w:rPr>
+          <w:lang w:val="fr-FR"/>
+        </w:rPr>
+        <w:t xml:space="preserve"> </w:t>
+      </w:r>
+      <w:r>
+        <w:rPr>
+          <w:lang w:val="fr-FR"/>
+        </w:rPr>
+        <w:t>Qu'on en fera frire dans la poêle, avec du jambon !</w:t>
+      </w:r>
+    </w:p>
+    <w:p>
+      <w:pPr>
+        <w:jc w:val="both"/>
+        <w:rPr>
+          <w:lang w:val="fr-FR"/>
+        </w:rPr>
+      </w:pPr>
+      <w:r>
+        <w:rPr>
+          <w:lang w:val="fr-FR"/>
+        </w:rPr>
+        <w:t>Tiens</w:t>
+      </w:r>
+      <w:r>
+        <w:rPr>
+          <w:lang w:val="fr-FR"/>
+        </w:rPr>
+        <w:t>, tu retournes le jambon, comme ça ! (Il fait le signe de saisir le jambon entre les pouces et index des deux mains, de retirer vivement ses mains en les secouant un peu comme s'il s'était brûlé, puis lèche les doigts que vont humecter du jus de jambon.) Hum ! milo</w:t>
+      </w:r>
+      <w:r>
+        <w:rPr>
+          <w:lang w:val="fr-FR"/>
+        </w:rPr>
+        <w:t>u</w:t>
+      </w:r>
+      <w:r>
+        <w:rPr>
+          <w:lang w:val="fr-FR"/>
+        </w:rPr>
+        <w:t xml:space="preserve"> Di</w:t>
+      </w:r>
+      <w:r>
+        <w:rPr>
+          <w:lang w:val="fr-FR"/>
+        </w:rPr>
+        <w:t>o</w:t>
+      </w:r>
+      <w:r>
+        <w:rPr>
+          <w:lang w:val="fr-FR"/>
+        </w:rPr>
+        <w:t>us ! »</w:t>
+      </w:r>
+    </w:p>
+    <w:p>
+      <w:pPr>
+        <w:jc w:val="both"/>
+        <w:rPr>
+          <w:lang w:val="fr-FR"/>
+        </w:rPr>
+      </w:pPr>
+      <w:r>
+        <w:rPr>
+          <w:lang w:val="fr-FR"/>
+        </w:rPr>
+        <w:t xml:space="preserve">« Et le pain ne </w:t>
+      </w:r>
+      <w:r>
+        <w:rPr>
+          <w:lang w:val="fr-FR"/>
+        </w:rPr>
+        <w:t>voient</w:t>
+      </w:r>
+      <w:r>
+        <w:rPr>
+          <w:lang w:val="fr-FR"/>
+        </w:rPr>
+        <w:t xml:space="preserve"> </w:t>
+      </w:r>
+      <w:r>
+        <w:rPr>
+          <w:lang w:val="fr-FR"/>
+        </w:rPr>
+        <w:t xml:space="preserve">- </w:t>
+      </w:r>
+      <w:r>
+        <w:rPr>
+          <w:lang w:val="fr-FR"/>
+        </w:rPr>
+        <w:t>pas même</w:t>
+      </w:r>
+      <w:r>
+        <w:rPr>
+          <w:lang w:val="fr-FR"/>
+        </w:rPr>
+        <w:t xml:space="preserve"> -</w:t>
+      </w:r>
+      <w:r>
+        <w:rPr>
+          <w:lang w:val="fr-FR"/>
+        </w:rPr>
+        <w:t xml:space="preserve"> aux fenêtres »</w:t>
+      </w:r>
+    </w:p>
+    <w:p>
+      <w:pPr>
+        <w:spacing w:before="120"/>
+        <w:jc w:val="right"/>
+        <w:rPr>
+          <w:lang w:val="fr-FR"/>
+        </w:rPr>
+      </w:pPr>
+      <w:r>
+        <w:rPr>
+          <w:i/>
+          <w:sz w:val="26"/>
+          <w:lang w:val="fr-FR"/>
+        </w:rPr>
+        <w:t>Kaiserstenbrück - Août 40</w:t>
+      </w:r>
+    </w:p>
+    <w:p>
+      <w:pPr>
+        <w:pStyle w:val="Titre2"/>
+      </w:pPr>
+      <w:r>
+        <w:lastRenderedPageBreak/>
+        <w:t>« Chiffres »</w:t>
+      </w:r>
+    </w:p>
+    <w:p>
+      <w:pPr>
+        <w:rPr>
+          <w:lang w:val="fr-FR"/>
+        </w:rPr>
+      </w:pPr>
+      <w:r>
+        <w:rPr>
+          <w:lang w:val="fr-FR"/>
+        </w:rPr>
+        <w:t>— Combien la gamelle de tambouille ?</w:t>
+      </w:r>
+    </w:p>
+    <w:p>
+      <w:pPr>
+        <w:rPr>
+          <w:lang w:val="fr-FR"/>
+        </w:rPr>
+      </w:pPr>
+      <w:r>
+        <w:rPr>
+          <w:lang w:val="fr-FR"/>
+        </w:rPr>
+        <w:t>— Cinquante balles !</w:t>
+      </w:r>
+    </w:p>
+    <w:p>
+      <w:pPr>
+        <w:rPr>
+          <w:lang w:val="fr-FR"/>
+        </w:rPr>
+      </w:pPr>
+      <w:r>
+        <w:rPr>
+          <w:lang w:val="fr-FR"/>
+        </w:rPr>
+        <w:t>— Ces cuistots, quand même, quels enculés ! »</w:t>
+      </w:r>
+    </w:p>
+    <w:p>
+      <w:pPr>
+        <w:jc w:val="both"/>
+        <w:rPr>
+          <w:lang w:val="fr-FR"/>
+        </w:rPr>
+      </w:pPr>
+      <w:r>
+        <w:rPr>
+          <w:lang w:val="fr-FR"/>
+        </w:rPr>
+        <w:t>On leur achète tout de même la gamelle qui appartient à la collectivité.</w:t>
+      </w:r>
+    </w:p>
+    <w:p>
+      <w:pPr>
+        <w:rPr>
+          <w:lang w:val="fr-FR"/>
+        </w:rPr>
+      </w:pPr>
+      <w:r>
+        <w:rPr>
+          <w:lang w:val="fr-FR"/>
+        </w:rPr>
+        <w:t>— Et le morceau de pain ?</w:t>
+      </w:r>
+    </w:p>
+    <w:p>
+      <w:pPr>
+        <w:rPr>
+          <w:lang w:val="fr-FR"/>
+        </w:rPr>
+      </w:pPr>
+      <w:r>
+        <w:rPr>
+          <w:lang w:val="fr-FR"/>
+        </w:rPr>
+        <w:t>— Cinquante, cent, cent cinquante francs. La boule monte à cinq cents et mille balles. Le paquet de tabac à cent cinquante et deux cents !</w:t>
+      </w:r>
+    </w:p>
+    <w:p>
+      <w:pPr>
+        <w:jc w:val="both"/>
+        <w:rPr>
+          <w:lang w:val="fr-FR"/>
+        </w:rPr>
+      </w:pPr>
+      <w:r>
+        <w:rPr>
+          <w:lang w:val="fr-FR"/>
+        </w:rPr>
+        <w:t xml:space="preserve">La demande ne souffre pas de </w:t>
+      </w:r>
+      <w:r>
+        <w:rPr>
+          <w:lang w:val="fr-FR"/>
+        </w:rPr>
+        <w:t>pudeur</w:t>
+      </w:r>
+      <w:r>
+        <w:rPr>
+          <w:lang w:val="fr-FR"/>
+        </w:rPr>
+        <w:t xml:space="preserve"> et l'offre ne connaît pas de bornes. La fringale de la possession </w:t>
+      </w:r>
+      <w:r>
+        <w:rPr>
+          <w:lang w:val="fr-FR"/>
+        </w:rPr>
+        <w:t>d</w:t>
+      </w:r>
+      <w:r>
+        <w:rPr>
+          <w:lang w:val="fr-FR"/>
+        </w:rPr>
+        <w:t>'argent exploite celle des estomacs.</w:t>
+      </w:r>
+    </w:p>
+    <w:p>
+      <w:pPr>
+        <w:jc w:val="both"/>
+        <w:rPr>
+          <w:lang w:val="fr-FR"/>
+        </w:rPr>
+      </w:pPr>
+      <w:r>
+        <w:rPr>
+          <w:lang w:val="fr-FR"/>
+        </w:rPr>
+        <w:t>Ces juifs quand même !</w:t>
+      </w:r>
+    </w:p>
+    <w:p>
+      <w:pPr>
+        <w:spacing w:before="120"/>
+        <w:jc w:val="right"/>
+        <w:rPr>
+          <w:lang w:val="fr-FR"/>
+        </w:rPr>
+      </w:pPr>
+      <w:r>
+        <w:rPr>
+          <w:i/>
+          <w:sz w:val="26"/>
+          <w:lang w:val="fr-FR"/>
+        </w:rPr>
+        <w:t>Kaiserstenbrück août 40</w:t>
+      </w:r>
+    </w:p>
+    <w:p>
+      <w:pPr>
+        <w:pStyle w:val="Titre2"/>
+      </w:pPr>
+      <w:r>
+        <w:lastRenderedPageBreak/>
+        <w:t>« Leçon ! »</w:t>
+      </w:r>
+    </w:p>
+    <w:p>
+      <w:pPr>
+        <w:jc w:val="both"/>
+        <w:rPr>
+          <w:lang w:val="fr-FR"/>
+        </w:rPr>
+      </w:pPr>
+      <w:r>
+        <w:rPr>
+          <w:lang w:val="fr-FR"/>
+        </w:rPr>
+        <w:t>Premier</w:t>
+      </w:r>
+      <w:r>
+        <w:rPr>
+          <w:lang w:val="fr-FR"/>
+        </w:rPr>
+        <w:t xml:space="preserve"> Dimanche au Kommando. La sentinelle demande quatre ou cinq volontaires pour la matinée. Il s'agit d'aider un civil à charger, transporter un camion de briques qu'on chargera de bois pour le retour. Un travail d'une paire d'heures. Promesse d'un bon casse-croûte arrosé, et de cigarettes. Le seul mot de casse-croûte fait bondir cinq hommes.</w:t>
+      </w:r>
+    </w:p>
+    <w:p>
+      <w:pPr>
+        <w:jc w:val="both"/>
+        <w:rPr>
+          <w:lang w:val="fr-FR"/>
+        </w:rPr>
+      </w:pPr>
+      <w:r>
+        <w:rPr>
+          <w:lang w:val="fr-FR"/>
+        </w:rPr>
+        <w:t>Ils s'en retournent à une heure de l'après-midi, au Kommando. La faim les tenaille. Ils ont travaillé dur cinq heures de rang et touché chacun... dix cigarettes. Drama ! Il y en a un qui a perdu son portefeuille et son stylo.</w:t>
+      </w:r>
+    </w:p>
+    <w:p>
+      <w:pPr>
+        <w:jc w:val="both"/>
+        <w:rPr>
+          <w:lang w:val="fr-FR"/>
+        </w:rPr>
+      </w:pPr>
+      <w:r>
+        <w:rPr>
+          <w:lang w:val="fr-FR"/>
+        </w:rPr>
+        <w:t>« On m'y reprendra, aux volontaires ! »</w:t>
+      </w:r>
+    </w:p>
+    <w:p>
+      <w:pPr>
+        <w:spacing w:before="120"/>
+        <w:jc w:val="right"/>
+        <w:rPr>
+          <w:lang w:val="fr-FR"/>
+        </w:rPr>
+      </w:pPr>
+      <w:r>
+        <w:rPr>
+          <w:i/>
+          <w:sz w:val="26"/>
+          <w:lang w:val="fr-FR"/>
+        </w:rPr>
+        <w:t>— Güssing — Septembre 40 —</w:t>
+      </w:r>
+    </w:p>
+    <w:p>
+      <w:pPr>
+        <w:pStyle w:val="Titre2"/>
+      </w:pPr>
+      <w:r>
+        <w:lastRenderedPageBreak/>
+        <w:t>« Prêtés et Rendus »</w:t>
+      </w:r>
+    </w:p>
+    <w:p>
+      <w:pPr>
+        <w:jc w:val="both"/>
+        <w:rPr>
+          <w:lang w:val="fr-FR"/>
+        </w:rPr>
+      </w:pPr>
+      <w:r>
+        <w:rPr>
+          <w:lang w:val="fr-FR"/>
+        </w:rPr>
+        <w:t>X : — T'as pas un feuillet à cigarette ?</w:t>
+      </w:r>
+    </w:p>
+    <w:p>
+      <w:pPr>
+        <w:jc w:val="both"/>
+        <w:rPr>
+          <w:lang w:val="fr-FR"/>
+        </w:rPr>
+      </w:pPr>
+      <w:r>
+        <w:rPr>
+          <w:lang w:val="fr-FR"/>
+        </w:rPr>
+        <w:t>Y : — Vous êtes chiants à la fin. Si vous croyez que je vais donner des feuillets à tout le monde ! Après je serai marron, moi ! Demmerde-toi !</w:t>
+      </w:r>
+    </w:p>
+    <w:p>
+      <w:pPr>
+        <w:jc w:val="both"/>
+        <w:rPr>
+          <w:lang w:val="fr-FR"/>
+        </w:rPr>
+      </w:pPr>
+      <w:r>
+        <w:rPr>
+          <w:lang w:val="fr-FR"/>
+        </w:rPr>
+        <w:t>X : — C'est le premier que je te demande et le dernier !</w:t>
+      </w:r>
+    </w:p>
+    <w:p>
+      <w:pPr>
+        <w:jc w:val="both"/>
+        <w:rPr>
+          <w:lang w:val="fr-FR"/>
+        </w:rPr>
+      </w:pPr>
+      <w:r>
+        <w:rPr>
+          <w:lang w:val="fr-FR"/>
+        </w:rPr>
+        <w:t>Un mois plus tard X a reçu un colis avec des feuillets et du tabac.</w:t>
+      </w:r>
+    </w:p>
+    <w:p>
+      <w:pPr>
+        <w:jc w:val="both"/>
+        <w:rPr>
+          <w:lang w:val="fr-FR"/>
+        </w:rPr>
+      </w:pPr>
+      <w:r>
+        <w:rPr>
+          <w:lang w:val="fr-FR"/>
+        </w:rPr>
+        <w:t>Y : — T'as pas un feuillet ?</w:t>
+      </w:r>
+    </w:p>
+    <w:p>
+      <w:pPr>
+        <w:jc w:val="both"/>
+        <w:rPr>
+          <w:lang w:val="fr-FR"/>
+        </w:rPr>
+      </w:pPr>
+      <w:r>
+        <w:rPr>
+          <w:lang w:val="fr-FR"/>
+        </w:rPr>
+        <w:t>X : — Voilà. (Il tend la blague où sont feuillets et tabac)</w:t>
+      </w:r>
+    </w:p>
+    <w:p>
+      <w:pPr>
+        <w:jc w:val="both"/>
+        <w:rPr>
+          <w:lang w:val="fr-FR"/>
+        </w:rPr>
+      </w:pPr>
+      <w:r>
+        <w:rPr>
+          <w:lang w:val="fr-FR"/>
+        </w:rPr>
+        <w:t>Y. — Merci — J'en roule une de gris — avec... ?</w:t>
+      </w:r>
+    </w:p>
+    <w:p>
+      <w:pPr>
+        <w:spacing w:before="120"/>
+        <w:jc w:val="right"/>
+        <w:rPr>
+          <w:i/>
+          <w:sz w:val="26"/>
+          <w:lang w:val="fr-FR"/>
+        </w:rPr>
+      </w:pPr>
+      <w:r>
+        <w:rPr>
+          <w:i/>
+          <w:sz w:val="26"/>
+          <w:lang w:val="fr-FR"/>
+        </w:rPr>
+        <w:t>— Güssing — Septembre 40 —</w:t>
+      </w:r>
+    </w:p>
+    <w:p>
+      <w:pPr>
+        <w:pStyle w:val="Titre2"/>
+        <w:pageBreakBefore w:val="0"/>
+      </w:pPr>
+      <w:r>
+        <w:t>Tabac... à la noix !</w:t>
+      </w:r>
+    </w:p>
+    <w:p>
+      <w:pPr>
+        <w:jc w:val="both"/>
+        <w:rPr>
+          <w:lang w:val="fr-FR"/>
+        </w:rPr>
+      </w:pPr>
+      <w:r>
+        <w:rPr>
+          <w:lang w:val="fr-FR"/>
+        </w:rPr>
+        <w:t>— En bourres-tu une ?</w:t>
+      </w:r>
+    </w:p>
+    <w:p>
+      <w:pPr>
+        <w:jc w:val="both"/>
+        <w:rPr>
+          <w:lang w:val="fr-FR"/>
+        </w:rPr>
+      </w:pPr>
+      <w:r>
+        <w:rPr>
+          <w:lang w:val="fr-FR"/>
+        </w:rPr>
+        <w:t>— Il a une drôle de gueule, ton tabac !</w:t>
+      </w:r>
+    </w:p>
+    <w:p>
+      <w:pPr>
+        <w:jc w:val="both"/>
+        <w:rPr>
+          <w:lang w:val="fr-FR"/>
+        </w:rPr>
+      </w:pPr>
+      <w:r>
+        <w:rPr>
+          <w:lang w:val="fr-FR"/>
+        </w:rPr>
+        <w:t>— Goûte-le, tu m'en diras des nouvelles !</w:t>
+      </w:r>
+    </w:p>
+    <w:p>
+      <w:pPr>
+        <w:jc w:val="both"/>
+        <w:rPr>
+          <w:lang w:val="fr-FR"/>
+        </w:rPr>
+      </w:pPr>
+      <w:r>
+        <w:rPr>
+          <w:lang w:val="fr-FR"/>
+        </w:rPr>
+        <w:t xml:space="preserve">— Ma foi, </w:t>
+      </w:r>
+      <w:r>
+        <w:rPr>
+          <w:lang w:val="fr-FR"/>
+        </w:rPr>
+        <w:t>…</w:t>
+      </w:r>
+      <w:r>
+        <w:rPr>
+          <w:lang w:val="fr-FR"/>
+        </w:rPr>
+        <w:t>après tout, hein</w:t>
+      </w:r>
+      <w:r>
+        <w:rPr>
+          <w:lang w:val="fr-FR"/>
+        </w:rPr>
+        <w:t> ?</w:t>
+      </w:r>
+      <w:r>
+        <w:rPr>
+          <w:lang w:val="fr-FR"/>
+        </w:rPr>
+        <w:t xml:space="preserve"> quand on n'en a pas d'autre</w:t>
+      </w:r>
+      <w:r>
+        <w:rPr>
+          <w:lang w:val="fr-FR"/>
+        </w:rPr>
+        <w:t> ?</w:t>
+      </w:r>
+    </w:p>
+    <w:p>
+      <w:pPr>
+        <w:jc w:val="both"/>
+        <w:rPr>
+          <w:lang w:val="fr-FR"/>
+        </w:rPr>
+      </w:pPr>
+      <w:r>
+        <w:rPr>
+          <w:lang w:val="fr-FR"/>
+        </w:rPr>
+        <w:t>— mais où as-tu dégoté ça ?</w:t>
+      </w:r>
+    </w:p>
+    <w:p>
+      <w:pPr>
+        <w:jc w:val="both"/>
+        <w:rPr>
+          <w:lang w:val="fr-FR"/>
+        </w:rPr>
+      </w:pPr>
+      <w:r>
+        <w:rPr>
+          <w:lang w:val="fr-FR"/>
+        </w:rPr>
+        <w:t xml:space="preserve">— Là-bas, sous le noyer. Mais ne </w:t>
+      </w:r>
+      <w:r>
+        <w:rPr>
+          <w:lang w:val="fr-FR"/>
+        </w:rPr>
+        <w:t>l</w:t>
+      </w:r>
+      <w:r>
+        <w:rPr>
+          <w:lang w:val="fr-FR"/>
+        </w:rPr>
+        <w:t>'ébruite pas trop...</w:t>
+      </w:r>
+      <w:r>
+        <w:rPr>
+          <w:lang w:val="fr-FR"/>
+        </w:rPr>
+        <w:t xml:space="preserve"> </w:t>
+      </w:r>
+      <w:r>
+        <w:rPr>
+          <w:lang w:val="fr-FR"/>
+        </w:rPr>
+        <w:t>Parce</w:t>
+      </w:r>
+      <w:r>
+        <w:rPr>
+          <w:lang w:val="fr-FR"/>
+        </w:rPr>
+        <w:t xml:space="preserve"> </w:t>
+      </w:r>
+      <w:r>
+        <w:rPr>
+          <w:lang w:val="fr-FR"/>
+        </w:rPr>
+        <w:t>que beaucoup de fumeurs sans tabac éparpillent les</w:t>
+      </w:r>
+      <w:r>
+        <w:rPr>
+          <w:lang w:val="fr-FR"/>
+        </w:rPr>
+        <w:t xml:space="preserve"> </w:t>
+      </w:r>
+      <w:r>
+        <w:rPr>
+          <w:lang w:val="fr-FR"/>
+        </w:rPr>
+        <w:t>feuilles tombées du noyer plus vite qu'un grand vent d'automne - - -</w:t>
+      </w:r>
+    </w:p>
+    <w:p>
+      <w:pPr>
+        <w:spacing w:before="120"/>
+        <w:jc w:val="right"/>
+        <w:rPr>
+          <w:lang w:val="fr-FR"/>
+        </w:rPr>
+      </w:pPr>
+      <w:r>
+        <w:rPr>
+          <w:i/>
+          <w:sz w:val="26"/>
+          <w:lang w:val="fr-FR"/>
+        </w:rPr>
+        <w:t>Güssing</w:t>
+      </w:r>
+      <w:r>
+        <w:rPr>
+          <w:i/>
+          <w:sz w:val="26"/>
+          <w:lang w:val="fr-FR"/>
+        </w:rPr>
+        <w:t xml:space="preserve"> </w:t>
+      </w:r>
+      <w:r>
+        <w:rPr>
+          <w:i/>
+          <w:sz w:val="26"/>
+          <w:lang w:val="fr-FR"/>
+        </w:rPr>
+        <w:t>-</w:t>
+      </w:r>
+    </w:p>
+    <w:p>
+      <w:pPr>
+        <w:pStyle w:val="Titre2"/>
+      </w:pPr>
+      <w:r>
+        <w:lastRenderedPageBreak/>
+        <w:t>— Babioles —</w:t>
+      </w:r>
+    </w:p>
+    <w:p>
+      <w:pPr>
+        <w:jc w:val="both"/>
+        <w:rPr>
+          <w:lang w:val="fr-FR"/>
+        </w:rPr>
+      </w:pPr>
+      <w:r>
+        <w:rPr>
+          <w:lang w:val="fr-FR"/>
+        </w:rPr>
+        <w:t>Combien de fois nous a-t-on fait vider nos poches et les débarrasser, ainsi que les sacs et les musettes, des couteaux, des rasoirs, des briquets et de tous les outils que les prisonniers comptaient ramener à la maison en souvenir ou pour les utiliser. Que d'objets ramassés au hasard au cours de la débâcle et qui s'empilaient devant les camps de rassemblement et les refuges provisoires ! Chaque nouvelle menace de fouille et de punitions extirpait une nouvelle collection d'objets hétéroclites d'une masse d'hommes passés déjà à cinq ou six fouilles superficielles.</w:t>
+      </w:r>
+    </w:p>
+    <w:p>
+      <w:pPr>
+        <w:jc w:val="both"/>
+        <w:rPr>
+          <w:lang w:val="fr-FR"/>
+        </w:rPr>
+      </w:pPr>
+      <w:r>
+        <w:rPr>
+          <w:lang w:val="fr-FR"/>
+        </w:rPr>
+        <w:t>A l'arrivée au Stalag dernière purge : du tas d'objets les plus hétéroclites restent après le départ des hommes qui ont pu planquer encore un couteau, un briquet, une bricole de petite taille. Le reste ? on regrette bien ce qu'on a traîné pendant des centaines et des centaines de kilomètres, mais après tout, on en a assez de dissimuler encore. Et on pense à d'autres choses ---</w:t>
+      </w:r>
+    </w:p>
+    <w:p>
+      <w:pPr>
+        <w:jc w:val="both"/>
+        <w:rPr>
+          <w:lang w:val="fr-FR"/>
+        </w:rPr>
+      </w:pPr>
+      <w:r>
+        <w:rPr>
+          <w:lang w:val="fr-FR"/>
+        </w:rPr>
+        <w:t>Pourtant ce paysan du Morvan vient de lâcher avec regret une chaîne à bestiaux qu'il avait récupéré Dieu sait où et qu'il comptait bien passer au cou d'une de ses vaches à lui.</w:t>
+      </w:r>
+    </w:p>
+    <w:p>
+      <w:pPr>
+        <w:rPr>
+          <w:lang w:val="fr-FR"/>
+        </w:rPr>
+      </w:pPr>
+      <w:r>
+        <w:rPr>
+          <w:lang w:val="fr-FR"/>
+        </w:rPr>
+        <w:t>— Qu'est-ce que tu veux en foutre de ça ?</w:t>
+      </w:r>
+    </w:p>
+    <w:p>
+      <w:pPr>
+        <w:rPr>
+          <w:lang w:val="fr-FR"/>
+        </w:rPr>
+      </w:pPr>
+      <w:r>
+        <w:rPr>
+          <w:lang w:val="fr-FR"/>
+        </w:rPr>
+        <w:t>— Eh ! ça coûte une pièce de trente-cinq francs !</w:t>
+      </w:r>
+      <w:r>
+        <w:rPr>
+          <w:lang w:val="fr-FR"/>
+        </w:rPr>
+        <w:t> »</w:t>
+      </w:r>
+    </w:p>
+    <w:p>
+      <w:pPr>
+        <w:pStyle w:val="Titre2"/>
+      </w:pPr>
+      <w:r>
+        <w:lastRenderedPageBreak/>
+        <w:t>« Benedicte »</w:t>
+      </w:r>
+    </w:p>
+    <w:p>
+      <w:pPr>
+        <w:jc w:val="both"/>
+        <w:rPr>
+          <w:lang w:val="fr-FR"/>
+        </w:rPr>
+      </w:pPr>
+      <w:r>
+        <w:rPr>
+          <w:lang w:val="fr-FR"/>
+        </w:rPr>
+        <w:t>Un</w:t>
+      </w:r>
+      <w:r>
+        <w:rPr>
+          <w:lang w:val="fr-FR"/>
+        </w:rPr>
+        <w:t xml:space="preserve"> S.A. est un homme qui, jugé apte, s'est donné corps et âme au </w:t>
+      </w:r>
+      <w:r>
+        <w:rPr>
+          <w:lang w:val="fr-FR"/>
+        </w:rPr>
+        <w:t>national-socialisme</w:t>
+      </w:r>
+      <w:r>
+        <w:rPr>
+          <w:lang w:val="fr-FR"/>
+        </w:rPr>
+        <w:t>. Sans doute ne nie-t-il pas l'existence de Dieu, mais il ne va pas à lui par l'intermédiaire de l'Église ; il y va par le national socialisme et son führer à qui il a juré fidélité. Il méprise donc les rites de l'Église.</w:t>
+      </w:r>
+    </w:p>
+    <w:p>
+      <w:pPr>
+        <w:jc w:val="both"/>
+        <w:rPr>
+          <w:lang w:val="fr-FR"/>
+        </w:rPr>
+      </w:pPr>
+      <w:r>
+        <w:rPr>
+          <w:lang w:val="fr-FR"/>
+        </w:rPr>
+        <w:t>Un</w:t>
+      </w:r>
+      <w:r>
+        <w:rPr>
+          <w:lang w:val="fr-FR"/>
+        </w:rPr>
+        <w:t xml:space="preserve"> S.A. est fiancé à la fille d'un propriétaire cultivateur, quelque part dans le Steiermark autrichien.</w:t>
+      </w:r>
+    </w:p>
+    <w:p>
+      <w:pPr>
+        <w:jc w:val="both"/>
+        <w:rPr>
+          <w:lang w:val="fr-FR"/>
+        </w:rPr>
+      </w:pPr>
+      <w:r>
+        <w:rPr>
+          <w:lang w:val="fr-FR"/>
+        </w:rPr>
+        <w:t>Comme chez la plupart des paysans de ce pays, le Benedicte précède et clôt tous les repas... sauf quand le fiancé est là.</w:t>
+      </w:r>
+    </w:p>
+    <w:p>
+      <w:pPr>
+        <w:jc w:val="both"/>
+        <w:rPr>
+          <w:lang w:val="fr-FR"/>
+        </w:rPr>
+      </w:pPr>
+      <w:r>
+        <w:rPr>
+          <w:lang w:val="fr-FR"/>
+        </w:rPr>
+        <w:t>Le paysan dont s'agit occupe deux prisonniers français lesquels se sont juré de lui faire payer certaine « crasse » qu'il leur a faite. Et ils ne perdent aucune occasion de le vexer en restant évidemment dans les limites assignées par l'état de prisonnier.</w:t>
+      </w:r>
+    </w:p>
+    <w:p>
+      <w:pPr>
+        <w:jc w:val="both"/>
+        <w:rPr>
+          <w:lang w:val="fr-FR"/>
+        </w:rPr>
+      </w:pPr>
+      <w:r>
+        <w:rPr>
+          <w:lang w:val="fr-FR"/>
+        </w:rPr>
+        <w:t>Aujourd'hui le fiancé est l'hôte de la famille... L'heure du repas arrive... Chacun prend place autour de la table massive au milieu de laquelle la maîtresse de maison pose la soupière. On sait que chacun puise avec sa cuiller à même la soupière au signal du chef de famille, signal qu'il donne après le Benedicte. Par politesse chacun attend qu'un autre commence à tremper sa cuiller dans la soupe</w:t>
+      </w:r>
+      <w:r>
+        <w:rPr>
+          <w:lang w:val="fr-FR"/>
+        </w:rPr>
+        <w:t xml:space="preserve"> - </w:t>
+      </w:r>
+      <w:r>
+        <w:rPr>
+          <w:lang w:val="fr-FR"/>
+        </w:rPr>
+        <w:t xml:space="preserve">Après le Benedicite, évidemment. Tout le monde attend... le Français, fier de sa promesse, le patron, un fils, une autre fille, le domestique et nos deux prisonniers. L'un de </w:t>
+      </w:r>
+      <w:r>
+        <w:rPr>
+          <w:lang w:val="fr-FR"/>
+        </w:rPr>
+        <w:lastRenderedPageBreak/>
+        <w:t xml:space="preserve">ces prisonniers vient de dire à l'autre : « J'ai une idée, on va rire, tu vas voir ! » Juste à ce moment le chef de famille le poussant légèrement du coude lui glisse en douce </w:t>
+      </w:r>
+      <w:r>
+        <w:rPr>
+          <w:lang w:val="fr-FR"/>
+        </w:rPr>
+        <w:t>« is »</w:t>
+      </w:r>
+      <w:r>
+        <w:rPr>
+          <w:lang w:val="fr-FR"/>
+        </w:rPr>
+        <w:t xml:space="preserve"> </w:t>
+      </w:r>
+      <w:r>
+        <w:rPr>
+          <w:lang w:val="fr-FR"/>
+        </w:rPr>
+        <w:t>(man</w:t>
+      </w:r>
+      <w:r>
+        <w:rPr>
+          <w:lang w:val="fr-FR"/>
+        </w:rPr>
+        <w:t>ge</w:t>
+      </w:r>
+      <w:r>
+        <w:rPr>
+          <w:lang w:val="fr-FR"/>
+        </w:rPr>
+        <w:t>)</w:t>
+      </w:r>
+      <w:r>
+        <w:rPr>
+          <w:lang w:val="fr-FR"/>
+        </w:rPr>
+        <w:t xml:space="preserve">. L'autre le regarde étonné comme un chien auquel on a l'habitude de donner un morceau de sucre seulement après qu'il a fait le beau. Il </w:t>
+      </w:r>
+      <w:r>
+        <w:rPr>
+          <w:lang w:val="fr-FR"/>
+        </w:rPr>
+        <w:t>n</w:t>
+      </w:r>
+      <w:r>
+        <w:rPr>
+          <w:lang w:val="fr-FR"/>
+        </w:rPr>
+        <w:t xml:space="preserve">e comprend pas qu'on lui dise de manger le morceau de sucre sans que se soit accompli le rite traditionnel. — On plutôt il comprend trop bien et fait l'idiot. Le copain, lui, a </w:t>
+      </w:r>
+      <w:r>
+        <w:rPr>
+          <w:lang w:val="fr-FR"/>
+        </w:rPr>
+        <w:t>sai</w:t>
+      </w:r>
+      <w:r>
+        <w:rPr>
+          <w:lang w:val="fr-FR"/>
+        </w:rPr>
+        <w:t xml:space="preserve">ssi aussitôt l'astuce. </w:t>
+      </w:r>
+      <w:r>
+        <w:rPr>
+          <w:lang w:val="fr-FR"/>
+        </w:rPr>
+        <w:t>Une</w:t>
+      </w:r>
+      <w:r>
+        <w:rPr>
+          <w:lang w:val="fr-FR"/>
+        </w:rPr>
+        <w:t xml:space="preserve"> pouss</w:t>
+      </w:r>
+      <w:r>
+        <w:rPr>
+          <w:lang w:val="fr-FR"/>
+        </w:rPr>
+        <w:t>ée</w:t>
+      </w:r>
+      <w:r>
+        <w:rPr>
+          <w:lang w:val="fr-FR"/>
+        </w:rPr>
+        <w:t xml:space="preserve"> du genou de son autre voisin et le mot « </w:t>
+      </w:r>
+      <w:r>
+        <w:rPr>
+          <w:lang w:val="fr-FR"/>
+        </w:rPr>
+        <w:t>is</w:t>
+      </w:r>
+      <w:r>
+        <w:rPr>
+          <w:lang w:val="fr-FR"/>
+        </w:rPr>
+        <w:t xml:space="preserve"> » soufflé à son oreille ne le distrayant pas de son air étonné.</w:t>
+      </w:r>
+    </w:p>
+    <w:p>
+      <w:pPr>
+        <w:jc w:val="both"/>
+        <w:rPr>
+          <w:lang w:val="fr-FR"/>
+        </w:rPr>
+      </w:pPr>
+      <w:r>
+        <w:rPr>
+          <w:lang w:val="fr-FR"/>
+        </w:rPr>
+        <w:t xml:space="preserve">Un malaise pèse sur les convives, les deux prisonniers exceptés et le fiancé qui ne se rend pas compte. Le patron réitère sa discrète invitation : « </w:t>
+      </w:r>
+      <w:r>
+        <w:rPr>
+          <w:lang w:val="fr-FR"/>
+        </w:rPr>
+        <w:t>i</w:t>
+      </w:r>
+      <w:r>
+        <w:rPr>
+          <w:lang w:val="fr-FR"/>
+        </w:rPr>
+        <w:t>s » !</w:t>
+      </w:r>
+    </w:p>
+    <w:p>
+      <w:pPr>
+        <w:jc w:val="both"/>
+        <w:rPr>
+          <w:lang w:val="fr-FR"/>
+        </w:rPr>
+      </w:pPr>
+      <w:r>
+        <w:rPr>
+          <w:lang w:val="fr-FR"/>
+        </w:rPr>
+        <w:t>Alors le prisonnier le regardant avec un étonnement bien feint énonce en détachant nettement les mots afin qu'ils n'échappent à personne :</w:t>
+      </w:r>
+    </w:p>
+    <w:p>
+      <w:pPr>
+        <w:jc w:val="both"/>
+        <w:rPr>
+          <w:lang w:val="fr-FR"/>
+        </w:rPr>
+      </w:pPr>
+      <w:r>
+        <w:rPr>
+          <w:lang w:val="fr-FR"/>
+        </w:rPr>
+        <w:t>« Warum nicht Bettel</w:t>
+      </w:r>
+      <w:r>
+        <w:rPr>
+          <w:lang w:val="fr-FR"/>
+        </w:rPr>
+        <w:t>n</w:t>
+      </w:r>
+      <w:r>
+        <w:rPr>
+          <w:lang w:val="fr-FR"/>
+        </w:rPr>
+        <w:t>, heute ? » (Pourquoi pas de prière aujourd'hui ?)</w:t>
+      </w:r>
+    </w:p>
+    <w:p>
+      <w:pPr>
+        <w:jc w:val="both"/>
+        <w:rPr>
+          <w:lang w:val="fr-FR"/>
+        </w:rPr>
+      </w:pPr>
+      <w:r>
+        <w:rPr>
+          <w:lang w:val="fr-FR"/>
+        </w:rPr>
+        <w:t>Ces paroles produisent instantanément sur les convives l'effet d'une douche glacée succédant immédiatement à une douche brûlante. Le prisonnier n'a pas trempé la cuiller dans la soupière mais il a mis les pieds dans le plat avec l'aisance et la belle insouciance des naïfs.</w:t>
+      </w:r>
+    </w:p>
+    <w:p>
+      <w:pPr>
+        <w:jc w:val="both"/>
+        <w:rPr>
+          <w:lang w:val="fr-FR"/>
+        </w:rPr>
+      </w:pPr>
+      <w:r>
+        <w:rPr>
+          <w:lang w:val="fr-FR"/>
+        </w:rPr>
+        <w:t xml:space="preserve">La fiancée rougit jusqu'aux oreilles, le fiancé un peu pâle n'a </w:t>
+      </w:r>
+      <w:r>
+        <w:rPr>
+          <w:lang w:val="fr-FR"/>
+        </w:rPr>
+        <w:t>pas</w:t>
+      </w:r>
+      <w:r>
+        <w:rPr>
+          <w:lang w:val="fr-FR"/>
+        </w:rPr>
+        <w:t xml:space="preserve"> l'air de trouver la plaisanterie à son goût ; les autres baissent la tête, toussotent, cherchent la cuiller </w:t>
+      </w:r>
+      <w:r>
+        <w:rPr>
+          <w:lang w:val="fr-FR"/>
+        </w:rPr>
+        <w:lastRenderedPageBreak/>
+        <w:t xml:space="preserve">qu'ils ont sous la main pendant que chef de famille ne peut que </w:t>
+      </w:r>
+      <w:r>
+        <w:rPr>
+          <w:lang w:val="fr-FR"/>
+        </w:rPr>
+        <w:t>d</w:t>
+      </w:r>
+      <w:r>
+        <w:rPr>
+          <w:lang w:val="fr-FR"/>
+        </w:rPr>
+        <w:t xml:space="preserve">ire en attaquant </w:t>
+      </w:r>
+      <w:r>
+        <w:rPr>
+          <w:lang w:val="fr-FR"/>
+        </w:rPr>
+        <w:t>lui-même</w:t>
+      </w:r>
+      <w:r>
+        <w:rPr>
+          <w:lang w:val="fr-FR"/>
+        </w:rPr>
+        <w:t xml:space="preserve"> le repas et en risquant un coup d'œil inquiet du côté de son futur gendre</w:t>
+      </w:r>
+      <w:r>
+        <w:rPr>
+          <w:lang w:val="fr-FR"/>
+        </w:rPr>
+        <w:t> :  « </w:t>
+      </w:r>
+      <w:r>
+        <w:rPr>
+          <w:lang w:val="fr-FR"/>
+        </w:rPr>
+        <w:t>Heute, nicht Bettel</w:t>
+      </w:r>
+      <w:r>
+        <w:rPr>
+          <w:lang w:val="fr-FR"/>
+        </w:rPr>
+        <w:t xml:space="preserve"> » </w:t>
+      </w:r>
+      <w:r>
+        <w:rPr>
+          <w:lang w:val="fr-FR"/>
+        </w:rPr>
+        <w:t>(Aujourd'hui, pas de prière)</w:t>
+      </w:r>
+    </w:p>
+    <w:p>
+      <w:pPr>
+        <w:jc w:val="both"/>
+        <w:rPr>
+          <w:lang w:val="fr-FR"/>
+        </w:rPr>
+      </w:pPr>
+      <w:r>
+        <w:rPr>
+          <w:lang w:val="fr-FR"/>
+        </w:rPr>
+        <w:t>Les deux compères jouissent du spectacle avec un</w:t>
+      </w:r>
+      <w:r>
+        <w:rPr>
+          <w:lang w:val="fr-FR"/>
+        </w:rPr>
+        <w:t xml:space="preserve"> air de </w:t>
+      </w:r>
+      <w:r>
+        <w:rPr>
+          <w:lang w:val="fr-FR"/>
+        </w:rPr>
+        <w:t xml:space="preserve">parfaite </w:t>
+      </w:r>
+      <w:r>
+        <w:rPr>
+          <w:lang w:val="fr-FR"/>
+        </w:rPr>
+        <w:t>candeur</w:t>
+      </w:r>
+      <w:r>
+        <w:rPr>
+          <w:lang w:val="fr-FR"/>
+        </w:rPr>
+        <w:t>.</w:t>
+      </w:r>
+    </w:p>
+    <w:p>
+      <w:pPr>
+        <w:jc w:val="right"/>
+        <w:rPr>
+          <w:lang w:val="fr-FR"/>
+        </w:rPr>
+      </w:pPr>
+      <w:r>
+        <w:rPr>
+          <w:lang w:val="fr-FR"/>
+        </w:rPr>
+        <w:t>(Recueilli)</w:t>
+      </w:r>
+    </w:p>
+    <w:p>
+      <w:pPr>
+        <w:pStyle w:val="Titre2"/>
+        <w:pageBreakBefore w:val="0"/>
+      </w:pPr>
+      <w:r>
+        <w:t>« Au bureau de tabac »</w:t>
+      </w:r>
+    </w:p>
+    <w:p>
+      <w:pPr>
+        <w:jc w:val="both"/>
+        <w:rPr>
+          <w:lang w:val="fr-FR"/>
+        </w:rPr>
+      </w:pPr>
+      <w:r>
+        <w:rPr>
+          <w:lang w:val="fr-FR"/>
+        </w:rPr>
+        <w:t>Un civil arrive enfin au comptoir et reçoit... trois cigarettes. Encore peut-il s'estimer heureux.</w:t>
+      </w:r>
+    </w:p>
+    <w:p>
+      <w:pPr>
+        <w:jc w:val="both"/>
+        <w:rPr>
+          <w:lang w:val="fr-FR"/>
+        </w:rPr>
+      </w:pPr>
+      <w:r>
+        <w:rPr>
+          <w:lang w:val="fr-FR"/>
+        </w:rPr>
+        <w:t>Un prisonnier se faufile subrepticement et lorsque les clients se sont dispersés s'adresse à la ven</w:t>
+      </w:r>
+      <w:r>
+        <w:rPr>
+          <w:lang w:val="fr-FR"/>
+        </w:rPr>
+        <w:t>d</w:t>
+      </w:r>
+      <w:r>
+        <w:rPr>
+          <w:lang w:val="fr-FR"/>
+        </w:rPr>
+        <w:t>euse :</w:t>
+      </w:r>
+    </w:p>
+    <w:p>
+      <w:pPr>
+        <w:rPr>
+          <w:lang w:val="de-AT"/>
+        </w:rPr>
+      </w:pPr>
+      <w:r>
+        <w:rPr>
+          <w:lang w:val="de-AT"/>
+        </w:rPr>
+        <w:t>— Zigaretten, bitte !</w:t>
+      </w:r>
+    </w:p>
+    <w:p>
+      <w:pPr>
+        <w:rPr>
+          <w:lang w:val="de-AT"/>
+        </w:rPr>
+      </w:pPr>
+      <w:r>
+        <w:rPr>
+          <w:lang w:val="de-AT"/>
+        </w:rPr>
+        <w:t>— Wieviel ?</w:t>
+      </w:r>
+    </w:p>
+    <w:p>
+      <w:pPr>
+        <w:rPr>
+          <w:lang w:val="de-AT"/>
+        </w:rPr>
+      </w:pPr>
+      <w:r>
+        <w:rPr>
+          <w:lang w:val="de-AT"/>
+        </w:rPr>
+        <w:t>— Zwanzig... vierzig...</w:t>
+      </w:r>
+    </w:p>
+    <w:p>
+      <w:pPr>
+        <w:jc w:val="both"/>
+        <w:rPr>
+          <w:lang w:val="fr-FR"/>
+        </w:rPr>
+      </w:pPr>
+      <w:r>
+        <w:rPr>
+          <w:lang w:val="fr-FR"/>
+        </w:rPr>
+        <w:t>La caissière hausse les épaules et avec un sourire qui exprime son impuissance et son consentement tend deux paquets de cigarettes au prisonnier qui la remercie d'un clignement d'œil.</w:t>
+      </w:r>
+    </w:p>
+    <w:p>
+      <w:pPr>
+        <w:rPr>
+          <w:lang w:val="de-AT"/>
+        </w:rPr>
+      </w:pPr>
+      <w:r>
+        <w:rPr>
+          <w:lang w:val="de-AT"/>
+        </w:rPr>
+        <w:t>— Und... ein Tabak pakett, bitte !</w:t>
+      </w:r>
+    </w:p>
+    <w:p>
+      <w:pPr>
+        <w:jc w:val="both"/>
+        <w:rPr>
+          <w:lang w:val="fr-FR"/>
+        </w:rPr>
+      </w:pPr>
+      <w:r>
+        <w:rPr>
+          <w:lang w:val="fr-FR"/>
+        </w:rPr>
+        <w:t>Il empoche aussi le paquet de tabac —</w:t>
+      </w:r>
+    </w:p>
+    <w:p>
+      <w:pPr>
+        <w:pStyle w:val="Titre2"/>
+      </w:pPr>
+      <w:r>
+        <w:lastRenderedPageBreak/>
+        <w:t>« Regain »</w:t>
+      </w:r>
+    </w:p>
+    <w:p>
+      <w:pPr>
+        <w:jc w:val="both"/>
+        <w:rPr>
+          <w:lang w:val="fr-FR"/>
+        </w:rPr>
+      </w:pPr>
+      <w:r>
+        <w:rPr>
+          <w:lang w:val="fr-FR"/>
+        </w:rPr>
+        <w:t>Avec force gestes et quelques monosyllabes le paysan prie un prisonnier anglais de partir, muni d'une petite voiture et d'une faux, au pré voisin et de ramener un peu de regain pour les vaches. L'anglais écoute attentivement les explications closes par l'habituel :</w:t>
+      </w:r>
+    </w:p>
+    <w:p>
+      <w:pPr>
+        <w:rPr>
+          <w:lang w:val="fr-FR"/>
+        </w:rPr>
+      </w:pPr>
+      <w:r>
+        <w:rPr>
+          <w:lang w:val="fr-FR"/>
+        </w:rPr>
+        <w:t>— Verstehest-du ? (Comprends-tu ?)</w:t>
+      </w:r>
+    </w:p>
+    <w:p>
+      <w:pPr>
+        <w:jc w:val="both"/>
+        <w:rPr>
+          <w:lang w:val="fr-FR"/>
+        </w:rPr>
+      </w:pPr>
+      <w:r>
+        <w:rPr>
+          <w:lang w:val="fr-FR"/>
+        </w:rPr>
+        <w:t>Yes ! répond-il et, poussant la voiturette, à pas mesurés, il s'en va.</w:t>
+      </w:r>
+    </w:p>
+    <w:p>
+      <w:pPr>
+        <w:jc w:val="both"/>
+        <w:rPr>
+          <w:lang w:val="fr-FR"/>
+        </w:rPr>
+      </w:pPr>
+      <w:r>
+        <w:rPr>
+          <w:lang w:val="fr-FR"/>
+        </w:rPr>
+        <w:t>Une heure après il arrête devant son employeur la petite charrette, chargée de salades jusqu'au dessus des ridelles.</w:t>
+      </w:r>
+    </w:p>
+    <w:p>
+      <w:pPr>
+        <w:jc w:val="both"/>
+        <w:rPr>
+          <w:lang w:val="fr-FR"/>
+        </w:rPr>
+      </w:pPr>
+      <w:r>
+        <w:rPr>
+          <w:lang w:val="fr-FR"/>
+        </w:rPr>
+        <w:t>Comme la faux devait bien « passer » quand il rasait avec méthode tout un carré de jardin !</w:t>
+      </w:r>
+    </w:p>
+    <w:p>
+      <w:pPr>
+        <w:jc w:val="both"/>
+        <w:rPr>
+          <w:lang w:val="fr-FR"/>
+        </w:rPr>
+      </w:pPr>
+      <w:r>
+        <w:rPr>
+          <w:lang w:val="fr-FR"/>
+        </w:rPr>
+        <w:t>Le paysan menace de s'arracher les cheveux ce qui ne fera pas sortir l'anglais de son impassibilité ni repousser les salades —</w:t>
+      </w:r>
+    </w:p>
+    <w:p>
+      <w:pPr>
+        <w:jc w:val="right"/>
+        <w:rPr>
+          <w:lang w:val="fr-FR"/>
+        </w:rPr>
+      </w:pPr>
+      <w:r>
+        <w:rPr>
+          <w:lang w:val="fr-FR"/>
+        </w:rPr>
+        <w:t>(Recueilli.)</w:t>
+      </w:r>
+    </w:p>
+    <w:p>
+      <w:pPr>
+        <w:rPr>
+          <w:lang w:val="fr-FR"/>
+        </w:rPr>
+      </w:pPr>
+      <w:r>
+        <w:rPr>
+          <w:lang w:val="fr-FR"/>
+        </w:rPr>
+        <w:br w:type="page"/>
+      </w:r>
+    </w:p>
+    <w:p>
+      <w:pPr>
+        <w:pStyle w:val="Titre2"/>
+      </w:pPr>
+      <w:r>
+        <w:lastRenderedPageBreak/>
+        <w:t>Noël 1941</w:t>
+      </w:r>
+      <w:r>
+        <w:br/>
+      </w:r>
+      <w:r>
+        <w:t>« Ballade des Noëls du temps jadis »</w:t>
+      </w:r>
+    </w:p>
+    <w:p>
+      <w:pPr>
+        <w:jc w:val="both"/>
+        <w:rPr>
+          <w:lang w:val="fr-FR"/>
+        </w:rPr>
+      </w:pPr>
+      <w:r>
+        <w:rPr>
+          <w:lang w:val="fr-FR"/>
+        </w:rPr>
+        <w:t>Dites-moi où, n'en quel pays</w:t>
+      </w:r>
+    </w:p>
+    <w:p>
+      <w:pPr>
+        <w:jc w:val="both"/>
+        <w:rPr>
+          <w:lang w:val="fr-FR"/>
+        </w:rPr>
+      </w:pPr>
+      <w:r>
+        <w:rPr>
+          <w:lang w:val="fr-FR"/>
+        </w:rPr>
+        <w:t>Est la belle huître de Marennes,</w:t>
+      </w:r>
+    </w:p>
+    <w:p>
+      <w:pPr>
+        <w:jc w:val="both"/>
+        <w:rPr>
+          <w:lang w:val="fr-FR"/>
+        </w:rPr>
+      </w:pPr>
+      <w:r>
+        <w:rPr>
+          <w:lang w:val="fr-FR"/>
+        </w:rPr>
+        <w:t>Foies gras truffés, Capons farcis,</w:t>
+      </w:r>
+    </w:p>
+    <w:p>
+      <w:pPr>
+        <w:jc w:val="both"/>
+        <w:rPr>
+          <w:lang w:val="fr-FR"/>
+        </w:rPr>
+      </w:pPr>
+      <w:r>
+        <w:rPr>
+          <w:lang w:val="fr-FR"/>
+        </w:rPr>
+        <w:t>Langoustes à l'américaine,</w:t>
+      </w:r>
+    </w:p>
+    <w:p>
+      <w:pPr>
+        <w:jc w:val="both"/>
+        <w:rPr>
+          <w:lang w:val="fr-FR"/>
+        </w:rPr>
+      </w:pPr>
+      <w:r>
+        <w:rPr>
+          <w:lang w:val="fr-FR"/>
+        </w:rPr>
+        <w:t>Bons vins Clarets — Et à la tienne ! —</w:t>
+      </w:r>
+    </w:p>
+    <w:p>
+      <w:pPr>
+        <w:jc w:val="both"/>
+        <w:rPr>
+          <w:lang w:val="fr-FR"/>
+        </w:rPr>
+      </w:pPr>
+      <w:r>
+        <w:rPr>
+          <w:lang w:val="fr-FR"/>
+        </w:rPr>
+        <w:t>Où sont-ils donc quand je n'entends</w:t>
+      </w:r>
+    </w:p>
+    <w:p>
+      <w:pPr>
+        <w:jc w:val="both"/>
+        <w:rPr>
+          <w:lang w:val="fr-FR"/>
+        </w:rPr>
+      </w:pPr>
+      <w:r>
+        <w:rPr>
+          <w:lang w:val="fr-FR"/>
+        </w:rPr>
+        <w:t>Que l'affreux bruit d'une fontaine ?</w:t>
+      </w:r>
+    </w:p>
+    <w:p>
+      <w:pPr>
+        <w:jc w:val="both"/>
+        <w:rPr>
+          <w:lang w:val="fr-FR"/>
+        </w:rPr>
+      </w:pPr>
+      <w:r>
+        <w:rPr>
+          <w:lang w:val="fr-FR"/>
+        </w:rPr>
+        <w:t>Mais où sont les dindes d'antan ?</w:t>
+      </w:r>
+    </w:p>
+    <w:p>
+      <w:pPr>
+        <w:jc w:val="both"/>
+        <w:rPr>
+          <w:lang w:val="fr-FR"/>
+        </w:rPr>
+      </w:pPr>
+      <w:r>
+        <w:rPr>
+          <w:lang w:val="fr-FR"/>
+        </w:rPr>
+        <w:t>Crèmes glacées, gâteaux de riz</w:t>
+      </w:r>
+    </w:p>
+    <w:p>
+      <w:pPr>
+        <w:jc w:val="both"/>
+        <w:rPr>
+          <w:lang w:val="fr-FR"/>
+        </w:rPr>
+      </w:pPr>
+      <w:r>
+        <w:rPr>
+          <w:lang w:val="fr-FR"/>
+        </w:rPr>
+        <w:t xml:space="preserve">Qui descendent sans nulle peine </w:t>
+      </w:r>
+    </w:p>
+    <w:p>
+      <w:pPr>
+        <w:jc w:val="both"/>
+        <w:rPr>
+          <w:lang w:val="fr-FR"/>
+        </w:rPr>
+      </w:pPr>
+      <w:r>
+        <w:rPr>
+          <w:lang w:val="fr-FR"/>
+        </w:rPr>
+        <w:t>même quand on en a trop pris... !</w:t>
+      </w:r>
+    </w:p>
+    <w:p>
+      <w:pPr>
+        <w:jc w:val="both"/>
+        <w:rPr>
+          <w:lang w:val="fr-FR"/>
+        </w:rPr>
+      </w:pPr>
+      <w:r>
+        <w:rPr>
+          <w:lang w:val="fr-FR"/>
+        </w:rPr>
+        <w:t>Cafés de vrai ! Cognacs</w:t>
+      </w:r>
+      <w:r>
+        <w:rPr>
+          <w:lang w:val="fr-FR"/>
+        </w:rPr>
+        <w:t xml:space="preserve"> ! </w:t>
+      </w:r>
+      <w:r>
+        <w:rPr>
+          <w:lang w:val="fr-FR"/>
+        </w:rPr>
+        <w:t>en scène !</w:t>
+      </w:r>
+    </w:p>
+    <w:p>
+      <w:pPr>
+        <w:jc w:val="both"/>
+        <w:rPr>
+          <w:lang w:val="fr-FR"/>
+        </w:rPr>
+      </w:pPr>
+      <w:r>
+        <w:rPr>
+          <w:lang w:val="fr-FR"/>
+        </w:rPr>
+        <w:t>Liqueurs, chansons, tonton tontaine —</w:t>
+      </w:r>
+    </w:p>
+    <w:p>
+      <w:pPr>
+        <w:jc w:val="both"/>
+        <w:rPr>
+          <w:lang w:val="fr-FR"/>
+        </w:rPr>
+      </w:pPr>
+      <w:r>
+        <w:rPr>
+          <w:lang w:val="fr-FR"/>
+        </w:rPr>
+        <w:t>Et le grand lit où l'on s'étend</w:t>
+      </w:r>
+    </w:p>
+    <w:p>
+      <w:pPr>
+        <w:jc w:val="both"/>
+        <w:rPr>
+          <w:lang w:val="fr-FR"/>
+        </w:rPr>
+      </w:pPr>
+      <w:r>
+        <w:rPr>
+          <w:lang w:val="fr-FR"/>
+        </w:rPr>
+        <w:t>A deux... autant qu'il m'en souvienne</w:t>
+      </w:r>
+      <w:r>
+        <w:rPr>
+          <w:lang w:val="fr-FR"/>
+        </w:rPr>
+        <w:t> ?</w:t>
+      </w:r>
+    </w:p>
+    <w:p>
+      <w:pPr>
+        <w:jc w:val="both"/>
+        <w:rPr>
+          <w:lang w:val="fr-FR"/>
+        </w:rPr>
+      </w:pPr>
+      <w:r>
+        <w:rPr>
+          <w:lang w:val="fr-FR"/>
+        </w:rPr>
+        <w:t xml:space="preserve">Mais où sont les </w:t>
+      </w:r>
+      <w:r>
+        <w:rPr>
+          <w:lang w:val="fr-FR"/>
+        </w:rPr>
+        <w:t>« </w:t>
+      </w:r>
+      <w:r>
+        <w:rPr>
+          <w:lang w:val="fr-FR"/>
+        </w:rPr>
+        <w:t>miches</w:t>
+      </w:r>
+      <w:r>
+        <w:rPr>
+          <w:lang w:val="fr-FR"/>
+        </w:rPr>
+        <w:t> »</w:t>
+      </w:r>
+      <w:r>
+        <w:rPr>
+          <w:lang w:val="fr-FR"/>
+        </w:rPr>
+        <w:t xml:space="preserve"> d'antan ?</w:t>
+      </w:r>
+    </w:p>
+    <w:p>
+      <w:pPr>
+        <w:pStyle w:val="Titre2"/>
+      </w:pPr>
+      <w:r>
+        <w:lastRenderedPageBreak/>
+        <w:t>Envoi : (sans étiquette)</w:t>
+      </w:r>
+    </w:p>
+    <w:p>
+      <w:pPr>
+        <w:jc w:val="both"/>
+        <w:rPr>
+          <w:lang w:val="fr-FR"/>
+        </w:rPr>
+      </w:pPr>
+      <w:r>
+        <w:rPr>
+          <w:lang w:val="fr-FR"/>
+        </w:rPr>
+        <w:t>Amis : Pour digérer sans peine</w:t>
+      </w:r>
+    </w:p>
+    <w:p>
+      <w:pPr>
+        <w:jc w:val="both"/>
+        <w:rPr>
+          <w:lang w:val="fr-FR"/>
+        </w:rPr>
+      </w:pPr>
+      <w:r>
+        <w:rPr>
+          <w:lang w:val="fr-FR"/>
+        </w:rPr>
+        <w:t>Le réveillon qui vous attend</w:t>
+      </w:r>
+    </w:p>
+    <w:p>
+      <w:pPr>
+        <w:jc w:val="both"/>
+        <w:rPr>
+          <w:lang w:val="fr-FR"/>
+        </w:rPr>
+      </w:pPr>
+      <w:r>
+        <w:rPr>
+          <w:lang w:val="fr-FR"/>
+        </w:rPr>
+        <w:t>Que ce repas ne vous revienne...</w:t>
+      </w:r>
+    </w:p>
+    <w:p>
+      <w:pPr>
+        <w:jc w:val="both"/>
+        <w:rPr>
+          <w:lang w:val="fr-FR"/>
+        </w:rPr>
+      </w:pPr>
+      <w:r>
+        <w:rPr>
+          <w:lang w:val="fr-FR"/>
+        </w:rPr>
+        <w:t>on remet ça le jour de l'an</w:t>
+      </w:r>
+      <w:r>
+        <w:rPr>
+          <w:lang w:val="fr-FR"/>
+        </w:rPr>
+        <w:t> ?</w:t>
+      </w:r>
+    </w:p>
+    <w:p>
+      <w:pPr>
+        <w:spacing w:before="120"/>
+        <w:jc w:val="right"/>
+        <w:rPr>
+          <w:lang w:val="fr-FR"/>
+        </w:rPr>
+      </w:pPr>
+      <w:r>
+        <w:rPr>
+          <w:i/>
+          <w:sz w:val="26"/>
+          <w:lang w:val="fr-FR"/>
+        </w:rPr>
+        <w:t>Marburg 2</w:t>
+      </w:r>
+      <w:r>
+        <w:rPr>
+          <w:i/>
+          <w:sz w:val="26"/>
+          <w:lang w:val="fr-FR"/>
+        </w:rPr>
+        <w:t>4</w:t>
+      </w:r>
+      <w:r>
+        <w:rPr>
+          <w:i/>
+          <w:sz w:val="26"/>
+          <w:lang w:val="fr-FR"/>
+        </w:rPr>
+        <w:t xml:space="preserve"> décembre 41</w:t>
+      </w:r>
+    </w:p>
+    <w:p>
+      <w:pPr>
+        <w:rPr>
+          <w:lang w:val="fr-FR"/>
+        </w:rPr>
+      </w:pPr>
+      <w:r>
+        <w:rPr>
+          <w:lang w:val="fr-FR"/>
+        </w:rPr>
+        <w:br w:type="page"/>
+      </w:r>
+    </w:p>
+    <w:p>
+      <w:pPr>
+        <w:pStyle w:val="Titre2"/>
+      </w:pPr>
+      <w:r>
+        <w:lastRenderedPageBreak/>
+        <w:t>« Revue de Noël »</w:t>
+      </w:r>
+    </w:p>
+    <w:p>
+      <w:pPr>
+        <w:jc w:val="both"/>
+        <w:rPr>
+          <w:lang w:val="fr-FR"/>
+        </w:rPr>
+      </w:pPr>
+      <w:r>
+        <w:rPr>
+          <w:lang w:val="fr-FR"/>
+        </w:rPr>
+        <w:t xml:space="preserve">On avait quand même une belle boîte de foies de canard, une crème glacée préparée par le bouillant </w:t>
+      </w:r>
+      <w:r>
+        <w:rPr>
+          <w:lang w:val="fr-FR"/>
+        </w:rPr>
+        <w:t>And</w:t>
+      </w:r>
+      <w:r>
+        <w:rPr>
+          <w:lang w:val="fr-FR"/>
+        </w:rPr>
+        <w:t>ré et une bouteille de mousseux mise à frapper sur la fenêtre du bureau, dans le bâtiment neuf de l'autre côté des barbelés. « Après le spectacle on cassera une bonne croûte ! Ce sera toujours ça de gagné !</w:t>
+      </w:r>
+    </w:p>
+    <w:p>
+      <w:pPr>
+        <w:jc w:val="both"/>
+        <w:rPr>
+          <w:lang w:val="fr-FR"/>
+        </w:rPr>
+      </w:pPr>
+      <w:r>
+        <w:rPr>
+          <w:lang w:val="fr-FR"/>
+        </w:rPr>
+        <w:t xml:space="preserve">Et on s'en est allé calmes et sereins comme </w:t>
+      </w:r>
+      <w:r>
+        <w:rPr>
+          <w:lang w:val="fr-FR"/>
+        </w:rPr>
+        <w:t>des</w:t>
+      </w:r>
+      <w:r>
+        <w:rPr>
+          <w:lang w:val="fr-FR"/>
+        </w:rPr>
+        <w:t xml:space="preserve"> qui n'ont pas à se soucier d'un avenir qu'ils ont ménagé, voir jouer la revue de Noël par la troupe du Stalag.</w:t>
+      </w:r>
+    </w:p>
+    <w:p>
+      <w:pPr>
+        <w:jc w:val="both"/>
+        <w:rPr>
+          <w:lang w:val="fr-FR"/>
+        </w:rPr>
+      </w:pPr>
+      <w:r>
+        <w:rPr>
+          <w:lang w:val="fr-FR"/>
+        </w:rPr>
+        <w:t xml:space="preserve">Un non-initié aurait tout de suite compris à la façon dont les spectateurs entraient dans la salle, qu'il s'agissait d'un public français. </w:t>
+      </w:r>
+      <w:r>
+        <w:rPr>
+          <w:lang w:val="fr-FR"/>
+        </w:rPr>
+        <w:t>-</w:t>
+      </w:r>
+      <w:r>
+        <w:rPr>
+          <w:lang w:val="fr-FR"/>
+        </w:rPr>
+        <w:t xml:space="preserve"> Et je t'arrive alors qu'il a déjà du monde qui attend l'ouverture </w:t>
+      </w:r>
+      <w:r>
+        <w:rPr>
+          <w:lang w:val="fr-FR"/>
+        </w:rPr>
+        <w:t>-</w:t>
+      </w:r>
+      <w:r>
+        <w:rPr>
+          <w:lang w:val="fr-FR"/>
+        </w:rPr>
+        <w:t xml:space="preserve"> Et je te me faufile adroitement ; et je te gagne une place, puis une autre</w:t>
+      </w:r>
+      <w:r>
+        <w:rPr>
+          <w:lang w:val="fr-FR"/>
+        </w:rPr>
+        <w:t>…</w:t>
+      </w:r>
+      <w:r>
+        <w:rPr>
+          <w:lang w:val="fr-FR"/>
+        </w:rPr>
+        <w:t xml:space="preserve"> Et je te me fais engueuler ! Ça ne fait rien, je continue </w:t>
+      </w:r>
+      <w:r>
+        <w:rPr>
+          <w:lang w:val="fr-FR"/>
+        </w:rPr>
+        <w:t>-</w:t>
+      </w:r>
+      <w:r>
+        <w:rPr>
+          <w:lang w:val="fr-FR"/>
+        </w:rPr>
+        <w:t xml:space="preserve"> d'autres aussi et c'est la bousculade, les poussées latérales opposées qui compriment le centre dont quelques invités sont éjectés dans le corps d'une pression plus forte sur un point de moindre résistance.</w:t>
+      </w:r>
+    </w:p>
+    <w:p>
+      <w:pPr>
+        <w:jc w:val="both"/>
+        <w:rPr>
+          <w:lang w:val="fr-FR"/>
+        </w:rPr>
+      </w:pPr>
+      <w:r>
+        <w:rPr>
+          <w:lang w:val="fr-FR"/>
+        </w:rPr>
+        <w:t xml:space="preserve">Quelques autres unités déclarent forfait. C'est autant de gagné. Et puis c'est un jeu intéressant : on se serre, </w:t>
+      </w:r>
+      <w:r>
+        <w:rPr>
+          <w:lang w:val="fr-FR"/>
+        </w:rPr>
+        <w:t>à</w:t>
+      </w:r>
+      <w:r>
+        <w:rPr>
+          <w:lang w:val="fr-FR"/>
+        </w:rPr>
+        <w:t xml:space="preserve"> étouffe</w:t>
+      </w:r>
+      <w:r>
+        <w:rPr>
+          <w:lang w:val="fr-FR"/>
+        </w:rPr>
+        <w:t>r</w:t>
+      </w:r>
+      <w:r>
+        <w:rPr>
+          <w:lang w:val="fr-FR"/>
+        </w:rPr>
+        <w:t xml:space="preserve">, on s'envoie quelques coups de coudes dans les côtes (qui donc disait que les Français ne se serrent pas les coudes ?), on s'écrase les orteils ; on gueule ; on rigole. C'est un jeu qui dure une bonne demi-heure au bout de laquelle deux cents personnes - toutes du sexe masculin - </w:t>
+      </w:r>
+      <w:r>
+        <w:rPr>
+          <w:lang w:val="fr-FR"/>
+        </w:rPr>
+        <w:lastRenderedPageBreak/>
+        <w:t>sont enfin casées sur les bancs de la salle.</w:t>
+      </w:r>
+      <w:r>
+        <w:rPr>
+          <w:lang w:val="fr-FR"/>
+        </w:rPr>
+        <w:t xml:space="preserve"> - </w:t>
+      </w:r>
+      <w:r>
+        <w:rPr>
+          <w:lang w:val="fr-FR"/>
+        </w:rPr>
+        <w:t>Quand je pense que les Anglais, avec leur manie de se mettre deux par deux les uns derrière les autres entrent en cinq minutes ! Il y a des gens qui ne savent pas profiter de la vie ! Enfin ! Passons...</w:t>
+      </w:r>
+    </w:p>
+    <w:p>
+      <w:pPr>
+        <w:jc w:val="both"/>
+        <w:rPr>
+          <w:lang w:val="fr-FR"/>
+        </w:rPr>
+      </w:pPr>
+      <w:r>
+        <w:rPr>
+          <w:lang w:val="fr-FR"/>
+        </w:rPr>
+        <w:t>Un beau rideau tout neuf et peut-être rose masque la scène. En attendant qu'il veuille bien s'ouvrir on fume des cigarettes parce qu'on est prié de ne pas fumer. J'</w:t>
+      </w:r>
+      <w:r>
+        <w:rPr>
+          <w:lang w:val="fr-FR"/>
+        </w:rPr>
+        <w:t>ouvre</w:t>
+      </w:r>
+      <w:r>
+        <w:rPr>
+          <w:lang w:val="fr-FR"/>
+        </w:rPr>
+        <w:t xml:space="preserve"> le</w:t>
+      </w:r>
+      <w:r>
+        <w:rPr>
+          <w:lang w:val="fr-FR"/>
+        </w:rPr>
+        <w:t xml:space="preserve"> « </w:t>
+      </w:r>
+      <w:r>
+        <w:rPr>
+          <w:lang w:val="fr-FR"/>
+        </w:rPr>
+        <w:t>programme</w:t>
+      </w:r>
+      <w:r>
+        <w:rPr>
+          <w:lang w:val="fr-FR"/>
+        </w:rPr>
+        <w:t> »</w:t>
+      </w:r>
+      <w:r>
+        <w:rPr>
+          <w:lang w:val="fr-FR"/>
+        </w:rPr>
+        <w:t xml:space="preserve"> qu'on m'a remis à l'entrée. Il n'y a rien d'écrit sur la feuille. Mais ce n'est pas une farce. </w:t>
+      </w:r>
+      <w:r>
+        <w:rPr>
+          <w:lang w:val="fr-FR"/>
+        </w:rPr>
+        <w:t>M</w:t>
+      </w:r>
+      <w:r>
+        <w:rPr>
+          <w:lang w:val="fr-FR"/>
+        </w:rPr>
+        <w:t xml:space="preserve">on voisin possède un vrai « programme » ronéotypé. En regardant les autres regarder j'en arrive à me regarder et à me voir. A me voir là, regardant des autres qui me regardent. Nous en sommes là, lorsque l'homme de confiance monte devant le rideau. Il se carre </w:t>
+      </w:r>
+      <w:r>
+        <w:rPr>
+          <w:lang w:val="fr-FR"/>
+        </w:rPr>
+        <w:t>bien</w:t>
+      </w:r>
+      <w:r>
+        <w:rPr>
+          <w:lang w:val="fr-FR"/>
+        </w:rPr>
+        <w:t xml:space="preserve"> sur ses jambes, fronce les sourcils, sort un papier d'une poche, met une main dans l'autre et retrou</w:t>
+      </w:r>
+      <w:r>
+        <w:rPr>
+          <w:lang w:val="fr-FR"/>
+        </w:rPr>
+        <w:t>ss</w:t>
+      </w:r>
+      <w:r>
+        <w:rPr>
+          <w:lang w:val="fr-FR"/>
+        </w:rPr>
+        <w:t>ant la lèvre supérieure comme un dogue, de l'air de quelqu'un qui nous passe une bonne semonce, il nous présente les vœux du commandant du camp et les siens propres</w:t>
+      </w:r>
+      <w:r>
+        <w:rPr>
+          <w:rStyle w:val="Appelnotedebasdep"/>
+          <w:lang w:val="fr-FR"/>
+        </w:rPr>
+        <w:footnoteReference w:id="6"/>
+      </w:r>
+      <w:r>
+        <w:rPr>
+          <w:lang w:val="fr-FR"/>
+        </w:rPr>
+        <w:t>.</w:t>
+      </w:r>
+    </w:p>
+    <w:p>
+      <w:pPr>
+        <w:jc w:val="both"/>
+        <w:rPr>
+          <w:lang w:val="fr-FR"/>
+        </w:rPr>
+      </w:pPr>
+      <w:r>
+        <w:rPr>
+          <w:lang w:val="fr-FR"/>
+        </w:rPr>
+        <w:t>Puis le rideau s'est ouvert.</w:t>
+      </w:r>
+    </w:p>
+    <w:p>
+      <w:pPr>
+        <w:jc w:val="both"/>
+        <w:rPr>
+          <w:lang w:val="fr-FR"/>
+        </w:rPr>
+      </w:pPr>
+      <w:r>
+        <w:rPr>
+          <w:lang w:val="fr-FR"/>
+        </w:rPr>
+        <w:t xml:space="preserve">Maintenant je me souviens d'avoir entendu parler de rutabagas par un ménage parisien, qui les accommodait à toutes les sauces en faisant des calembours, histoire sans doute de les faire passer. (Le mari </w:t>
+      </w:r>
+      <w:r>
+        <w:rPr>
+          <w:lang w:val="fr-FR"/>
+        </w:rPr>
+        <w:t>l</w:t>
+      </w:r>
+      <w:r>
+        <w:rPr>
+          <w:lang w:val="fr-FR"/>
+        </w:rPr>
+        <w:t xml:space="preserve">ent </w:t>
+      </w:r>
+      <w:r>
+        <w:rPr>
+          <w:lang w:val="fr-FR"/>
+        </w:rPr>
+        <w:t>-</w:t>
+      </w:r>
+      <w:r>
+        <w:rPr>
+          <w:lang w:val="fr-FR"/>
+        </w:rPr>
+        <w:t xml:space="preserve"> et ça </w:t>
+      </w:r>
+      <w:r>
+        <w:rPr>
+          <w:lang w:val="fr-FR"/>
+        </w:rPr>
+        <w:t>ira</w:t>
+      </w:r>
+      <w:r>
+        <w:rPr>
+          <w:lang w:val="fr-FR"/>
+        </w:rPr>
+        <w:t xml:space="preserve"> </w:t>
+      </w:r>
+      <w:r>
+        <w:rPr>
+          <w:lang w:val="fr-FR"/>
+        </w:rPr>
+        <w:t>t</w:t>
+      </w:r>
+      <w:r>
+        <w:rPr>
+          <w:lang w:val="fr-FR"/>
+        </w:rPr>
+        <w:t>a-touille de pommes de terre)</w:t>
+      </w:r>
+      <w:r>
+        <w:rPr>
+          <w:lang w:val="fr-FR"/>
+        </w:rPr>
+        <w:t>.</w:t>
+      </w:r>
+      <w:r>
+        <w:rPr>
+          <w:lang w:val="fr-FR"/>
+        </w:rPr>
+        <w:t xml:space="preserve"> Un soldat est arrivé qui a conduit le ménage au spectacle du stalag et la revue s'est enchaînée </w:t>
+      </w:r>
+      <w:r>
+        <w:rPr>
+          <w:lang w:val="fr-FR"/>
+        </w:rPr>
+        <w:lastRenderedPageBreak/>
+        <w:t xml:space="preserve">avec des maillons que plaçaient un compère qui traitait peu cavalièrement la syntaxe et une commère, ma foi, fort aguichante. (Seulement quand on pensait à ce qu'il y avait sous cette perruque blonde ondulée sur notre ami André et </w:t>
+      </w:r>
+      <w:r>
+        <w:rPr>
+          <w:lang w:val="fr-FR"/>
+        </w:rPr>
+        <w:t xml:space="preserve">dans </w:t>
+      </w:r>
+      <w:r>
+        <w:rPr>
+          <w:lang w:val="fr-FR"/>
+        </w:rPr>
+        <w:t>cette robe de papier rose, on se sentait un peu rougir d'un vice qu'on n'avait pas… mais qu'après tout on aurait pu avoir)</w:t>
+      </w:r>
+    </w:p>
+    <w:p>
+      <w:pPr>
+        <w:jc w:val="both"/>
+        <w:rPr>
+          <w:lang w:val="fr-FR"/>
+        </w:rPr>
+      </w:pPr>
+      <w:r>
+        <w:rPr>
+          <w:lang w:val="fr-FR"/>
+        </w:rPr>
+        <w:t>…</w:t>
+      </w:r>
+      <w:r>
+        <w:rPr>
+          <w:lang w:val="fr-FR"/>
+        </w:rPr>
+        <w:t xml:space="preserve"> Je me souviens d'avoir entendu parler de la Tour Eiffel à plusieurs reprises. C'était pour nous rappeler la France, car la France c'est, comme nul ne l'ignore, la Tour Eiffel. </w:t>
+      </w:r>
+      <w:r>
+        <w:rPr>
+          <w:lang w:val="fr-FR"/>
+        </w:rPr>
+        <w:t xml:space="preserve">Et </w:t>
+      </w:r>
+      <w:r>
+        <w:rPr>
+          <w:lang w:val="fr-FR"/>
+        </w:rPr>
+        <w:t xml:space="preserve">ce n'est ni le Basque de devant moi, ni l'Auvergnat de derrière, ni le Provençal de droite, ni le Breton de gauche qui me démentiront. La Tour Eiffel c'est bien la France. Les Pyrénées sont des montagnes, la Côte d'Azur un pays au bout de la mer, la Bretagne un pays de Bretons bretonnants et le pays basque un pâturage à vaches espagnoles. Sans Tour Eiffel de quoi </w:t>
+      </w:r>
+      <w:r>
+        <w:rPr>
+          <w:lang w:val="fr-FR"/>
+        </w:rPr>
+        <w:t>aurions-nous</w:t>
+      </w:r>
+      <w:r>
+        <w:rPr>
+          <w:lang w:val="fr-FR"/>
+        </w:rPr>
+        <w:t xml:space="preserve"> l'air ?</w:t>
+      </w:r>
+    </w:p>
+    <w:p>
+      <w:pPr>
+        <w:jc w:val="both"/>
+        <w:rPr>
+          <w:lang w:val="fr-FR"/>
+        </w:rPr>
+      </w:pPr>
+      <w:r>
+        <w:rPr>
+          <w:lang w:val="fr-FR"/>
+        </w:rPr>
+        <w:t>…</w:t>
+      </w:r>
+      <w:r>
+        <w:rPr>
+          <w:lang w:val="fr-FR"/>
+        </w:rPr>
+        <w:t xml:space="preserve"> Je me souviens d'avoir entendu un Anglais nous conter le petit Chaperon rouge. J'ignorais que le loup eût mangé la mère grand avec le cataplasme qu'elle avait sur la poitrine. Ce devait être horrible comme disait l'Anglais.</w:t>
+      </w:r>
+    </w:p>
+    <w:p>
+      <w:pPr>
+        <w:jc w:val="both"/>
+        <w:rPr>
+          <w:lang w:val="fr-FR"/>
+        </w:rPr>
+      </w:pPr>
+      <w:r>
+        <w:rPr>
+          <w:lang w:val="fr-FR"/>
+        </w:rPr>
+        <w:t>…</w:t>
+      </w:r>
+      <w:r>
+        <w:rPr>
+          <w:lang w:val="fr-FR"/>
+        </w:rPr>
+        <w:t xml:space="preserve"> Je me souviens d'avoir vu deux apaches se disputer une « fille » aux longues jambes, aux genoux pointus et aux cuisses plates comme sa poitrine. Bon numéro de danse fantaisiste. Mais la danseuse avait un long nez et un cache-sexe. (Je ne dis pas ça pour </w:t>
+      </w:r>
+      <w:r>
+        <w:rPr>
+          <w:lang w:val="fr-FR"/>
+        </w:rPr>
+        <w:t>cri</w:t>
+      </w:r>
+      <w:r>
+        <w:rPr>
+          <w:lang w:val="fr-FR"/>
+        </w:rPr>
+        <w:t>tiquer, bien entendu)</w:t>
+      </w:r>
+    </w:p>
+    <w:p>
+      <w:pPr>
+        <w:jc w:val="both"/>
+        <w:rPr>
+          <w:lang w:val="fr-FR"/>
+        </w:rPr>
+      </w:pPr>
+      <w:r>
+        <w:rPr>
+          <w:lang w:val="fr-FR"/>
+        </w:rPr>
+        <w:t>…</w:t>
+      </w:r>
+      <w:r>
+        <w:rPr>
+          <w:lang w:val="fr-FR"/>
+        </w:rPr>
+        <w:t xml:space="preserve"> Je me souviens d'un soir d'alerte... Une bourgeoise peu commode engueulait le patient Aristide. « Aristide ! </w:t>
+      </w:r>
+      <w:r>
+        <w:rPr>
+          <w:lang w:val="fr-FR"/>
+        </w:rPr>
+        <w:lastRenderedPageBreak/>
+        <w:t>Aristide ! — Et ces sirènes ! Vo</w:t>
+      </w:r>
+      <w:r>
+        <w:rPr>
+          <w:lang w:val="fr-FR"/>
+        </w:rPr>
+        <w:t>û</w:t>
+      </w:r>
+      <w:r>
+        <w:rPr>
+          <w:lang w:val="fr-FR"/>
+        </w:rPr>
+        <w:t xml:space="preserve"> ou. Vo</w:t>
+      </w:r>
+      <w:r>
+        <w:rPr>
+          <w:lang w:val="fr-FR"/>
+        </w:rPr>
+        <w:t>û</w:t>
+      </w:r>
+      <w:r>
+        <w:rPr>
+          <w:lang w:val="fr-FR"/>
+        </w:rPr>
+        <w:t xml:space="preserve"> ou - Vo</w:t>
+      </w:r>
+      <w:r>
+        <w:rPr>
+          <w:lang w:val="fr-FR"/>
+        </w:rPr>
+        <w:t>û</w:t>
+      </w:r>
+      <w:r>
+        <w:rPr>
+          <w:lang w:val="fr-FR"/>
+        </w:rPr>
+        <w:t xml:space="preserve"> ou ! Ah</w:t>
+      </w:r>
+      <w:r>
+        <w:rPr>
+          <w:lang w:val="fr-FR"/>
+        </w:rPr>
+        <w:t> ! »</w:t>
+      </w:r>
+    </w:p>
+    <w:p>
+      <w:pPr>
+        <w:jc w:val="both"/>
+        <w:rPr>
+          <w:lang w:val="fr-FR"/>
+        </w:rPr>
+      </w:pPr>
+      <w:r>
+        <w:rPr>
+          <w:lang w:val="fr-FR"/>
+        </w:rPr>
+        <w:t>Aristide cherchait ses bretelles...</w:t>
+      </w:r>
+    </w:p>
+    <w:p>
+      <w:pPr>
+        <w:jc w:val="both"/>
+        <w:rPr>
+          <w:lang w:val="fr-FR"/>
+        </w:rPr>
+      </w:pPr>
+      <w:r>
+        <w:rPr>
+          <w:lang w:val="fr-FR"/>
+        </w:rPr>
+        <w:t>…</w:t>
+      </w:r>
+      <w:r>
+        <w:rPr>
+          <w:lang w:val="fr-FR"/>
+        </w:rPr>
+        <w:t xml:space="preserve"> Je me souviens d'avoir entendu des chansons de Charles Trenet, d'autres chansons de je ne sais pas qui par le sympathique « Mimile » et par la vedette </w:t>
       </w:r>
       <w:commentRangeStart w:id="4"/>
       <w:r>
         <w:rPr>
           <w:lang w:val="fr-FR"/>
         </w:rPr>
-        <w:t>Les sauts, les gestes</w:t>
+        <w:t>Lerda</w:t>
       </w:r>
       <w:commentRangeEnd w:id="4"/>
       <w:r>
@@ -6544,414 +10100,161 @@
         <w:rPr>
           <w:lang w:val="fr-FR"/>
         </w:rPr>
-        <w:t xml:space="preserve"> des hommes qui s'interpellent, qui s'assoient, qui se lèvent, créent de loin un mouvement, un remous, une perspective de dessus de pot dans lequel bouillent des lentilles.</w:t>
-      </w:r>
-    </w:p>
-    <w:p>
-      <w:pPr>
-        <w:jc w:val="both"/>
-        <w:rPr>
-          <w:lang w:val="fr-FR"/>
-        </w:rPr>
-      </w:pPr>
-      <w:r>
-        <w:rPr>
-          <w:lang w:val="fr-FR"/>
-        </w:rPr>
-        <w:t>Cependant des nécessités impérieuses font se mouvoir de longues files qui méandrent dans la cohue jusqu'aux roulantes où elles s'étalent en flaques, ou jusqu'à la rivière sur les berges de laquelle elles s'alignent, s'accroupissent et libèrent des pantalons des paires de rondeurs blanches qui se mettent aussitôt à éjecter, filer, suinter ou baver dans un concert de pétarades et de gargouilles.</w:t>
-      </w:r>
-    </w:p>
-    <w:p>
-      <w:pPr>
-        <w:jc w:val="both"/>
-        <w:rPr>
-          <w:lang w:val="fr-FR"/>
-        </w:rPr>
-      </w:pPr>
-      <w:r>
-        <w:rPr>
-          <w:lang w:val="fr-FR"/>
-        </w:rPr>
-        <w:t>D'autres files se meuvent en sens inverse dans les failles de la foule. Elles sont composées des fourmis qui rapportent des matériaux et de la pitance.</w:t>
-      </w:r>
-    </w:p>
-    <w:p>
-      <w:pPr>
-        <w:jc w:val="both"/>
-        <w:rPr>
-          <w:lang w:val="fr-FR"/>
-        </w:rPr>
-      </w:pPr>
-      <w:r>
-        <w:rPr>
-          <w:lang w:val="fr-FR"/>
-        </w:rPr>
-        <w:t xml:space="preserve">Cette pitance n'est pas destinée à être mise en réserve pour que les cigales viennent en emprunter à la bise. Un quart de lentilles par homme pour la journée et une boule </w:t>
-      </w:r>
-      <w:r>
-        <w:rPr>
-          <w:lang w:val="fr-FR"/>
-        </w:rPr>
-        <w:lastRenderedPageBreak/>
-        <w:t xml:space="preserve">de pain à sept à huit pour deux ou trois jours ne souffrent pour de thésaurisation. Et on peut dire que </w:t>
-      </w:r>
-      <w:commentRangeStart w:id="5"/>
-      <w:r>
-        <w:rPr>
-          <w:lang w:val="fr-FR"/>
-        </w:rPr>
-        <w:t>les estomacs sont sur les dents</w:t>
-      </w:r>
-      <w:commentRangeEnd w:id="5"/>
-      <w:r>
-        <w:rPr>
-          <w:rStyle w:val="Marquedecommentaire"/>
-          <w:sz w:val="28"/>
-          <w:szCs w:val="22"/>
-          <w:lang w:val="fr-FR"/>
-        </w:rPr>
-        <w:commentReference w:id="5"/>
-      </w:r>
-      <w:r>
-        <w:rPr>
-          <w:lang w:val="fr-FR"/>
-        </w:rPr>
-        <w:t xml:space="preserve">, et que </w:t>
-      </w:r>
-      <w:commentRangeStart w:id="6"/>
-      <w:r>
-        <w:rPr>
-          <w:lang w:val="fr-FR"/>
-        </w:rPr>
-        <w:t>les cents passes</w:t>
-      </w:r>
-      <w:commentRangeEnd w:id="6"/>
-      <w:r>
-        <w:rPr>
-          <w:rStyle w:val="Marquedecommentaire"/>
-          <w:sz w:val="28"/>
-          <w:szCs w:val="22"/>
-          <w:lang w:val="fr-FR"/>
-        </w:rPr>
-        <w:commentReference w:id="6"/>
-      </w:r>
-      <w:r>
-        <w:rPr>
-          <w:lang w:val="fr-FR"/>
-        </w:rPr>
-        <w:t xml:space="preserve"> consument une grande partie de ce qui leur est destiné. Chaque homme </w:t>
-      </w:r>
-      <w:commentRangeStart w:id="7"/>
-      <w:r>
-        <w:rPr>
-          <w:lang w:val="fr-FR"/>
-        </w:rPr>
-        <w:t>s'éffent</w:t>
-      </w:r>
-      <w:commentRangeEnd w:id="7"/>
-      <w:r>
-        <w:rPr>
-          <w:rStyle w:val="Marquedecommentaire"/>
-          <w:sz w:val="28"/>
-          <w:szCs w:val="22"/>
-          <w:lang w:val="fr-FR"/>
-        </w:rPr>
-        <w:commentReference w:id="7"/>
-      </w:r>
-      <w:r>
-        <w:rPr>
-          <w:lang w:val="fr-FR"/>
-        </w:rPr>
-        <w:t xml:space="preserve"> à préserver sa part.</w:t>
-      </w:r>
-    </w:p>
-    <w:p>
-      <w:pPr>
-        <w:rPr>
-          <w:lang w:val="fr-FR"/>
-        </w:rPr>
-      </w:pPr>
-      <w:r>
-        <w:rPr>
-          <w:lang w:val="fr-FR"/>
-        </w:rPr>
-        <w:t>— Orage sur un groupe, avalanche d'imprécations, de vociférations, d'injures, d'insinuations. Le pain du groupe a disparu mystérieusement. Sept à huit pains entiers. Ça n'est pas rien.</w:t>
-      </w:r>
-    </w:p>
-    <w:p>
-      <w:pPr>
-        <w:jc w:val="both"/>
-        <w:rPr>
-          <w:lang w:val="fr-FR"/>
-        </w:rPr>
-      </w:pPr>
-      <w:r>
-        <w:rPr>
-          <w:lang w:val="fr-FR"/>
-        </w:rPr>
-        <w:t>Les limiers se mettent en chasse, enjambent des hommes allongés, contournent les tentes qui menacent de crouler, marchent sur des pieds qui se plaignent, grognent et rouspètent, bousculent une gamelle, soulèvent subrepticement quelques coins de tentes...</w:t>
-      </w:r>
-    </w:p>
-    <w:p>
-      <w:pPr>
-        <w:jc w:val="both"/>
-        <w:rPr>
-          <w:lang w:val="fr-FR"/>
-        </w:rPr>
-      </w:pPr>
-      <w:r>
-        <w:rPr>
-          <w:lang w:val="fr-FR"/>
-        </w:rPr>
-        <w:t>A l'abri d'une de ces tentes cinq ou six pains sont suspendus à un fil de fer. Des pains qui ne sont pas mangés ; des pains appétissants et faibles, sans défense chez cet ogre aux milliers de bouches affamées, n'ont pas été dévorés ! Pourquoi sont-ils là ? D'où viennent-ils ? Quelle puissance les protège ?</w:t>
-      </w:r>
-    </w:p>
-    <w:p>
-      <w:pPr>
-        <w:rPr>
-          <w:lang w:val="fr-FR"/>
-        </w:rPr>
-      </w:pPr>
-      <w:r>
-        <w:rPr>
-          <w:lang w:val="fr-FR"/>
-        </w:rPr>
-        <w:t>— Une exclamation de surprise ! une autre d'indignation : « Quels sont les salauds qui habitent cette tente et qui ont des boules de pain en rab' pendant que les autres crèvent de faim ? » Les cinq ou six salauds rappliquent pour défendre leur trésor.</w:t>
-      </w:r>
-    </w:p>
-    <w:p>
-      <w:pPr>
-        <w:rPr>
-          <w:lang w:val="fr-FR"/>
-        </w:rPr>
-      </w:pPr>
-      <w:r>
-        <w:rPr>
-          <w:lang w:val="fr-FR"/>
-        </w:rPr>
-        <w:t xml:space="preserve">— </w:t>
-      </w:r>
-      <w:commentRangeStart w:id="8"/>
-      <w:r>
-        <w:rPr>
-          <w:lang w:val="fr-FR"/>
-        </w:rPr>
-        <w:t>Forces</w:t>
-      </w:r>
-      <w:commentRangeEnd w:id="8"/>
-      <w:r>
-        <w:rPr>
-          <w:rStyle w:val="Marquedecommentaire"/>
-          <w:sz w:val="28"/>
-          <w:szCs w:val="22"/>
-          <w:lang w:val="fr-FR"/>
-        </w:rPr>
-        <w:commentReference w:id="8"/>
-      </w:r>
-      <w:r>
-        <w:rPr>
-          <w:lang w:val="fr-FR"/>
-        </w:rPr>
-        <w:t xml:space="preserve"> gendarmes assermentés de la République française !</w:t>
-      </w:r>
-    </w:p>
-    <w:p>
-      <w:pPr>
-        <w:rPr>
-          <w:lang w:val="fr-FR"/>
-        </w:rPr>
-      </w:pPr>
-      <w:r>
-        <w:rPr>
-          <w:lang w:val="fr-FR"/>
-        </w:rPr>
-        <w:t xml:space="preserve">— </w:t>
-      </w:r>
-      <w:commentRangeStart w:id="9"/>
-      <w:r>
-        <w:rPr>
-          <w:lang w:val="fr-FR"/>
-        </w:rPr>
-        <w:t>Bains-les-Bains</w:t>
-      </w:r>
-      <w:commentRangeEnd w:id="9"/>
-      <w:r>
-        <w:rPr>
-          <w:rStyle w:val="Marquedecommentaire"/>
-          <w:sz w:val="28"/>
-          <w:szCs w:val="22"/>
-          <w:lang w:val="fr-FR"/>
-        </w:rPr>
-        <w:commentReference w:id="9"/>
-      </w:r>
-      <w:r>
-        <w:rPr>
-          <w:lang w:val="fr-FR"/>
-        </w:rPr>
-        <w:t xml:space="preserve"> — juin 40</w:t>
-      </w:r>
-    </w:p>
-    <w:p>
-      <w:pPr>
-        <w:pStyle w:val="Titre2"/>
-      </w:pPr>
-      <w:r>
-        <w:lastRenderedPageBreak/>
-        <w:t>« Miaou »</w:t>
-      </w:r>
-    </w:p>
-    <w:p>
-      <w:pPr>
-        <w:rPr>
-          <w:lang w:val="fr-FR"/>
-        </w:rPr>
-      </w:pPr>
-      <w:r>
-        <w:rPr>
-          <w:lang w:val="fr-FR"/>
-        </w:rPr>
-        <w:t>— Hep ! tu l'as vu ?</w:t>
-      </w:r>
-    </w:p>
-    <w:p>
-      <w:pPr>
-        <w:rPr>
-          <w:lang w:val="fr-FR"/>
-        </w:rPr>
-      </w:pPr>
-      <w:r>
-        <w:rPr>
-          <w:lang w:val="fr-FR"/>
-        </w:rPr>
-        <w:t>— Quoi ? Quoi ? Où ?</w:t>
-      </w:r>
-    </w:p>
-    <w:p>
-      <w:pPr>
-        <w:rPr>
-          <w:lang w:val="fr-FR"/>
-        </w:rPr>
-      </w:pPr>
-      <w:r>
-        <w:rPr>
-          <w:lang w:val="fr-FR"/>
-        </w:rPr>
-        <w:t>— Là ! Regarde... sur le tonneau !...</w:t>
-      </w:r>
-    </w:p>
-    <w:p>
-      <w:pPr>
-        <w:rPr>
-          <w:lang w:val="fr-FR"/>
-        </w:rPr>
-      </w:pPr>
-      <w:r>
-        <w:rPr>
-          <w:lang w:val="fr-FR"/>
-        </w:rPr>
-        <w:t>— Hé ! Hé ! Ma foi, je ne dis pas non !</w:t>
-      </w:r>
-    </w:p>
-    <w:p>
-      <w:pPr>
-        <w:rPr>
-          <w:lang w:val="fr-FR"/>
-        </w:rPr>
-      </w:pPr>
-      <w:r>
-        <w:rPr>
-          <w:lang w:val="fr-FR"/>
-        </w:rPr>
-        <w:t>— On le choppe ?</w:t>
-      </w:r>
-    </w:p>
-    <w:p>
-      <w:pPr>
-        <w:rPr>
-          <w:lang w:val="fr-FR"/>
-        </w:rPr>
-      </w:pPr>
-      <w:r>
-        <w:rPr>
-          <w:lang w:val="fr-FR"/>
-        </w:rPr>
-        <w:t>— Heu... Allons-y !</w:t>
-      </w:r>
-    </w:p>
-    <w:p>
-      <w:pPr>
-        <w:rPr>
-          <w:lang w:val="fr-FR"/>
-        </w:rPr>
-      </w:pPr>
-      <w:r>
-        <w:rPr>
-          <w:lang w:val="fr-FR"/>
-        </w:rPr>
-        <w:t xml:space="preserve">— </w:t>
-      </w:r>
-      <w:commentRangeStart w:id="10"/>
-      <w:r>
-        <w:rPr>
-          <w:lang w:val="fr-FR"/>
-        </w:rPr>
-        <w:t>Merte</w:t>
-      </w:r>
-      <w:commentRangeEnd w:id="10"/>
-      <w:r>
-        <w:rPr>
-          <w:rStyle w:val="Marquedecommentaire"/>
-          <w:sz w:val="28"/>
-          <w:szCs w:val="22"/>
-          <w:lang w:val="fr-FR"/>
-        </w:rPr>
-        <w:commentReference w:id="10"/>
-      </w:r>
-      <w:r>
-        <w:rPr>
-          <w:lang w:val="fr-FR"/>
-        </w:rPr>
-        <w:t xml:space="preserve"> ! je crois qu'il a pigé. Le voilà qui se débine.</w:t>
-      </w:r>
-    </w:p>
-    <w:p>
-      <w:pPr>
-        <w:rPr>
-          <w:lang w:val="fr-FR"/>
-        </w:rPr>
-      </w:pPr>
-      <w:r>
-        <w:rPr>
-          <w:lang w:val="fr-FR"/>
-        </w:rPr>
-        <w:t>— Il faudra tâcher de le revoir. Moi une fois, j'en ai mangé dans le civil. Pour rigoler. Il n'était pas mauvais mais il était trop vieux...</w:t>
-      </w:r>
-    </w:p>
-    <w:p>
-      <w:pPr>
-        <w:rPr>
-          <w:lang w:val="fr-FR"/>
-        </w:rPr>
-      </w:pPr>
-      <w:r>
-        <w:rPr>
-          <w:lang w:val="fr-FR"/>
-        </w:rPr>
-        <w:t>— Bien préparé !... D'ailleurs, dans les restaurants...</w:t>
-      </w:r>
-    </w:p>
-    <w:p>
-      <w:pPr>
-        <w:jc w:val="both"/>
-        <w:rPr>
-          <w:lang w:val="fr-FR"/>
-        </w:rPr>
-      </w:pPr>
-      <w:r>
-        <w:rPr>
-          <w:lang w:val="fr-FR"/>
-        </w:rPr>
-        <w:t>Le lendemain nos deux compères recevaient des mains d'une bonne dame un grand panier de victuailles. Le matou l'avait échappé belle ! Mais sans doute se fit il prendre ailleurs...</w:t>
+        <w:t xml:space="preserve"> plus à l'aise, que dans son rôle de compère...</w:t>
+      </w:r>
+    </w:p>
+    <w:p>
+      <w:pPr>
+        <w:jc w:val="both"/>
+        <w:rPr>
+          <w:lang w:val="fr-FR"/>
+        </w:rPr>
+      </w:pPr>
+      <w:r>
+        <w:rPr>
+          <w:lang w:val="fr-FR"/>
+        </w:rPr>
+        <w:t>…</w:t>
+      </w:r>
+      <w:r>
+        <w:rPr>
+          <w:lang w:val="fr-FR"/>
+        </w:rPr>
+        <w:t xml:space="preserve"> Je me souviens d'avoir entendu chanter « La Marseillaise »</w:t>
+      </w:r>
+    </w:p>
+    <w:p>
+      <w:pPr>
+        <w:jc w:val="both"/>
+        <w:rPr>
+          <w:lang w:val="fr-FR"/>
+        </w:rPr>
+      </w:pPr>
+      <w:r>
+        <w:rPr>
+          <w:lang w:val="fr-FR"/>
+        </w:rPr>
+        <w:t>…</w:t>
+      </w:r>
+      <w:r>
+        <w:rPr>
+          <w:lang w:val="fr-FR"/>
+        </w:rPr>
+        <w:t xml:space="preserve"> Je me souviens d'avoir entendu chanter « La Madelon »</w:t>
+      </w:r>
+    </w:p>
+    <w:p>
+      <w:pPr>
+        <w:jc w:val="both"/>
+        <w:rPr>
+          <w:lang w:val="fr-FR"/>
+        </w:rPr>
+      </w:pPr>
+      <w:r>
+        <w:rPr>
+          <w:lang w:val="fr-FR"/>
+        </w:rPr>
+        <w:t xml:space="preserve">… </w:t>
+      </w:r>
+      <w:r>
+        <w:rPr>
+          <w:lang w:val="fr-FR"/>
+        </w:rPr>
+        <w:t>Je me souviens d'avoir réentendu chanter « La Marseillaise »</w:t>
+      </w:r>
+    </w:p>
+    <w:p>
+      <w:pPr>
+        <w:jc w:val="both"/>
+        <w:rPr>
+          <w:lang w:val="fr-FR"/>
+        </w:rPr>
+      </w:pPr>
+      <w:r>
+        <w:rPr>
+          <w:lang w:val="fr-FR"/>
+        </w:rPr>
+        <w:t xml:space="preserve">… </w:t>
+      </w:r>
+      <w:r>
+        <w:rPr>
+          <w:lang w:val="fr-FR"/>
+        </w:rPr>
+        <w:t>Le rideau s'est fermé pour de bon. Nous sommes sortis dans le quartier paralysé par la nuit et giflé par la bise mauvaise.</w:t>
+      </w:r>
+    </w:p>
+    <w:p>
+      <w:pPr>
+        <w:jc w:val="both"/>
+        <w:rPr>
+          <w:lang w:val="fr-FR"/>
+        </w:rPr>
+      </w:pPr>
+      <w:r>
+        <w:rPr>
+          <w:lang w:val="fr-FR"/>
+        </w:rPr>
+        <w:t>On s'est dit : Allons pisser un coup et après on va casser une bonne croûte !</w:t>
+      </w:r>
+    </w:p>
+    <w:p>
+      <w:pPr>
+        <w:jc w:val="both"/>
+        <w:rPr>
+          <w:lang w:val="fr-FR"/>
+        </w:rPr>
+      </w:pPr>
+      <w:r>
+        <w:rPr>
+          <w:lang w:val="fr-FR"/>
+        </w:rPr>
+        <w:t>…</w:t>
+      </w:r>
+      <w:r>
+        <w:rPr>
+          <w:lang w:val="fr-FR"/>
+        </w:rPr>
+        <w:t xml:space="preserve"> Et je me souviens que la porte était fermée de l'autre côté de laquelle les foies de canard, la crème et le champagne nous avaient donné rendez-vous. Ils avaient bonne m</w:t>
+      </w:r>
+      <w:r>
+        <w:rPr>
+          <w:lang w:val="fr-FR"/>
+        </w:rPr>
+        <w:t>i</w:t>
+      </w:r>
+      <w:r>
+        <w:rPr>
+          <w:lang w:val="fr-FR"/>
+        </w:rPr>
+        <w:t>ne ! Et nous donc ! On était de la revue !</w:t>
+      </w:r>
+    </w:p>
+    <w:p>
+      <w:pPr>
+        <w:jc w:val="both"/>
+        <w:rPr>
+          <w:lang w:val="fr-FR"/>
+        </w:rPr>
+      </w:pPr>
+      <w:r>
+        <w:rPr>
+          <w:lang w:val="fr-FR"/>
+        </w:rPr>
+        <w:t>Il nous restait quand même une bouteille de mousseux qu'on a bue, comme ça.</w:t>
+      </w:r>
+    </w:p>
+    <w:p>
+      <w:pPr>
+        <w:jc w:val="both"/>
+        <w:rPr>
+          <w:lang w:val="fr-FR"/>
+        </w:rPr>
+      </w:pPr>
+      <w:r>
+        <w:rPr>
+          <w:lang w:val="fr-FR"/>
+        </w:rPr>
+        <w:t>Et je me suis couché en pensant à des choses que je ne veux pas dire.</w:t>
       </w:r>
     </w:p>
     <w:p>
@@ -6968,3237 +10271,23 @@
           <w:sz w:val="26"/>
           <w:lang w:val="fr-FR"/>
         </w:rPr>
-        <w:t xml:space="preserve">— Épinal — </w:t>
-      </w:r>
-      <w:commentRangeStart w:id="11"/>
+        <w:t xml:space="preserve">Marburg </w:t>
+      </w:r>
       <w:r>
         <w:rPr>
           <w:i/>
           <w:sz w:val="26"/>
           <w:lang w:val="fr-FR"/>
         </w:rPr>
-        <w:t>juillet-août 40</w:t>
-      </w:r>
-      <w:commentRangeEnd w:id="11"/>
-      <w:r>
-        <w:rPr>
-          <w:rStyle w:val="Marquedecommentaire"/>
-          <w:sz w:val="28"/>
-          <w:szCs w:val="22"/>
-          <w:lang w:val="fr-FR"/>
-        </w:rPr>
-        <w:commentReference w:id="11"/>
-      </w:r>
-    </w:p>
-    <w:p>
-      <w:pPr>
-        <w:pStyle w:val="Titre2"/>
-      </w:pPr>
-      <w:r>
-        <w:lastRenderedPageBreak/>
-        <w:t>« Démangeaisons »</w:t>
-      </w:r>
-    </w:p>
-    <w:p>
-      <w:pPr>
-        <w:jc w:val="both"/>
-        <w:rPr>
-          <w:lang w:val="fr-FR"/>
-        </w:rPr>
-      </w:pPr>
-      <w:r>
-        <w:rPr>
-          <w:lang w:val="fr-FR"/>
-        </w:rPr>
-        <w:t>André se gratte. — Tu en as attrapé ?</w:t>
-      </w:r>
-    </w:p>
-    <w:p>
-      <w:pPr>
-        <w:rPr>
-          <w:lang w:val="fr-FR"/>
-        </w:rPr>
-      </w:pPr>
-      <w:r>
-        <w:rPr>
-          <w:lang w:val="fr-FR"/>
-        </w:rPr>
-        <w:t>— Oh ! non ! c'est le sang...</w:t>
-      </w:r>
-    </w:p>
-    <w:p>
-      <w:pPr>
-        <w:rPr>
-          <w:lang w:val="fr-FR"/>
-        </w:rPr>
-      </w:pPr>
-      <w:r>
-        <w:rPr>
-          <w:lang w:val="fr-FR"/>
-        </w:rPr>
-        <w:t>— Ah !</w:t>
-      </w:r>
-    </w:p>
-    <w:p>
-      <w:pPr>
-        <w:jc w:val="both"/>
-        <w:rPr>
-          <w:lang w:val="fr-FR"/>
-        </w:rPr>
-      </w:pPr>
-      <w:r>
-        <w:rPr>
-          <w:lang w:val="fr-FR"/>
-        </w:rPr>
-        <w:t>Deux jours après André, torse nu, prospecte les coutures de sa chemise.</w:t>
-      </w:r>
-    </w:p>
-    <w:p>
-      <w:pPr>
-        <w:rPr>
-          <w:lang w:val="fr-FR"/>
-        </w:rPr>
-      </w:pPr>
-      <w:r>
-        <w:rPr>
-          <w:lang w:val="fr-FR"/>
-        </w:rPr>
-        <w:t>— Et alors ? Les boutons de chaleur ?</w:t>
-      </w:r>
-    </w:p>
-    <w:p>
-      <w:pPr>
-        <w:rPr>
-          <w:lang w:val="fr-FR"/>
-        </w:rPr>
-      </w:pPr>
-      <w:r>
-        <w:rPr>
-          <w:lang w:val="fr-FR"/>
-        </w:rPr>
-        <w:t>— Vingt-sept !</w:t>
-      </w:r>
-    </w:p>
-    <w:p>
-      <w:pPr>
-        <w:pStyle w:val="Titre2"/>
-        <w:pageBreakBefore w:val="0"/>
-      </w:pPr>
-      <w:r>
-        <w:t>« Les jeux sont faits ! »</w:t>
-      </w:r>
-    </w:p>
-    <w:p>
-      <w:pPr>
-        <w:spacing w:before="120"/>
-        <w:jc w:val="right"/>
-        <w:rPr>
-          <w:lang w:val="fr-FR"/>
-        </w:rPr>
-      </w:pPr>
+        <w:t>31</w:t>
+      </w:r>
       <w:r>
         <w:rPr>
           <w:i/>
           <w:sz w:val="26"/>
           <w:lang w:val="fr-FR"/>
         </w:rPr>
-        <w:t>Épinal — juillet-août 40</w:t>
-      </w:r>
-    </w:p>
-    <w:p>
-      <w:pPr>
-        <w:jc w:val="both"/>
-        <w:rPr>
-          <w:lang w:val="fr-FR"/>
-        </w:rPr>
-      </w:pPr>
-      <w:r>
-        <w:rPr>
-          <w:lang w:val="fr-FR"/>
-        </w:rPr>
-        <w:t xml:space="preserve">La foire bat son plein. Les prisonniers </w:t>
-      </w:r>
-      <w:commentRangeStart w:id="12"/>
-      <w:r>
-        <w:rPr>
-          <w:lang w:val="fr-FR"/>
-        </w:rPr>
-        <w:t>se visitaient</w:t>
-      </w:r>
-      <w:commentRangeEnd w:id="12"/>
-      <w:r>
-        <w:rPr>
-          <w:rStyle w:val="Marquedecommentaire"/>
-          <w:sz w:val="28"/>
-          <w:szCs w:val="22"/>
-          <w:lang w:val="fr-FR"/>
-        </w:rPr>
-        <w:commentReference w:id="12"/>
-      </w:r>
-      <w:r>
-        <w:rPr>
-          <w:lang w:val="fr-FR"/>
-        </w:rPr>
-        <w:t xml:space="preserve">, vont d'une table à l'autre se délestant d'une monnaie dont ils ne savent que faire. Les tenanciers des jeux s'égosillent, </w:t>
-      </w:r>
-      <w:commentRangeStart w:id="13"/>
-      <w:r>
-        <w:rPr>
-          <w:lang w:val="fr-FR"/>
-        </w:rPr>
-        <w:t>s'époumonent</w:t>
-      </w:r>
-      <w:commentRangeEnd w:id="13"/>
-      <w:r>
-        <w:rPr>
-          <w:rStyle w:val="Marquedecommentaire"/>
-          <w:sz w:val="28"/>
-          <w:szCs w:val="22"/>
-          <w:lang w:val="fr-FR"/>
-        </w:rPr>
-        <w:commentReference w:id="13"/>
-      </w:r>
-      <w:r>
-        <w:rPr>
-          <w:lang w:val="fr-FR"/>
-        </w:rPr>
-        <w:t>, s'enrouent. Les « barons » vont renflouer une table désertée.</w:t>
-      </w:r>
-    </w:p>
-    <w:p>
-      <w:pPr>
-        <w:jc w:val="both"/>
-        <w:rPr>
-          <w:lang w:val="fr-FR"/>
-        </w:rPr>
-      </w:pPr>
-      <w:r>
-        <w:rPr>
-          <w:lang w:val="fr-FR"/>
-        </w:rPr>
-        <w:t xml:space="preserve">Des joueurs les suivent, la table disparaît dans une grappe d'hommes. Les « barons » s'éclipsent en comptant tout haut de fabuleux bénéfices. On n'entend plus que la voix du </w:t>
-      </w:r>
-      <w:commentRangeStart w:id="14"/>
-      <w:r>
-        <w:rPr>
-          <w:lang w:val="fr-FR"/>
-        </w:rPr>
-        <w:t>taulier</w:t>
-      </w:r>
-      <w:commentRangeEnd w:id="14"/>
-      <w:r>
-        <w:rPr>
-          <w:rStyle w:val="Marquedecommentaire"/>
-          <w:sz w:val="28"/>
-          <w:szCs w:val="22"/>
-          <w:lang w:val="fr-FR"/>
-        </w:rPr>
-        <w:commentReference w:id="14"/>
-      </w:r>
-      <w:r>
-        <w:rPr>
-          <w:lang w:val="fr-FR"/>
-        </w:rPr>
-        <w:t xml:space="preserve"> : Misez ! Faites vos jeux !</w:t>
-      </w:r>
-    </w:p>
-    <w:p>
-      <w:pPr>
-        <w:jc w:val="both"/>
-        <w:rPr>
-          <w:lang w:val="fr-FR"/>
-        </w:rPr>
-      </w:pPr>
-      <w:r>
-        <w:rPr>
-          <w:lang w:val="fr-FR"/>
-        </w:rPr>
-        <w:t>Misez faites vos jeux ! Je rembourse cinq fois la mise au numéro gagnant. Allons, messieurs misez ! faites vos jeux ! » Et le bruit du nickel sur le bois. Une roulette est installée sous une affiche d'interdiction des jeux d'argent. Une sentinelle y sacrifie un billet de un mark.</w:t>
-      </w:r>
-    </w:p>
-    <w:p>
-      <w:pPr>
-        <w:jc w:val="both"/>
-        <w:rPr>
-          <w:lang w:val="fr-FR"/>
-        </w:rPr>
-      </w:pPr>
-      <w:r>
-        <w:rPr>
-          <w:lang w:val="fr-FR"/>
-        </w:rPr>
-        <w:lastRenderedPageBreak/>
-        <w:t>Remous soudain ; bousculades. Quelqu'un a crié « vingt-deux ! » Les groupes se dispersent, les hommes s'éparpillent, les tauliers s'éclipsent subrepticement.</w:t>
-      </w:r>
-    </w:p>
-    <w:p>
-      <w:pPr>
-        <w:jc w:val="both"/>
-        <w:rPr>
-          <w:lang w:val="fr-FR"/>
-        </w:rPr>
-      </w:pPr>
-      <w:commentRangeStart w:id="15"/>
-      <w:r>
-        <w:rPr>
-          <w:lang w:val="fr-FR"/>
-        </w:rPr>
-        <w:t>« »</w:t>
-      </w:r>
-      <w:commentRangeEnd w:id="15"/>
-      <w:r>
-        <w:rPr>
-          <w:rStyle w:val="Marquedecommentaire"/>
-          <w:sz w:val="28"/>
-          <w:szCs w:val="22"/>
-          <w:lang w:val="fr-FR"/>
-        </w:rPr>
-        <w:commentReference w:id="15"/>
-      </w:r>
-    </w:p>
-    <w:p>
-      <w:pPr>
-        <w:jc w:val="both"/>
-        <w:rPr>
-          <w:lang w:val="fr-FR"/>
-        </w:rPr>
-      </w:pPr>
-      <w:r>
-        <w:rPr>
-          <w:lang w:val="fr-FR"/>
-        </w:rPr>
-        <w:t>Quelques uns cependant n'ont pas échappé au coup d'œil investigateur du Commandant du camp qui a motivé cette panique. Il les conduit au poste sous l'œil amusé des clients qui ont perdu pas mal de pièces de vingt sous.</w:t>
-      </w:r>
-    </w:p>
-    <w:p>
-      <w:pPr>
-        <w:jc w:val="both"/>
-        <w:rPr>
-          <w:lang w:val="fr-FR"/>
-        </w:rPr>
-      </w:pPr>
-      <w:r>
-        <w:rPr>
-          <w:lang w:val="fr-FR"/>
-        </w:rPr>
-        <w:t>Et ces clients à leur tour de crier rondement sur le passage des malheureux tauliers :</w:t>
-      </w:r>
-    </w:p>
-    <w:p>
-      <w:pPr>
-        <w:rPr>
-          <w:lang w:val="fr-FR"/>
-        </w:rPr>
-      </w:pPr>
-      <w:r>
-        <w:rPr>
-          <w:lang w:val="fr-FR"/>
-        </w:rPr>
-        <w:t>— « Les tauliers sont « faits » ? Rien ne va plus ! »</w:t>
-      </w:r>
-    </w:p>
-    <w:p>
-      <w:pPr>
-        <w:spacing w:before="120"/>
-        <w:jc w:val="right"/>
-        <w:rPr>
-          <w:lang w:val="fr-FR"/>
-        </w:rPr>
-      </w:pPr>
-      <w:r>
-        <w:rPr>
-          <w:i/>
-          <w:sz w:val="26"/>
-          <w:lang w:val="fr-FR"/>
-        </w:rPr>
-        <w:t>— Épinal — juillet-août 40</w:t>
-      </w:r>
-    </w:p>
-    <w:p>
-      <w:pPr>
-        <w:pStyle w:val="Titre2"/>
-      </w:pPr>
-      <w:r>
-        <w:lastRenderedPageBreak/>
-        <w:t>« Les Sauvages »</w:t>
-      </w:r>
-    </w:p>
-    <w:p>
-      <w:pPr>
-        <w:jc w:val="both"/>
-        <w:rPr>
-          <w:lang w:val="fr-FR"/>
-        </w:rPr>
-      </w:pPr>
-      <w:r>
-        <w:rPr>
-          <w:lang w:val="fr-FR"/>
-        </w:rPr>
-        <w:t>Grande affluence aux alentours de la porte d'entrée du camp. La sentinelle a beaucoup de mal à empêcher l'envahissement de la zone interdite. Pour contenir le flot envahisseur il doit pousser quelques Raus (RR a ouss !) effrayants et distribuer quelques coups de crosse. C'est l'heure à laquelle les civils pouvaient venir voir des prisonniers et leur apporter des paquets. Les heureux bénéficiaires serrent leur trésor sous leurs bras, se faufilent dans la foule de ceux qui ne savent au juste pourquoi ils sont là puisqu'ils n'attendent ni rien, ni personne.</w:t>
-      </w:r>
-    </w:p>
-    <w:p>
-      <w:pPr>
-        <w:jc w:val="both"/>
-        <w:rPr>
-          <w:lang w:val="fr-FR"/>
-        </w:rPr>
-      </w:pPr>
-      <w:r>
-        <w:rPr>
-          <w:lang w:val="fr-FR"/>
-        </w:rPr>
-        <w:t>Mais qui sait ? Des fois il vient des donneurs bénévoles. Et si on est là, ma foi, on peut des fois en profiter. Voici justement une fillette qui ne trouve pas le destinataire d'un panier de provisions. L'heure passe. Il va falloir qu'elle s'en aille. Mais, les provisions ? Elle fait un signe à la foule des curieux prêts à toute éventualité. Elle n'a pas eu besoin de répéter deux fois le signe, la brave petite. Cinq, dix, vingt énergumènes enjambent le barrage, se précipitent ce fond de train, assaillent littéralement la fillette, la bousculent, l'houspillent, vont l'écraser. Le panier lui est arraché des mains et la lutte est chaude pour la possession du contenu. La sentinelle intervient ; les énergumènes rentrent dans le rang sans un merci, sans un regard pour la fillette qui n'a pas réalisé ce qui lui est arrivé et qui pleure.</w:t>
-      </w:r>
-    </w:p>
-    <w:p>
-      <w:pPr>
-        <w:jc w:val="both"/>
-        <w:rPr>
-          <w:lang w:val="fr-FR"/>
-        </w:rPr>
-      </w:pPr>
-      <w:r>
-        <w:rPr>
-          <w:lang w:val="fr-FR"/>
-        </w:rPr>
-        <w:lastRenderedPageBreak/>
-        <w:t>Pauvre petite ! Brave petite !</w:t>
-      </w:r>
-    </w:p>
-    <w:p>
-      <w:pPr>
-        <w:jc w:val="both"/>
-        <w:rPr>
-          <w:lang w:val="fr-FR"/>
-        </w:rPr>
-      </w:pPr>
-      <w:r>
-        <w:rPr>
-          <w:lang w:val="fr-FR"/>
-        </w:rPr>
-        <w:t>J'ai envie de me battre.</w:t>
-      </w:r>
-    </w:p>
-    <w:p>
-      <w:pPr>
-        <w:jc w:val="both"/>
-        <w:rPr>
-          <w:lang w:val="fr-FR"/>
-        </w:rPr>
-      </w:pPr>
-      <w:r>
-        <w:rPr>
-          <w:lang w:val="fr-FR"/>
-        </w:rPr>
-        <w:t>Puis j'ai envie de pleurer.</w:t>
-      </w:r>
-    </w:p>
-    <w:p>
-      <w:pPr>
-        <w:spacing w:before="120"/>
-        <w:jc w:val="right"/>
-        <w:rPr>
-          <w:lang w:val="fr-FR"/>
-        </w:rPr>
-      </w:pPr>
-      <w:r>
-        <w:rPr>
-          <w:i/>
-          <w:sz w:val="26"/>
-          <w:lang w:val="fr-FR"/>
-        </w:rPr>
-        <w:t xml:space="preserve">— Épinal — </w:t>
-      </w:r>
-      <w:commentRangeStart w:id="16"/>
-      <w:r>
-        <w:rPr>
-          <w:i/>
-          <w:sz w:val="26"/>
-          <w:lang w:val="fr-FR"/>
-        </w:rPr>
-        <w:t>juillet 1940</w:t>
-      </w:r>
-      <w:commentRangeEnd w:id="16"/>
-      <w:r>
-        <w:rPr>
-          <w:rStyle w:val="Marquedecommentaire"/>
-          <w:sz w:val="28"/>
-          <w:szCs w:val="22"/>
-          <w:lang w:val="fr-FR"/>
-        </w:rPr>
-        <w:commentReference w:id="16"/>
-      </w:r>
-    </w:p>
-    <w:p>
-      <w:pPr>
-        <w:pStyle w:val="Titre2"/>
-        <w:pageBreakBefore w:val="0"/>
-      </w:pPr>
-      <w:r>
-        <w:t>« Tel que ! »</w:t>
-      </w:r>
-    </w:p>
-    <w:p>
-      <w:pPr>
-        <w:jc w:val="both"/>
-        <w:rPr>
-          <w:lang w:val="fr-FR"/>
-        </w:rPr>
-      </w:pPr>
-      <w:r>
-        <w:rPr>
-          <w:lang w:val="fr-FR"/>
-        </w:rPr>
-        <w:t xml:space="preserve">Un Soudanais dit à un métropolitain : « </w:t>
-      </w:r>
-      <w:commentRangeStart w:id="17"/>
-      <w:r>
-        <w:rPr>
-          <w:lang w:val="fr-FR"/>
-        </w:rPr>
-        <w:t xml:space="preserve">Moi y'en avons compris maintenant ! Moi </w:t>
-      </w:r>
-      <w:commentRangeEnd w:id="17"/>
-      <w:r>
-        <w:rPr>
-          <w:rStyle w:val="Marquedecommentaire"/>
-          <w:sz w:val="28"/>
-          <w:szCs w:val="22"/>
-          <w:lang w:val="fr-FR"/>
-        </w:rPr>
-        <w:commentReference w:id="17"/>
-      </w:r>
-      <w:r>
-        <w:rPr>
-          <w:lang w:val="fr-FR"/>
-        </w:rPr>
-        <w:t>y'en a devenir anarchiste ! »</w:t>
-      </w:r>
-    </w:p>
-    <w:p>
-      <w:pPr>
-        <w:spacing w:before="120"/>
-        <w:jc w:val="right"/>
-        <w:rPr>
-          <w:lang w:val="fr-FR"/>
-        </w:rPr>
-      </w:pPr>
-      <w:r>
-        <w:rPr>
-          <w:i/>
-          <w:sz w:val="26"/>
-          <w:lang w:val="fr-FR"/>
-        </w:rPr>
-        <w:t>— Épinal —</w:t>
-      </w:r>
-    </w:p>
-    <w:p>
-      <w:pPr>
-        <w:pStyle w:val="Titre2"/>
-      </w:pPr>
-      <w:r>
-        <w:lastRenderedPageBreak/>
-        <w:t>« Parfums »</w:t>
-      </w:r>
-    </w:p>
-    <w:p>
-      <w:pPr>
-        <w:jc w:val="both"/>
-        <w:rPr>
-          <w:lang w:val="fr-FR"/>
-        </w:rPr>
-      </w:pPr>
-      <w:r>
-        <w:rPr>
-          <w:lang w:val="fr-FR"/>
-        </w:rPr>
-        <w:t>Quarante dans le wagon qui les conduit en Allemagne, « En Allemagne, bel et bien ! » Un inextricable fouillis de jambes, de corps assis, allongés, recroquevillés pêle-mêle, dans tous les sens. Trois ou quatre curieux me guettent par le portillon.</w:t>
-      </w:r>
-    </w:p>
-    <w:p>
-      <w:pPr>
-        <w:jc w:val="both"/>
-        <w:rPr>
-          <w:lang w:val="fr-FR"/>
-        </w:rPr>
-      </w:pPr>
-      <w:r>
-        <w:rPr>
-          <w:lang w:val="fr-FR"/>
-        </w:rPr>
-        <w:t xml:space="preserve">Plusieurs hommes tenaillés par les coliques tiennent leur ventre à deux mains, n'ont plus la force de se plaindre. Ils sont enfermés depuis une vingtaine d'heures. Dans la nuit, déjà trois ou quatre ont succombé à la force centrifuge qui leur tordait les boyaux, se sont libérés dans un linge, une chemise, dans leurs pantalons qu'ils ont ensuite passés par le portillon. Une odeur </w:t>
-      </w:r>
-      <w:commentRangeStart w:id="18"/>
-      <w:r>
-        <w:rPr>
-          <w:lang w:val="fr-FR"/>
-        </w:rPr>
-        <w:t>[illisible]</w:t>
-      </w:r>
-      <w:commentRangeEnd w:id="18"/>
-      <w:r>
-        <w:rPr>
-          <w:rStyle w:val="Marquedecommentaire"/>
-          <w:sz w:val="28"/>
-          <w:szCs w:val="22"/>
-          <w:lang w:val="fr-FR"/>
-        </w:rPr>
-        <w:commentReference w:id="18"/>
-      </w:r>
-      <w:r>
-        <w:rPr>
-          <w:lang w:val="fr-FR"/>
-        </w:rPr>
-        <w:t xml:space="preserve"> écœurante règne dans le wagon.</w:t>
-      </w:r>
-    </w:p>
-    <w:p>
-      <w:pPr>
-        <w:jc w:val="both"/>
-        <w:rPr>
-          <w:lang w:val="fr-FR"/>
-        </w:rPr>
-      </w:pPr>
-      <w:r>
-        <w:rPr>
-          <w:lang w:val="fr-FR"/>
-        </w:rPr>
-        <w:t>... Dans ce coin particulièrement. — Pourtant personne n'a encore baissé ses culottes ici. Mais l'homme assis dans le coin ne se lève jamais, ne bouge pas. Son visage est tout pâle et il a un pauvre regard martyr qui se fait encore plus triste et inquiet lorsque quelqu'un rappelle que « ça pue drôlement »</w:t>
-      </w:r>
-    </w:p>
-    <w:p>
-      <w:pPr>
-        <w:jc w:val="both"/>
-        <w:rPr>
-          <w:lang w:val="fr-FR"/>
-        </w:rPr>
-      </w:pPr>
-      <w:r>
-        <w:rPr>
-          <w:lang w:val="fr-FR"/>
-        </w:rPr>
-        <w:t>« Pauvre type - Il doit avoir tout lâché dans ses frocs ! »</w:t>
-      </w:r>
-    </w:p>
-    <w:p>
-      <w:pPr>
-        <w:rPr>
-          <w:lang w:val="fr-FR"/>
-        </w:rPr>
-      </w:pPr>
-      <w:r>
-        <w:rPr>
-          <w:lang w:val="fr-FR"/>
-        </w:rPr>
-        <w:t>— Ah ! que j'avais mal aux dents !</w:t>
-      </w:r>
-    </w:p>
-    <w:p>
-      <w:pPr>
-        <w:jc w:val="both"/>
-        <w:rPr>
-          <w:lang w:val="fr-FR"/>
-        </w:rPr>
-      </w:pPr>
-      <w:r>
-        <w:rPr>
-          <w:lang w:val="fr-FR"/>
-        </w:rPr>
-        <w:t xml:space="preserve">(Voyage Épinal - </w:t>
-      </w:r>
-      <w:commentRangeStart w:id="19"/>
-      <w:r>
-        <w:rPr>
-          <w:lang w:val="fr-FR"/>
-        </w:rPr>
-        <w:t>Kaisersteinbrücke</w:t>
-      </w:r>
-      <w:commentRangeEnd w:id="19"/>
-      <w:r>
-        <w:rPr>
-          <w:rStyle w:val="Marquedecommentaire"/>
-          <w:sz w:val="28"/>
-          <w:szCs w:val="22"/>
-          <w:lang w:val="fr-FR"/>
-        </w:rPr>
-        <w:commentReference w:id="19"/>
-      </w:r>
-      <w:r>
-        <w:rPr>
-          <w:lang w:val="fr-FR"/>
-        </w:rPr>
-        <w:t>)</w:t>
-      </w:r>
-    </w:p>
-    <w:p>
-      <w:pPr>
-        <w:pStyle w:val="Titre2"/>
-      </w:pPr>
-      <w:r>
-        <w:lastRenderedPageBreak/>
-        <w:t>« Gueuletons »</w:t>
-      </w:r>
-    </w:p>
-    <w:p>
-      <w:pPr>
-        <w:jc w:val="both"/>
-        <w:rPr>
-          <w:lang w:val="fr-FR"/>
-        </w:rPr>
-      </w:pPr>
-      <w:r>
-        <w:rPr>
-          <w:lang w:val="fr-FR"/>
-        </w:rPr>
-        <w:t xml:space="preserve">Après avoir englouti la maigre gamelle du Stalag, qui laisse l'estomac suspendu à l'œsophage, </w:t>
-      </w:r>
-      <w:commentRangeStart w:id="20"/>
-      <w:r>
-        <w:rPr>
-          <w:lang w:val="fr-FR"/>
-        </w:rPr>
-        <w:t>le quel</w:t>
-      </w:r>
-      <w:commentRangeEnd w:id="20"/>
-      <w:r>
-        <w:rPr>
-          <w:rStyle w:val="Marquedecommentaire"/>
-          <w:sz w:val="28"/>
-          <w:szCs w:val="22"/>
-          <w:lang w:val="fr-FR"/>
-        </w:rPr>
-        <w:commentReference w:id="20"/>
-      </w:r>
-      <w:r>
-        <w:rPr>
-          <w:lang w:val="fr-FR"/>
-        </w:rPr>
-        <w:t xml:space="preserve"> œsophage implore la bouche qui mastique du vide, les prisonniers parlent de plantureux repas.</w:t>
-      </w:r>
-    </w:p>
-    <w:p>
-      <w:pPr>
-        <w:rPr>
-          <w:lang w:val="fr-FR"/>
-        </w:rPr>
-      </w:pPr>
-      <w:r>
-        <w:rPr>
-          <w:lang w:val="fr-FR"/>
-        </w:rPr>
-        <w:t>— « Quand nous serons devant un bon poulet... »</w:t>
-      </w:r>
-    </w:p>
-    <w:p>
-      <w:pPr>
-        <w:rPr>
-          <w:lang w:val="fr-FR"/>
-        </w:rPr>
-      </w:pPr>
-      <w:r>
-        <w:rPr>
-          <w:lang w:val="fr-FR"/>
-        </w:rPr>
-        <w:t>— « Parle-moi plutôt d'un bon cassoulet, avec du canard parmi les haricots... ou quelques bouts de saucisse à la rigueur... »</w:t>
-      </w:r>
-    </w:p>
-    <w:p>
-      <w:pPr>
-        <w:rPr>
-          <w:lang w:val="fr-FR"/>
-        </w:rPr>
-      </w:pPr>
-      <w:r>
-        <w:rPr>
-          <w:lang w:val="fr-FR"/>
-        </w:rPr>
-        <w:t xml:space="preserve">— « Que dirais-tu d'un </w:t>
-      </w:r>
-      <w:commentRangeStart w:id="21"/>
-      <w:r>
-        <w:rPr>
-          <w:lang w:val="fr-FR"/>
-        </w:rPr>
-        <w:t>beafteack</w:t>
-      </w:r>
-      <w:commentRangeEnd w:id="21"/>
-      <w:r>
-        <w:rPr>
-          <w:rStyle w:val="Marquedecommentaire"/>
-          <w:sz w:val="28"/>
-          <w:szCs w:val="22"/>
-          <w:lang w:val="fr-FR"/>
-        </w:rPr>
-        <w:commentReference w:id="21"/>
-      </w:r>
-      <w:r>
-        <w:rPr>
-          <w:lang w:val="fr-FR"/>
-        </w:rPr>
-        <w:t>-pommes frites ? »</w:t>
-      </w:r>
-    </w:p>
-    <w:p>
-      <w:pPr>
-        <w:rPr>
-          <w:lang w:val="fr-FR"/>
-        </w:rPr>
-      </w:pPr>
-      <w:r>
-        <w:rPr>
-          <w:lang w:val="fr-FR"/>
-        </w:rPr>
-        <w:t>— « Et de deux œufs sur le plat avec un bout de jambon large comme la main ? »</w:t>
-      </w:r>
-    </w:p>
-    <w:p>
-      <w:pPr>
-        <w:rPr>
-          <w:lang w:val="fr-FR"/>
-        </w:rPr>
-      </w:pPr>
-      <w:r>
-        <w:rPr>
-          <w:lang w:val="fr-FR"/>
-        </w:rPr>
-        <w:t>— « Moi je préfère la langouste à l'américaine ! »</w:t>
-      </w:r>
-    </w:p>
-    <w:p>
-      <w:pPr>
-        <w:rPr>
-          <w:lang w:val="fr-FR"/>
-        </w:rPr>
-      </w:pPr>
-      <w:r>
-        <w:rPr>
-          <w:lang w:val="fr-FR"/>
-        </w:rPr>
-        <w:t>— « Oui-là ! alors ! »</w:t>
-      </w:r>
-    </w:p>
-    <w:p>
-      <w:pPr>
-        <w:rPr>
-          <w:lang w:val="fr-FR"/>
-        </w:rPr>
-      </w:pPr>
-      <w:r>
-        <w:rPr>
-          <w:lang w:val="fr-FR"/>
-        </w:rPr>
-        <w:t xml:space="preserve">— « Hé ! dis-donc, quand nous irons aux « </w:t>
-      </w:r>
-      <w:commentRangeStart w:id="22"/>
-      <w:r>
-        <w:rPr>
-          <w:lang w:val="fr-FR"/>
-        </w:rPr>
-        <w:t>roussillous</w:t>
-      </w:r>
-      <w:commentRangeEnd w:id="22"/>
-      <w:r>
-        <w:rPr>
-          <w:rStyle w:val="Marquedecommentaire"/>
-          <w:sz w:val="28"/>
-          <w:szCs w:val="22"/>
-          <w:lang w:val="fr-FR"/>
-        </w:rPr>
-        <w:commentReference w:id="22"/>
-      </w:r>
-      <w:r>
-        <w:rPr>
-          <w:lang w:val="fr-FR"/>
-        </w:rPr>
-        <w:t xml:space="preserve"> » ! Qu'on en fera frire dans la poêle, avec du jambon ! »</w:t>
-      </w:r>
-    </w:p>
-    <w:p>
-      <w:pPr>
-        <w:jc w:val="both"/>
-        <w:rPr>
-          <w:lang w:val="fr-FR"/>
-        </w:rPr>
-      </w:pPr>
-      <w:r>
-        <w:rPr>
-          <w:lang w:val="fr-FR"/>
-        </w:rPr>
-        <w:t>Jean, tu retournes le jambon, comme ça ! (Il fait le signe de saisir le jambon entre les pouces et index des deux mains, de retirer vivement ses mains en les secouant un peu comme s'il s'était brûlé, puis lèche les doigts que vont humecter du jus de jambon.) Hum ! miloù Dieus ! »</w:t>
-      </w:r>
-    </w:p>
-    <w:p>
-      <w:pPr>
-        <w:jc w:val="both"/>
-        <w:rPr>
-          <w:lang w:val="fr-FR"/>
-        </w:rPr>
-      </w:pPr>
-      <w:r>
-        <w:rPr>
-          <w:lang w:val="fr-FR"/>
-        </w:rPr>
-        <w:t xml:space="preserve">« Et le pain ne </w:t>
-      </w:r>
-      <w:commentRangeStart w:id="23"/>
-      <w:r>
-        <w:rPr>
-          <w:lang w:val="fr-FR"/>
-        </w:rPr>
-        <w:t>vient</w:t>
-      </w:r>
-      <w:commentRangeEnd w:id="23"/>
-      <w:r>
-        <w:rPr>
-          <w:rStyle w:val="Marquedecommentaire"/>
-          <w:sz w:val="28"/>
-          <w:szCs w:val="22"/>
-          <w:lang w:val="fr-FR"/>
-        </w:rPr>
-        <w:commentReference w:id="23"/>
-      </w:r>
-      <w:r>
-        <w:rPr>
-          <w:lang w:val="fr-FR"/>
-        </w:rPr>
-        <w:t xml:space="preserve"> pas même aux fenêtres »</w:t>
-      </w:r>
-    </w:p>
-    <w:p>
-      <w:pPr>
-        <w:spacing w:before="120"/>
-        <w:jc w:val="right"/>
-        <w:rPr>
-          <w:lang w:val="fr-FR"/>
-        </w:rPr>
-      </w:pPr>
-      <w:commentRangeStart w:id="24"/>
-      <w:r>
-        <w:rPr>
-          <w:i/>
-          <w:sz w:val="26"/>
-          <w:lang w:val="fr-FR"/>
-        </w:rPr>
-        <w:t>Kaiserstenbrück</w:t>
-      </w:r>
-      <w:commentRangeEnd w:id="24"/>
-      <w:r>
-        <w:rPr>
-          <w:rStyle w:val="Marquedecommentaire"/>
-          <w:i/>
-          <w:sz w:val="26"/>
-          <w:szCs w:val="22"/>
-          <w:lang w:val="fr-FR"/>
-        </w:rPr>
-        <w:commentReference w:id="24"/>
-      </w:r>
-      <w:r>
-        <w:rPr>
-          <w:i/>
-          <w:sz w:val="26"/>
-          <w:lang w:val="fr-FR"/>
-        </w:rPr>
-        <w:t xml:space="preserve"> - Août 40</w:t>
-      </w:r>
-    </w:p>
-    <w:p>
-      <w:pPr>
-        <w:pStyle w:val="Titre2"/>
-      </w:pPr>
-      <w:r>
-        <w:lastRenderedPageBreak/>
-        <w:t>« Chiffres »</w:t>
-      </w:r>
-    </w:p>
-    <w:p>
-      <w:pPr>
-        <w:rPr>
-          <w:lang w:val="fr-FR"/>
-        </w:rPr>
-      </w:pPr>
-      <w:r>
-        <w:rPr>
-          <w:lang w:val="fr-FR"/>
-        </w:rPr>
-        <w:t>— Combien la gamelle de tambouille ?</w:t>
-      </w:r>
-    </w:p>
-    <w:p>
-      <w:pPr>
-        <w:rPr>
-          <w:lang w:val="fr-FR"/>
-        </w:rPr>
-      </w:pPr>
-      <w:r>
-        <w:rPr>
-          <w:lang w:val="fr-FR"/>
-        </w:rPr>
-        <w:t>— Cinquante balles !</w:t>
-      </w:r>
-    </w:p>
-    <w:p>
-      <w:pPr>
-        <w:rPr>
-          <w:lang w:val="fr-FR"/>
-        </w:rPr>
-      </w:pPr>
-      <w:r>
-        <w:rPr>
-          <w:lang w:val="fr-FR"/>
-        </w:rPr>
-        <w:t>— Ces cuistots, quand même, quels enculés ! »</w:t>
-      </w:r>
-    </w:p>
-    <w:p>
-      <w:pPr>
-        <w:jc w:val="both"/>
-        <w:rPr>
-          <w:lang w:val="fr-FR"/>
-        </w:rPr>
-      </w:pPr>
-      <w:r>
-        <w:rPr>
-          <w:lang w:val="fr-FR"/>
-        </w:rPr>
-        <w:t>On leur achète tout de même la gamelle qui appartient à la collectivité.</w:t>
-      </w:r>
-    </w:p>
-    <w:p>
-      <w:pPr>
-        <w:rPr>
-          <w:lang w:val="fr-FR"/>
-        </w:rPr>
-      </w:pPr>
-      <w:r>
-        <w:rPr>
-          <w:lang w:val="fr-FR"/>
-        </w:rPr>
-        <w:t>— Et le morceau de pain ?</w:t>
-      </w:r>
-    </w:p>
-    <w:p>
-      <w:pPr>
-        <w:rPr>
-          <w:lang w:val="fr-FR"/>
-        </w:rPr>
-      </w:pPr>
-      <w:r>
-        <w:rPr>
-          <w:lang w:val="fr-FR"/>
-        </w:rPr>
-        <w:t>— Cinquante, cent, cent cinquante francs. La boule monte à cinq cents et mille balles. Le paquet de tabac à cent cinquante et deux cents !</w:t>
-      </w:r>
-    </w:p>
-    <w:p>
-      <w:pPr>
-        <w:jc w:val="both"/>
-        <w:rPr>
-          <w:lang w:val="fr-FR"/>
-        </w:rPr>
-      </w:pPr>
-      <w:r>
-        <w:rPr>
-          <w:lang w:val="fr-FR"/>
-        </w:rPr>
-        <w:t xml:space="preserve">La demande ne souffre pas de </w:t>
-      </w:r>
-      <w:commentRangeStart w:id="25"/>
-      <w:r>
-        <w:rPr>
-          <w:lang w:val="fr-FR"/>
-        </w:rPr>
-        <w:t>fureur</w:t>
-      </w:r>
-      <w:commentRangeEnd w:id="25"/>
-      <w:r>
-        <w:rPr>
-          <w:rStyle w:val="Marquedecommentaire"/>
-          <w:sz w:val="28"/>
-          <w:szCs w:val="22"/>
-          <w:lang w:val="fr-FR"/>
-        </w:rPr>
-        <w:commentReference w:id="25"/>
-      </w:r>
-      <w:r>
-        <w:rPr>
-          <w:lang w:val="fr-FR"/>
-        </w:rPr>
-        <w:t xml:space="preserve"> et l'offre ne connaît pas de bornes. La fringale de </w:t>
-      </w:r>
-      <w:commentRangeStart w:id="26"/>
-      <w:r>
-        <w:rPr>
-          <w:lang w:val="fr-FR"/>
-        </w:rPr>
-        <w:t>la possession l'argent</w:t>
-      </w:r>
-      <w:commentRangeEnd w:id="26"/>
-      <w:r>
-        <w:rPr>
-          <w:rStyle w:val="Marquedecommentaire"/>
-          <w:sz w:val="28"/>
-          <w:szCs w:val="22"/>
-          <w:lang w:val="fr-FR"/>
-        </w:rPr>
-        <w:commentReference w:id="26"/>
-      </w:r>
-      <w:r>
-        <w:rPr>
-          <w:lang w:val="fr-FR"/>
-        </w:rPr>
-        <w:t xml:space="preserve"> exploite celle des estomacs.</w:t>
-      </w:r>
-    </w:p>
-    <w:p>
-      <w:pPr>
-        <w:jc w:val="both"/>
-        <w:rPr>
-          <w:lang w:val="fr-FR"/>
-        </w:rPr>
-      </w:pPr>
-      <w:r>
-        <w:rPr>
-          <w:lang w:val="fr-FR"/>
-        </w:rPr>
-        <w:t>Ces juifs quand même !</w:t>
-      </w:r>
-    </w:p>
-    <w:p>
-      <w:pPr>
-        <w:spacing w:before="120"/>
-        <w:jc w:val="right"/>
-        <w:rPr>
-          <w:lang w:val="fr-FR"/>
-        </w:rPr>
-      </w:pPr>
-      <w:r>
-        <w:rPr>
-          <w:i/>
-          <w:sz w:val="26"/>
-          <w:lang w:val="fr-FR"/>
-        </w:rPr>
-        <w:t>Kaiserstenbrück août 40</w:t>
-      </w:r>
-    </w:p>
-    <w:p>
-      <w:pPr>
-        <w:pStyle w:val="Titre2"/>
-      </w:pPr>
-      <w:r>
-        <w:lastRenderedPageBreak/>
-        <w:t>« Leçon ! »</w:t>
-      </w:r>
-    </w:p>
-    <w:p>
-      <w:pPr>
-        <w:jc w:val="both"/>
-        <w:rPr>
-          <w:lang w:val="fr-FR"/>
-        </w:rPr>
-      </w:pPr>
-      <w:commentRangeStart w:id="27"/>
-      <w:r>
-        <w:rPr>
-          <w:lang w:val="fr-FR"/>
-        </w:rPr>
-        <w:t>Gueux</w:t>
-      </w:r>
-      <w:commentRangeEnd w:id="27"/>
-      <w:r>
-        <w:rPr>
-          <w:rStyle w:val="Marquedecommentaire"/>
-          <w:sz w:val="28"/>
-          <w:szCs w:val="22"/>
-          <w:lang w:val="fr-FR"/>
-        </w:rPr>
-        <w:commentReference w:id="27"/>
-      </w:r>
-      <w:r>
-        <w:rPr>
-          <w:lang w:val="fr-FR"/>
-        </w:rPr>
-        <w:t xml:space="preserve"> Dimanche au Kommando. La sentinelle demande quatre ou cinq volontaires pour la matinée. Il s'agit d'aider un civil à charger, transporter un camion de briques qu'on chargera de bois pour le retour. Un travail d'une paire d'heures. Promesse d'un bon casse-croûte arrosé, et de cigarettes. Le seul mot de casse-croûte fait bondir cinq hommes.</w:t>
-      </w:r>
-    </w:p>
-    <w:p>
-      <w:pPr>
-        <w:jc w:val="both"/>
-        <w:rPr>
-          <w:lang w:val="fr-FR"/>
-        </w:rPr>
-      </w:pPr>
-      <w:r>
-        <w:rPr>
-          <w:lang w:val="fr-FR"/>
-        </w:rPr>
-        <w:t>Ils s'en retournent à une heure de l'après-midi, au Kommando. La faim les tenaille. Ils ont travaillé dur cinq heures de rang et touché chacun... dix cigarettes. Drama ! Il y en a un qui a perdu son portefeuille et son stylo.</w:t>
-      </w:r>
-    </w:p>
-    <w:p>
-      <w:pPr>
-        <w:jc w:val="both"/>
-        <w:rPr>
-          <w:lang w:val="fr-FR"/>
-        </w:rPr>
-      </w:pPr>
-      <w:r>
-        <w:rPr>
-          <w:lang w:val="fr-FR"/>
-        </w:rPr>
-        <w:t>« On m'y reprendra, aux volontaires ! »</w:t>
-      </w:r>
-    </w:p>
-    <w:p>
-      <w:pPr>
-        <w:spacing w:before="120"/>
-        <w:jc w:val="right"/>
-        <w:rPr>
-          <w:lang w:val="fr-FR"/>
-        </w:rPr>
-      </w:pPr>
-      <w:r>
-        <w:rPr>
-          <w:i/>
-          <w:sz w:val="26"/>
-          <w:lang w:val="fr-FR"/>
-        </w:rPr>
-        <w:t xml:space="preserve">— </w:t>
-      </w:r>
-      <w:commentRangeStart w:id="28"/>
-      <w:r>
-        <w:rPr>
-          <w:i/>
-          <w:sz w:val="26"/>
-          <w:lang w:val="fr-FR"/>
-        </w:rPr>
-        <w:t>Güssing</w:t>
-      </w:r>
-      <w:commentRangeEnd w:id="28"/>
-      <w:r>
-        <w:rPr>
-          <w:rStyle w:val="Marquedecommentaire"/>
-          <w:i/>
-          <w:sz w:val="26"/>
-          <w:szCs w:val="22"/>
-          <w:lang w:val="fr-FR"/>
-        </w:rPr>
-        <w:commentReference w:id="28"/>
-      </w:r>
-      <w:r>
-        <w:rPr>
-          <w:i/>
-          <w:sz w:val="26"/>
-          <w:lang w:val="fr-FR"/>
-        </w:rPr>
-        <w:t xml:space="preserve"> — Septembre 40 —</w:t>
-      </w:r>
-    </w:p>
-    <w:p>
-      <w:pPr>
-        <w:pStyle w:val="Titre2"/>
-      </w:pPr>
-      <w:r>
-        <w:lastRenderedPageBreak/>
-        <w:t>« Prêtés et Rendus »</w:t>
-      </w:r>
-    </w:p>
-    <w:p>
-      <w:pPr>
-        <w:jc w:val="both"/>
-        <w:rPr>
-          <w:lang w:val="fr-FR"/>
-        </w:rPr>
-      </w:pPr>
-      <w:r>
-        <w:rPr>
-          <w:lang w:val="fr-FR"/>
-        </w:rPr>
-        <w:t>X : — T'as pas un feuillet à cigarette ?</w:t>
-      </w:r>
-    </w:p>
-    <w:p>
-      <w:pPr>
-        <w:jc w:val="both"/>
-        <w:rPr>
-          <w:lang w:val="fr-FR"/>
-        </w:rPr>
-      </w:pPr>
-      <w:r>
-        <w:rPr>
-          <w:lang w:val="fr-FR"/>
-        </w:rPr>
-        <w:t xml:space="preserve">Y : — Vous êtes chiants à la fin. Si vous croyez que je vais donner des feuillets à tout le monde ! Après je serai marron, moi ! </w:t>
-      </w:r>
-      <w:commentRangeStart w:id="29"/>
-      <w:r>
-        <w:rPr>
-          <w:lang w:val="fr-FR"/>
-        </w:rPr>
-        <w:t>Demmerde-toi</w:t>
-      </w:r>
-      <w:commentRangeEnd w:id="29"/>
-      <w:r>
-        <w:rPr>
-          <w:rStyle w:val="Marquedecommentaire"/>
-          <w:sz w:val="28"/>
-          <w:szCs w:val="22"/>
-          <w:lang w:val="fr-FR"/>
-        </w:rPr>
-        <w:commentReference w:id="29"/>
-      </w:r>
-      <w:r>
-        <w:rPr>
-          <w:lang w:val="fr-FR"/>
-        </w:rPr>
-        <w:t xml:space="preserve"> !</w:t>
-      </w:r>
-    </w:p>
-    <w:p>
-      <w:pPr>
-        <w:jc w:val="both"/>
-        <w:rPr>
-          <w:lang w:val="fr-FR"/>
-        </w:rPr>
-      </w:pPr>
-      <w:r>
-        <w:rPr>
-          <w:lang w:val="fr-FR"/>
-        </w:rPr>
-        <w:t>X : — C'est le premier que je te demande et le dernier !</w:t>
-      </w:r>
-    </w:p>
-    <w:p>
-      <w:pPr>
-        <w:jc w:val="both"/>
-        <w:rPr>
-          <w:lang w:val="fr-FR"/>
-        </w:rPr>
-      </w:pPr>
-      <w:r>
-        <w:rPr>
-          <w:lang w:val="fr-FR"/>
-        </w:rPr>
-        <w:t>Un mois plus tard X a reçu un colis avec des feuillets et du tabac.</w:t>
-      </w:r>
-    </w:p>
-    <w:p>
-      <w:pPr>
-        <w:jc w:val="both"/>
-        <w:rPr>
-          <w:lang w:val="fr-FR"/>
-        </w:rPr>
-      </w:pPr>
-      <w:r>
-        <w:rPr>
-          <w:lang w:val="fr-FR"/>
-        </w:rPr>
-        <w:t>Y : — T'as pas un feuillet ?</w:t>
-      </w:r>
-    </w:p>
-    <w:p>
-      <w:pPr>
-        <w:jc w:val="both"/>
-        <w:rPr>
-          <w:lang w:val="fr-FR"/>
-        </w:rPr>
-      </w:pPr>
-      <w:r>
-        <w:rPr>
-          <w:lang w:val="fr-FR"/>
-        </w:rPr>
-        <w:t>X : — Voilà. (Il tend la blague où sont feuillets et tabac)</w:t>
-      </w:r>
-    </w:p>
-    <w:p>
-      <w:pPr>
-        <w:jc w:val="both"/>
-        <w:rPr>
-          <w:lang w:val="fr-FR"/>
-        </w:rPr>
-      </w:pPr>
-      <w:r>
-        <w:rPr>
-          <w:lang w:val="fr-FR"/>
-        </w:rPr>
-        <w:t xml:space="preserve">Y. — Merci — </w:t>
-      </w:r>
-      <w:commentRangeStart w:id="30"/>
-      <w:r>
-        <w:rPr>
-          <w:lang w:val="fr-FR"/>
-        </w:rPr>
-        <w:t>J'en roule une</w:t>
-      </w:r>
-      <w:commentRangeEnd w:id="30"/>
-      <w:r>
-        <w:rPr>
-          <w:rStyle w:val="Marquedecommentaire"/>
-          <w:sz w:val="28"/>
-          <w:szCs w:val="22"/>
-          <w:lang w:val="fr-FR"/>
-        </w:rPr>
-        <w:commentReference w:id="30"/>
-      </w:r>
-      <w:r>
-        <w:rPr>
-          <w:lang w:val="fr-FR"/>
-        </w:rPr>
-        <w:t xml:space="preserve"> de gris — avec... ?</w:t>
-      </w:r>
-    </w:p>
-    <w:p>
-      <w:pPr>
-        <w:spacing w:before="120"/>
-        <w:jc w:val="right"/>
-        <w:rPr>
-          <w:lang w:val="fr-FR"/>
-        </w:rPr>
-      </w:pPr>
-      <w:r>
-        <w:rPr>
-          <w:i/>
-          <w:sz w:val="26"/>
-          <w:lang w:val="fr-FR"/>
-        </w:rPr>
-        <w:t xml:space="preserve">— </w:t>
-      </w:r>
-      <w:commentRangeStart w:id="31"/>
-      <w:r>
-        <w:rPr>
-          <w:i/>
-          <w:sz w:val="26"/>
-          <w:lang w:val="fr-FR"/>
-        </w:rPr>
-        <w:t>Güssing</w:t>
-      </w:r>
-      <w:commentRangeEnd w:id="31"/>
-      <w:r>
-        <w:rPr>
-          <w:rStyle w:val="Marquedecommentaire"/>
-          <w:i/>
-          <w:sz w:val="26"/>
-          <w:szCs w:val="22"/>
-          <w:lang w:val="fr-FR"/>
-        </w:rPr>
-        <w:commentReference w:id="31"/>
-      </w:r>
-      <w:r>
-        <w:rPr>
-          <w:i/>
-          <w:sz w:val="26"/>
-          <w:lang w:val="fr-FR"/>
-        </w:rPr>
-        <w:t xml:space="preserve"> — Septembre 40 —</w:t>
-      </w:r>
-    </w:p>
-    <w:p>
-      <w:pPr>
-        <w:pStyle w:val="Titre2"/>
-      </w:pPr>
-      <w:r>
-        <w:lastRenderedPageBreak/>
-        <w:t>Tabac... à la noix !</w:t>
-      </w:r>
-    </w:p>
-    <w:p>
-      <w:pPr>
-        <w:rPr>
-          <w:lang w:val="fr-FR"/>
-        </w:rPr>
-      </w:pPr>
-      <w:r>
-        <w:rPr>
-          <w:lang w:val="fr-FR"/>
-        </w:rPr>
-        <w:t>— En bourres-tu une ?</w:t>
-      </w:r>
-    </w:p>
-    <w:p>
-      <w:pPr>
-        <w:rPr>
-          <w:lang w:val="fr-FR"/>
-        </w:rPr>
-      </w:pPr>
-      <w:r>
-        <w:rPr>
-          <w:lang w:val="fr-FR"/>
-        </w:rPr>
-        <w:t>— Il a une drôle de gueule, ton tabac !</w:t>
-      </w:r>
-    </w:p>
-    <w:p>
-      <w:pPr>
-        <w:rPr>
-          <w:lang w:val="fr-FR"/>
-        </w:rPr>
-      </w:pPr>
-      <w:r>
-        <w:rPr>
-          <w:lang w:val="fr-FR"/>
-        </w:rPr>
-        <w:t>— Goûte-le, tu m'en diras des nouvelles !</w:t>
-      </w:r>
-    </w:p>
-    <w:p>
-      <w:pPr>
-        <w:rPr>
-          <w:lang w:val="fr-FR"/>
-        </w:rPr>
-      </w:pPr>
-      <w:r>
-        <w:rPr>
-          <w:lang w:val="fr-FR"/>
-        </w:rPr>
-        <w:t>— Ma foi, après tout, hein, quand on n'en a pas d'autre !</w:t>
-      </w:r>
-    </w:p>
-    <w:p>
-      <w:pPr>
-        <w:rPr>
-          <w:lang w:val="fr-FR"/>
-        </w:rPr>
-      </w:pPr>
-      <w:r>
-        <w:rPr>
-          <w:lang w:val="fr-FR"/>
-        </w:rPr>
-        <w:t>— mais où as-tu dégoté ça ?</w:t>
-      </w:r>
-    </w:p>
-    <w:p>
-      <w:pPr>
-        <w:rPr>
-          <w:lang w:val="fr-FR"/>
-        </w:rPr>
-      </w:pPr>
-      <w:r>
-        <w:rPr>
-          <w:lang w:val="fr-FR"/>
-        </w:rPr>
-        <w:t xml:space="preserve">— Là-bas, sous le noyer. Mais </w:t>
-      </w:r>
-      <w:commentRangeStart w:id="32"/>
-      <w:r>
-        <w:rPr>
-          <w:lang w:val="fr-FR"/>
-        </w:rPr>
-        <w:t>ne t'ébruite pas trop</w:t>
-      </w:r>
-      <w:commentRangeEnd w:id="32"/>
-      <w:r>
-        <w:rPr>
-          <w:rStyle w:val="Marquedecommentaire"/>
-          <w:sz w:val="28"/>
-          <w:szCs w:val="22"/>
-          <w:lang w:val="fr-FR"/>
-        </w:rPr>
-        <w:commentReference w:id="32"/>
-      </w:r>
-      <w:r>
-        <w:rPr>
-          <w:lang w:val="fr-FR"/>
-        </w:rPr>
-        <w:t>... Parceque beaucoup de fumeurs sans tabac éparpillent les feuilles tombées du noyer plus vite qu'un grand vent d'automne - - -</w:t>
-      </w:r>
-    </w:p>
-    <w:p>
-      <w:pPr>
-        <w:spacing w:before="120"/>
-        <w:jc w:val="right"/>
-        <w:rPr>
-          <w:lang w:val="fr-FR"/>
-        </w:rPr>
-      </w:pPr>
-      <w:commentRangeStart w:id="33"/>
-      <w:r>
-        <w:rPr>
-          <w:i/>
-          <w:sz w:val="26"/>
-          <w:lang w:val="fr-FR"/>
-        </w:rPr>
-        <w:t>Gisseng</w:t>
-      </w:r>
-      <w:commentRangeEnd w:id="33"/>
-      <w:r>
-        <w:rPr>
-          <w:rStyle w:val="Marquedecommentaire"/>
-          <w:i/>
-          <w:sz w:val="26"/>
-          <w:szCs w:val="22"/>
-          <w:lang w:val="fr-FR"/>
-        </w:rPr>
-        <w:commentReference w:id="33"/>
-      </w:r>
-      <w:r>
-        <w:rPr>
-          <w:i/>
-          <w:sz w:val="26"/>
-          <w:lang w:val="fr-FR"/>
-        </w:rPr>
-        <w:t xml:space="preserve"> -</w:t>
-      </w:r>
-    </w:p>
-    <w:p>
-      <w:pPr>
-        <w:pStyle w:val="Titre2"/>
-      </w:pPr>
-      <w:r>
-        <w:lastRenderedPageBreak/>
-        <w:t>— Babioles —</w:t>
-      </w:r>
-    </w:p>
-    <w:p>
-      <w:pPr>
-        <w:jc w:val="both"/>
-        <w:rPr>
-          <w:lang w:val="fr-FR"/>
-        </w:rPr>
-      </w:pPr>
-      <w:r>
-        <w:rPr>
-          <w:lang w:val="fr-FR"/>
-        </w:rPr>
-        <w:t>Combien de fois nous a-t-on fait vider nos poches et les débarrasser, ainsi que les sacs et les musettes, des couteaux, des rasoirs, des briquets et de tous les outils que les prisonniers comptaient ramener à la maison en souvenir ou pour les utiliser. Que d'objets ramassés au hasard au cours de la débâcle et qui s'empilaient devant les camps de rassemblement et les refuges provisoires ! Chaque nouvelle menace de fouille et de punitions extirpait une nouvelle collection d'objets hétéroclites d'une masse d'hommes passés déjà à cinq ou six fouilles superficielles.</w:t>
-      </w:r>
-    </w:p>
-    <w:p>
-      <w:pPr>
-        <w:jc w:val="both"/>
-        <w:rPr>
-          <w:lang w:val="fr-FR"/>
-        </w:rPr>
-      </w:pPr>
-      <w:r>
-        <w:rPr>
-          <w:lang w:val="fr-FR"/>
-        </w:rPr>
-        <w:t>A l'arrivée au Stalag dernière purge : du tas d'objets les plus hétéroclites restent après le départ des hommes qui ont pu planquer encore un couteau, un briquet, une bricole de petite taille. Le reste ? on regrette bien ce qu'on a traîné pendant des centaines et des centaines de kilomètres, mais après tout, on en a assez de dissimuler encore. Et on pense à d'autres choses ---</w:t>
-      </w:r>
-    </w:p>
-    <w:p>
-      <w:pPr>
-        <w:jc w:val="both"/>
-        <w:rPr>
-          <w:lang w:val="fr-FR"/>
-        </w:rPr>
-      </w:pPr>
-      <w:r>
-        <w:rPr>
-          <w:lang w:val="fr-FR"/>
-        </w:rPr>
-        <w:t xml:space="preserve">Pourtant ce paysan du Morvan vient de lâcher avec regret </w:t>
-      </w:r>
-      <w:commentRangeStart w:id="34"/>
-      <w:r>
-        <w:rPr>
-          <w:lang w:val="fr-FR"/>
-        </w:rPr>
-        <w:t>une chaîne à bestiaux qu'il avait récupé</w:t>
-      </w:r>
-      <w:commentRangeEnd w:id="34"/>
-      <w:r>
-        <w:rPr>
-          <w:rStyle w:val="Marquedecommentaire"/>
-          <w:sz w:val="28"/>
-          <w:szCs w:val="22"/>
-          <w:lang w:val="fr-FR"/>
-        </w:rPr>
-        <w:commentReference w:id="34"/>
-      </w:r>
-      <w:r>
-        <w:rPr>
-          <w:lang w:val="fr-FR"/>
-        </w:rPr>
-        <w:t>ré Dieu sait où et qu'il comptait bien passer au cou d'une de ses vaches à lui.</w:t>
-      </w:r>
-    </w:p>
-    <w:p>
-      <w:pPr>
-        <w:rPr>
-          <w:lang w:val="fr-FR"/>
-        </w:rPr>
-      </w:pPr>
-      <w:r>
-        <w:rPr>
-          <w:lang w:val="fr-FR"/>
-        </w:rPr>
-        <w:t>— Qu'est-ce que tu veux en foutre de ça ?</w:t>
-      </w:r>
-    </w:p>
-    <w:p>
-      <w:pPr>
-        <w:rPr>
-          <w:lang w:val="fr-FR"/>
-        </w:rPr>
-      </w:pPr>
-      <w:r>
-        <w:rPr>
-          <w:lang w:val="fr-FR"/>
-        </w:rPr>
-        <w:t>— Eh ! ça coûte une pièce de trente-cinq francs !.. »</w:t>
-      </w:r>
-    </w:p>
-    <w:p>
-      <w:pPr>
-        <w:pStyle w:val="Titre2"/>
-      </w:pPr>
-      <w:r>
-        <w:lastRenderedPageBreak/>
-        <w:t>« Benedicte »</w:t>
-      </w:r>
-    </w:p>
-    <w:p>
-      <w:pPr>
-        <w:jc w:val="both"/>
-        <w:rPr>
-          <w:lang w:val="fr-FR"/>
-        </w:rPr>
-      </w:pPr>
-      <w:commentRangeStart w:id="35"/>
-      <w:r>
-        <w:rPr>
-          <w:lang w:val="fr-FR"/>
-        </w:rPr>
-        <w:t>Mr S.A.</w:t>
-      </w:r>
-      <w:commentRangeEnd w:id="35"/>
-      <w:r>
-        <w:rPr>
-          <w:rStyle w:val="Marquedecommentaire"/>
-          <w:sz w:val="28"/>
-          <w:szCs w:val="22"/>
-          <w:lang w:val="fr-FR"/>
-        </w:rPr>
-        <w:commentReference w:id="35"/>
-      </w:r>
-      <w:r>
-        <w:rPr>
-          <w:lang w:val="fr-FR"/>
-        </w:rPr>
-        <w:t xml:space="preserve"> est un homme qui, jugé apte, s'est donné corps et âme au national socialisme. Sans doute ne nie-t-il pas l'existence de Dieu, mais il ne va pas à lui par l'intermédiaire de l'Église ; il y va par le national socialisme et son führer à qui il a juré fidélité. Il méprise donc les rites de l'Église.</w:t>
-      </w:r>
-    </w:p>
-    <w:p>
-      <w:pPr>
-        <w:jc w:val="both"/>
-        <w:rPr>
-          <w:lang w:val="fr-FR"/>
-        </w:rPr>
-      </w:pPr>
-      <w:r>
-        <w:rPr>
-          <w:lang w:val="fr-FR"/>
-        </w:rPr>
-        <w:t xml:space="preserve">Mr S.A. est fiancé à la fille d'un propriétaire cultivateur, quelque part dans le </w:t>
-      </w:r>
-      <w:commentRangeStart w:id="36"/>
-      <w:r>
-        <w:rPr>
-          <w:lang w:val="fr-FR"/>
-        </w:rPr>
-        <w:t>Steiermark</w:t>
-      </w:r>
-      <w:commentRangeEnd w:id="36"/>
-      <w:r>
-        <w:rPr>
-          <w:rStyle w:val="Marquedecommentaire"/>
-          <w:sz w:val="28"/>
-          <w:szCs w:val="22"/>
-          <w:lang w:val="fr-FR"/>
-        </w:rPr>
-        <w:commentReference w:id="36"/>
-      </w:r>
-      <w:r>
-        <w:rPr>
-          <w:lang w:val="fr-FR"/>
-        </w:rPr>
-        <w:t xml:space="preserve"> autrichien.</w:t>
-      </w:r>
-    </w:p>
-    <w:p>
-      <w:pPr>
-        <w:jc w:val="both"/>
-        <w:rPr>
-          <w:lang w:val="fr-FR"/>
-        </w:rPr>
-      </w:pPr>
-      <w:r>
-        <w:rPr>
-          <w:lang w:val="fr-FR"/>
-        </w:rPr>
-        <w:t>Comme chez la plupart des paysans de ce pays, le Benedicte précède et clôt tous les repas... sauf quand le fiancé est là.</w:t>
-      </w:r>
-    </w:p>
-    <w:p>
-      <w:pPr>
-        <w:jc w:val="both"/>
-        <w:rPr>
-          <w:lang w:val="fr-FR"/>
-        </w:rPr>
-      </w:pPr>
-      <w:r>
-        <w:rPr>
-          <w:lang w:val="fr-FR"/>
-        </w:rPr>
-        <w:t>Le paysan dont s'agit occupe deux prisonniers français lesquels se sont juré de lui faire payer certaine « crasse » qu'il leur a faite. Et ils ne perdent aucune occasion de le vexer en restant évidemment dans les limites assignées par l'état de prisonnier.</w:t>
-      </w:r>
-    </w:p>
-    <w:p>
-      <w:pPr>
-        <w:jc w:val="both"/>
-        <w:rPr>
-          <w:lang w:val="fr-FR"/>
-        </w:rPr>
-      </w:pPr>
-      <w:r>
-        <w:rPr>
-          <w:lang w:val="fr-FR"/>
-        </w:rPr>
-        <w:t xml:space="preserve">Aujourd'hui le fiancé est l'hôte de la famille... L'heure du repas arrive... Chacun prend place autour de la table massive au milieu de laquelle la maîtresse de maison pose la soupière. On sait que chacun puise avec sa cuiller, à même la soupière au signal du chef de famille, signal qu'il donne après le Benedicte. Par politesse chacun attend qu'un autre commence à tremper sa cuiller dans la soupe. — Après le Benedicite, évidemment. Tout le monde attend... le Français, fier de sa promesse, le patron, un fils, une autre fille, le domestique et nos deux prisonniers. </w:t>
-      </w:r>
-      <w:r>
-        <w:rPr>
-          <w:lang w:val="fr-FR"/>
-        </w:rPr>
-        <w:lastRenderedPageBreak/>
-        <w:t>L'un de ces prisonniers vient de dire à l'autre : « J'ai une idée, on va rire, tu vas voir ! » Juste à ce moment le chef de famille le poussant légèrement du coude lui glisse en douce une orange. L'autre le regarde étonné comme un chien auquel on a l'habitude de donner un morceau de sucre seulement après qu'il a fait le beau. Il se comprend pas qu'on lui dise de manger le morceau de sucre sans que se soit accompli le rite traditionnel. — On plutôt il comprend trop bien et fait l'idiot. Le copain, lui, a aussi aussitôt l'astuce. Même fou rire. Il pousse du genou de son autre voisin et le mot « es » soufflé à son oreille ne le distrayant pas de son air étonné.</w:t>
-      </w:r>
-    </w:p>
-    <w:p>
-      <w:pPr>
-        <w:jc w:val="both"/>
-        <w:rPr>
-          <w:lang w:val="fr-FR"/>
-        </w:rPr>
-      </w:pPr>
-      <w:r>
-        <w:rPr>
-          <w:lang w:val="fr-FR"/>
-        </w:rPr>
-        <w:t>Un malaise pèse sur les convives, les deux prisonniers exceptés et le fiancé qui ne se rend pas compte. Le patron réitère sa discrète invitation : « es » !</w:t>
-      </w:r>
-    </w:p>
-    <w:p>
-      <w:pPr>
-        <w:jc w:val="both"/>
-        <w:rPr>
-          <w:lang w:val="fr-FR"/>
-        </w:rPr>
-      </w:pPr>
-      <w:r>
-        <w:rPr>
-          <w:lang w:val="fr-FR"/>
-        </w:rPr>
-        <w:t>Alors le prisonnier le regardant avec un étonnement bien feint énonce en détachant nettement les mots afin qu'ils n'échappent à personne :</w:t>
-      </w:r>
-    </w:p>
-    <w:p>
-      <w:pPr>
-        <w:jc w:val="both"/>
-        <w:rPr>
-          <w:lang w:val="fr-FR"/>
-        </w:rPr>
-      </w:pPr>
-      <w:r>
-        <w:rPr>
-          <w:lang w:val="fr-FR"/>
-        </w:rPr>
-        <w:t xml:space="preserve">« Warum nicht </w:t>
-      </w:r>
-      <w:commentRangeStart w:id="37"/>
-      <w:r>
-        <w:rPr>
-          <w:lang w:val="fr-FR"/>
-        </w:rPr>
-        <w:t>Bettel</w:t>
-      </w:r>
-      <w:commentRangeEnd w:id="37"/>
-      <w:r>
-        <w:rPr>
-          <w:rStyle w:val="Marquedecommentaire"/>
-          <w:sz w:val="28"/>
-          <w:szCs w:val="22"/>
-          <w:lang w:val="fr-FR"/>
-        </w:rPr>
-        <w:commentReference w:id="37"/>
-      </w:r>
-      <w:r>
-        <w:rPr>
-          <w:lang w:val="fr-FR"/>
-        </w:rPr>
-        <w:t>, heute ? » (Pourquoi pas de prière aujourd'hui ?)</w:t>
-      </w:r>
-    </w:p>
-    <w:p>
-      <w:pPr>
-        <w:jc w:val="both"/>
-        <w:rPr>
-          <w:lang w:val="fr-FR"/>
-        </w:rPr>
-      </w:pPr>
-      <w:r>
-        <w:rPr>
-          <w:lang w:val="fr-FR"/>
-        </w:rPr>
-        <w:t>Ces paroles produisent instantanément sur les convives l'effet d'une douche glacée succédant immédiatement à une douche brûlante. Le prisonnier n'a pas trempé la cuiller dans la soupière mais il a mis les pieds dans le plat avec l'aisance et la belle insouciance des naïfs.</w:t>
-      </w:r>
-    </w:p>
-    <w:p>
-      <w:pPr>
-        <w:jc w:val="both"/>
-        <w:rPr>
-          <w:lang w:val="fr-FR"/>
-        </w:rPr>
-      </w:pPr>
-      <w:r>
-        <w:rPr>
-          <w:lang w:val="fr-FR"/>
-        </w:rPr>
-        <w:t xml:space="preserve">La fiancée rougit jusqu'aux oreilles, le fiancé un peu pâle </w:t>
-      </w:r>
-      <w:commentRangeStart w:id="38"/>
-      <w:r>
-        <w:rPr>
-          <w:lang w:val="fr-FR"/>
-        </w:rPr>
-        <w:t>n'a par l'air</w:t>
-      </w:r>
-      <w:commentRangeEnd w:id="38"/>
-      <w:r>
-        <w:rPr>
-          <w:rStyle w:val="Marquedecommentaire"/>
-          <w:sz w:val="28"/>
-          <w:szCs w:val="22"/>
-          <w:lang w:val="fr-FR"/>
-        </w:rPr>
-        <w:commentReference w:id="38"/>
-      </w:r>
-      <w:r>
-        <w:rPr>
-          <w:lang w:val="fr-FR"/>
-        </w:rPr>
-        <w:t xml:space="preserve"> de trouver la plaisanterie à son goût ; les autres baissent la tête, toussotent, cherchent la cuiller </w:t>
-      </w:r>
-      <w:r>
-        <w:rPr>
-          <w:lang w:val="fr-FR"/>
-        </w:rPr>
-        <w:lastRenderedPageBreak/>
-        <w:t xml:space="preserve">qu'ils ont sous la main </w:t>
-      </w:r>
-      <w:commentRangeStart w:id="39"/>
-      <w:r>
-        <w:rPr>
-          <w:lang w:val="fr-FR"/>
-        </w:rPr>
-        <w:t>pendant que chef de famille</w:t>
-      </w:r>
-      <w:commentRangeEnd w:id="39"/>
-      <w:r>
-        <w:rPr>
-          <w:rStyle w:val="Marquedecommentaire"/>
-          <w:sz w:val="28"/>
-          <w:szCs w:val="22"/>
-          <w:lang w:val="fr-FR"/>
-        </w:rPr>
-        <w:commentReference w:id="39"/>
-      </w:r>
-      <w:r>
-        <w:rPr>
-          <w:lang w:val="fr-FR"/>
-        </w:rPr>
-        <w:t xml:space="preserve"> ne peut que rire en attaquant lui même le repas et en risquant un coup d'œil inquiet du côté de son futur gendre.</w:t>
-      </w:r>
-    </w:p>
-    <w:p>
-      <w:pPr>
-        <w:jc w:val="both"/>
-        <w:rPr>
-          <w:lang w:val="fr-FR"/>
-        </w:rPr>
-      </w:pPr>
-      <w:r>
-        <w:rPr>
-          <w:lang w:val="fr-FR"/>
-        </w:rPr>
-        <w:t>« Heute, nicht Bettel,</w:t>
-      </w:r>
-    </w:p>
-    <w:p>
-      <w:pPr>
-        <w:jc w:val="both"/>
-        <w:rPr>
-          <w:lang w:val="fr-FR"/>
-        </w:rPr>
-      </w:pPr>
-      <w:r>
-        <w:rPr>
-          <w:lang w:val="fr-FR"/>
-        </w:rPr>
-        <w:t>(Aujourd'hui, pas de prière)</w:t>
-      </w:r>
-    </w:p>
-    <w:p>
-      <w:pPr>
-        <w:jc w:val="both"/>
-        <w:rPr>
-          <w:lang w:val="fr-FR"/>
-        </w:rPr>
-      </w:pPr>
-      <w:r>
-        <w:rPr>
-          <w:lang w:val="fr-FR"/>
-        </w:rPr>
-        <w:t xml:space="preserve">Les deux compères jouissent du spectacle avec une </w:t>
-      </w:r>
-      <w:commentRangeStart w:id="40"/>
-      <w:r>
-        <w:rPr>
-          <w:lang w:val="fr-FR"/>
-        </w:rPr>
-        <w:t>toute parfaite aisance</w:t>
-      </w:r>
-      <w:commentRangeEnd w:id="40"/>
-      <w:r>
-        <w:rPr>
-          <w:rStyle w:val="Marquedecommentaire"/>
-          <w:sz w:val="28"/>
-          <w:szCs w:val="22"/>
-          <w:lang w:val="fr-FR"/>
-        </w:rPr>
-        <w:commentReference w:id="40"/>
-      </w:r>
-      <w:r>
-        <w:rPr>
-          <w:lang w:val="fr-FR"/>
-        </w:rPr>
-        <w:t>.</w:t>
-      </w:r>
-    </w:p>
-    <w:p>
-      <w:pPr>
-        <w:jc w:val="both"/>
-        <w:rPr>
-          <w:lang w:val="fr-FR"/>
-        </w:rPr>
-      </w:pPr>
-      <w:r>
-        <w:rPr>
-          <w:lang w:val="fr-FR"/>
-        </w:rPr>
-        <w:t>(Recueilli)</w:t>
-      </w:r>
-    </w:p>
-    <w:p>
-      <w:pPr>
-        <w:pStyle w:val="Titre2"/>
-      </w:pPr>
-      <w:r>
-        <w:lastRenderedPageBreak/>
-        <w:t>« Au bureau de tabac »</w:t>
-      </w:r>
-    </w:p>
-    <w:p>
-      <w:pPr>
-        <w:jc w:val="both"/>
-        <w:rPr>
-          <w:lang w:val="fr-FR"/>
-        </w:rPr>
-      </w:pPr>
-      <w:r>
-        <w:rPr>
-          <w:lang w:val="fr-FR"/>
-        </w:rPr>
-        <w:t>Un civil arrive enfin au comptoir et reçoit... trois cigarettes. Encore peut-il s'estimer heureux.</w:t>
-      </w:r>
-    </w:p>
-    <w:p>
-      <w:pPr>
-        <w:jc w:val="both"/>
-        <w:rPr>
-          <w:lang w:val="fr-FR"/>
-        </w:rPr>
-      </w:pPr>
-      <w:r>
-        <w:rPr>
-          <w:lang w:val="fr-FR"/>
-        </w:rPr>
-        <w:t xml:space="preserve">Un prisonnier se faufile subrepticement et lorsque les clients se sont dispersés s'adresse à la </w:t>
-      </w:r>
-      <w:commentRangeStart w:id="41"/>
-      <w:r>
-        <w:rPr>
-          <w:lang w:val="fr-FR"/>
-        </w:rPr>
-        <w:t>venteuse</w:t>
-      </w:r>
-      <w:commentRangeEnd w:id="41"/>
-      <w:r>
-        <w:rPr>
-          <w:rStyle w:val="Marquedecommentaire"/>
-          <w:sz w:val="28"/>
-          <w:szCs w:val="22"/>
-          <w:lang w:val="fr-FR"/>
-        </w:rPr>
-        <w:commentReference w:id="41"/>
-      </w:r>
-      <w:r>
-        <w:rPr>
-          <w:lang w:val="fr-FR"/>
-        </w:rPr>
-        <w:t xml:space="preserve"> :</w:t>
-      </w:r>
-    </w:p>
-    <w:p>
-      <w:r>
-        <w:t>— Zigaretten, bitte !</w:t>
-      </w:r>
-    </w:p>
-    <w:p>
-      <w:r>
-        <w:t>— Wieviel ?</w:t>
-      </w:r>
-    </w:p>
-    <w:p>
-      <w:r>
-        <w:t>— Zwanzig... vierzig...</w:t>
-      </w:r>
-    </w:p>
-    <w:p>
-      <w:pPr>
-        <w:jc w:val="both"/>
-        <w:rPr>
-          <w:lang w:val="fr-FR"/>
-        </w:rPr>
-      </w:pPr>
-      <w:r>
-        <w:rPr>
-          <w:lang w:val="fr-FR"/>
-        </w:rPr>
-        <w:t>La caissière hausse les épaules et avec un sourire qui exprime son impuissance et son consentement tend deux paquets de cigarettes au prisonnier qui la remercie d'un clignement d'œil.</w:t>
-      </w:r>
-    </w:p>
-    <w:p>
-      <w:r>
-        <w:t xml:space="preserve">— Und... ein Tabak </w:t>
-      </w:r>
-      <w:commentRangeStart w:id="42"/>
-      <w:r>
-        <w:t>pakett</w:t>
-      </w:r>
-      <w:commentRangeEnd w:id="42"/>
-      <w:r>
-        <w:rPr>
-          <w:rStyle w:val="Marquedecommentaire"/>
-          <w:sz w:val="28"/>
-          <w:szCs w:val="22"/>
-        </w:rPr>
-        <w:commentReference w:id="42"/>
-      </w:r>
-      <w:r>
-        <w:t>, bitte !</w:t>
-      </w:r>
-    </w:p>
-    <w:p>
-      <w:pPr>
-        <w:jc w:val="both"/>
-        <w:rPr>
-          <w:lang w:val="fr-FR"/>
-        </w:rPr>
-      </w:pPr>
-      <w:r>
-        <w:rPr>
-          <w:lang w:val="fr-FR"/>
-        </w:rPr>
-        <w:t>Il empoche aussi le paquet de tabac —</w:t>
-      </w:r>
-    </w:p>
-    <w:p>
-      <w:pPr>
-        <w:pStyle w:val="Titre2"/>
-      </w:pPr>
-      <w:r>
-        <w:lastRenderedPageBreak/>
-        <w:t>« Regain »</w:t>
-      </w:r>
-    </w:p>
-    <w:p>
-      <w:pPr>
-        <w:jc w:val="both"/>
-        <w:rPr>
-          <w:lang w:val="fr-FR"/>
-        </w:rPr>
-      </w:pPr>
-      <w:r>
-        <w:rPr>
-          <w:lang w:val="fr-FR"/>
-        </w:rPr>
-        <w:t>Avec force gestes et quelques monosyllabes le paysan prie un prisonnier anglais de partir, muni d'une petite voiture et d'une faux, au pré voisin et de ramener un peu de regain pour les vaches. L'anglais écoute attentivement les explications closes par l'habituel :</w:t>
-      </w:r>
-    </w:p>
-    <w:p>
-      <w:pPr>
-        <w:rPr>
-          <w:lang w:val="fr-FR"/>
-        </w:rPr>
-      </w:pPr>
-      <w:r>
-        <w:rPr>
-          <w:lang w:val="fr-FR"/>
-        </w:rPr>
-        <w:t>— Verstehest-du ? (Comprends-tu ?)</w:t>
-      </w:r>
-    </w:p>
-    <w:p>
-      <w:pPr>
-        <w:jc w:val="both"/>
-        <w:rPr>
-          <w:lang w:val="fr-FR"/>
-        </w:rPr>
-      </w:pPr>
-      <w:r>
-        <w:rPr>
-          <w:lang w:val="fr-FR"/>
-        </w:rPr>
-        <w:t>Yes ! répond-il et, poussant la voiturette, à pas mesurés, il s'en va.</w:t>
-      </w:r>
-    </w:p>
-    <w:p>
-      <w:pPr>
-        <w:jc w:val="both"/>
-        <w:rPr>
-          <w:lang w:val="fr-FR"/>
-        </w:rPr>
-      </w:pPr>
-      <w:r>
-        <w:rPr>
-          <w:lang w:val="fr-FR"/>
-        </w:rPr>
-        <w:t>Une heure après il arrête devant son employeur la petite charrette, chargée de salades jusqu'au dessus des ridelles.</w:t>
-      </w:r>
-    </w:p>
-    <w:p>
-      <w:pPr>
-        <w:jc w:val="both"/>
-        <w:rPr>
-          <w:lang w:val="fr-FR"/>
-        </w:rPr>
-      </w:pPr>
-      <w:r>
-        <w:rPr>
-          <w:lang w:val="fr-FR"/>
-        </w:rPr>
-        <w:t>Comme la faux devait bien « passer » quand il rasait avec méthode tout un carré de jardin !</w:t>
-      </w:r>
-    </w:p>
-    <w:p>
-      <w:pPr>
-        <w:jc w:val="both"/>
-        <w:rPr>
-          <w:lang w:val="fr-FR"/>
-        </w:rPr>
-      </w:pPr>
-      <w:r>
-        <w:rPr>
-          <w:lang w:val="fr-FR"/>
-        </w:rPr>
-        <w:t>Le paysan menace de s'arracher les cheveux ce qui ne fera pas sortir l'anglais de son impassibilité ni repousser les salades —</w:t>
-      </w:r>
-    </w:p>
-    <w:p>
-      <w:pPr>
-        <w:jc w:val="both"/>
-        <w:rPr>
-          <w:lang w:val="fr-FR"/>
-        </w:rPr>
-      </w:pPr>
-      <w:r>
-        <w:rPr>
-          <w:lang w:val="fr-FR"/>
-        </w:rPr>
-        <w:t>(Recueilli.)</w:t>
-      </w:r>
-    </w:p>
-    <w:p>
-      <w:pPr>
-        <w:rPr>
-          <w:lang w:val="fr-FR"/>
-        </w:rPr>
-      </w:pPr>
-      <w:r>
-        <w:rPr>
-          <w:lang w:val="fr-FR"/>
-        </w:rPr>
-        <w:br w:type="page"/>
-      </w:r>
-    </w:p>
-    <w:p>
-      <w:pPr>
-        <w:pStyle w:val="Titre2"/>
-      </w:pPr>
-      <w:r>
-        <w:lastRenderedPageBreak/>
-        <w:t>Noël 1941</w:t>
-      </w:r>
-      <w:r>
-        <w:br/>
-      </w:r>
-      <w:r>
-        <w:t>« Ballade des Noëls du temps jadis »</w:t>
-      </w:r>
-    </w:p>
-    <w:p>
-      <w:pPr>
-        <w:jc w:val="both"/>
-        <w:rPr>
-          <w:lang w:val="fr-FR"/>
-        </w:rPr>
-      </w:pPr>
-      <w:r>
-        <w:rPr>
-          <w:lang w:val="fr-FR"/>
-        </w:rPr>
-        <w:t>Dites-moi où, n'en quel pays</w:t>
-      </w:r>
-    </w:p>
-    <w:p>
-      <w:pPr>
-        <w:jc w:val="both"/>
-        <w:rPr>
-          <w:lang w:val="fr-FR"/>
-        </w:rPr>
-      </w:pPr>
-      <w:r>
-        <w:rPr>
-          <w:lang w:val="fr-FR"/>
-        </w:rPr>
-        <w:t>Est la belle huître de Marennes,</w:t>
-      </w:r>
-    </w:p>
-    <w:p>
-      <w:pPr>
-        <w:jc w:val="both"/>
-        <w:rPr>
-          <w:lang w:val="fr-FR"/>
-        </w:rPr>
-      </w:pPr>
-      <w:r>
-        <w:rPr>
-          <w:lang w:val="fr-FR"/>
-        </w:rPr>
-        <w:t>Foies gras truffés, Capons farcis,</w:t>
-      </w:r>
-    </w:p>
-    <w:p>
-      <w:pPr>
-        <w:jc w:val="both"/>
-        <w:rPr>
-          <w:lang w:val="fr-FR"/>
-        </w:rPr>
-      </w:pPr>
-      <w:r>
-        <w:rPr>
-          <w:lang w:val="fr-FR"/>
-        </w:rPr>
-        <w:t>Langoustes à l'américaine,</w:t>
-      </w:r>
-    </w:p>
-    <w:p>
-      <w:pPr>
-        <w:jc w:val="both"/>
-        <w:rPr>
-          <w:lang w:val="fr-FR"/>
-        </w:rPr>
-      </w:pPr>
-      <w:r>
-        <w:rPr>
-          <w:lang w:val="fr-FR"/>
-        </w:rPr>
-        <w:t>Bons vins Clarets — Et à la tienne ! —</w:t>
-      </w:r>
-    </w:p>
-    <w:p>
-      <w:pPr>
-        <w:jc w:val="both"/>
-        <w:rPr>
-          <w:lang w:val="fr-FR"/>
-        </w:rPr>
-      </w:pPr>
-      <w:r>
-        <w:rPr>
-          <w:lang w:val="fr-FR"/>
-        </w:rPr>
-        <w:t>Où sont-ils donc quand je n'entends</w:t>
-      </w:r>
-    </w:p>
-    <w:p>
-      <w:pPr>
-        <w:jc w:val="both"/>
-        <w:rPr>
-          <w:lang w:val="fr-FR"/>
-        </w:rPr>
-      </w:pPr>
-      <w:r>
-        <w:rPr>
-          <w:lang w:val="fr-FR"/>
-        </w:rPr>
-        <w:t>Que l'affreux bruit d'une fontaine ?</w:t>
-      </w:r>
-    </w:p>
-    <w:p>
-      <w:pPr>
-        <w:jc w:val="both"/>
-        <w:rPr>
-          <w:lang w:val="fr-FR"/>
-        </w:rPr>
-      </w:pPr>
-      <w:r>
-        <w:rPr>
-          <w:lang w:val="fr-FR"/>
-        </w:rPr>
-        <w:t>Mais où sont les dindes d'antan ?</w:t>
-      </w:r>
-    </w:p>
-    <w:p>
-      <w:pPr>
-        <w:jc w:val="both"/>
-        <w:rPr>
-          <w:lang w:val="fr-FR"/>
-        </w:rPr>
-      </w:pPr>
-      <w:r>
-        <w:rPr>
-          <w:lang w:val="fr-FR"/>
-        </w:rPr>
-        <w:t>Crèmes glacées, gâteaux de riz</w:t>
-      </w:r>
-    </w:p>
-    <w:p>
-      <w:pPr>
-        <w:jc w:val="both"/>
-        <w:rPr>
-          <w:lang w:val="fr-FR"/>
-        </w:rPr>
-      </w:pPr>
-      <w:r>
-        <w:rPr>
-          <w:lang w:val="fr-FR"/>
-        </w:rPr>
-        <w:t>Qui descendent sans nulle peine même quand on en a trop pris... !</w:t>
-      </w:r>
-    </w:p>
-    <w:p>
-      <w:pPr>
-        <w:jc w:val="both"/>
-        <w:rPr>
-          <w:lang w:val="fr-FR"/>
-        </w:rPr>
-      </w:pPr>
-      <w:r>
-        <w:rPr>
-          <w:lang w:val="fr-FR"/>
-        </w:rPr>
-        <w:t>Cafés de vrai ! Cognacs en scène !</w:t>
-      </w:r>
-    </w:p>
-    <w:p>
-      <w:pPr>
-        <w:jc w:val="both"/>
-        <w:rPr>
-          <w:lang w:val="fr-FR"/>
-        </w:rPr>
-      </w:pPr>
-      <w:r>
-        <w:rPr>
-          <w:lang w:val="fr-FR"/>
-        </w:rPr>
-        <w:t>Liqueurs, chansons, tonton tontaine —</w:t>
-      </w:r>
-    </w:p>
-    <w:p>
-      <w:pPr>
-        <w:jc w:val="both"/>
-        <w:rPr>
-          <w:lang w:val="fr-FR"/>
-        </w:rPr>
-      </w:pPr>
-      <w:r>
-        <w:rPr>
-          <w:lang w:val="fr-FR"/>
-        </w:rPr>
-        <w:t>Et le grand lit où l'on s'étend</w:t>
-      </w:r>
-    </w:p>
-    <w:p>
-      <w:pPr>
-        <w:jc w:val="both"/>
-        <w:rPr>
-          <w:lang w:val="fr-FR"/>
-        </w:rPr>
-      </w:pPr>
-      <w:r>
-        <w:rPr>
-          <w:lang w:val="fr-FR"/>
-        </w:rPr>
-        <w:t>A deux... autant qu'il m'en souvienne !</w:t>
-      </w:r>
-    </w:p>
-    <w:p>
-      <w:pPr>
-        <w:jc w:val="both"/>
-        <w:rPr>
-          <w:lang w:val="fr-FR"/>
-        </w:rPr>
-      </w:pPr>
-      <w:r>
-        <w:rPr>
-          <w:lang w:val="fr-FR"/>
-        </w:rPr>
-        <w:t xml:space="preserve">Mais où sont les </w:t>
-      </w:r>
-      <w:commentRangeStart w:id="43"/>
-      <w:r>
-        <w:rPr>
-          <w:lang w:val="fr-FR"/>
-        </w:rPr>
-        <w:t>miches d'antan</w:t>
-      </w:r>
-      <w:commentRangeEnd w:id="43"/>
-      <w:r>
-        <w:rPr>
-          <w:rStyle w:val="Marquedecommentaire"/>
-          <w:sz w:val="28"/>
-          <w:szCs w:val="22"/>
-          <w:lang w:val="fr-FR"/>
-        </w:rPr>
-        <w:commentReference w:id="43"/>
-      </w:r>
-      <w:r>
-        <w:rPr>
-          <w:lang w:val="fr-FR"/>
-        </w:rPr>
-        <w:t xml:space="preserve"> ?</w:t>
-      </w:r>
-    </w:p>
-    <w:p>
-      <w:pPr>
-        <w:pStyle w:val="Titre2"/>
-      </w:pPr>
-      <w:r>
-        <w:lastRenderedPageBreak/>
-        <w:t>Envoi : (sans étiquette)</w:t>
-      </w:r>
-    </w:p>
-    <w:p>
-      <w:pPr>
-        <w:jc w:val="both"/>
-        <w:rPr>
-          <w:lang w:val="fr-FR"/>
-        </w:rPr>
-      </w:pPr>
-      <w:r>
-        <w:rPr>
-          <w:lang w:val="fr-FR"/>
-        </w:rPr>
-        <w:t>Amis : Pour digérer sans peine</w:t>
-      </w:r>
-    </w:p>
-    <w:p>
-      <w:pPr>
-        <w:jc w:val="both"/>
-        <w:rPr>
-          <w:lang w:val="fr-FR"/>
-        </w:rPr>
-      </w:pPr>
-      <w:r>
-        <w:rPr>
-          <w:lang w:val="fr-FR"/>
-        </w:rPr>
-        <w:t>Le réveillon qui vous attend</w:t>
-      </w:r>
-    </w:p>
-    <w:p>
-      <w:pPr>
-        <w:jc w:val="both"/>
-        <w:rPr>
-          <w:lang w:val="fr-FR"/>
-        </w:rPr>
-      </w:pPr>
-      <w:r>
-        <w:rPr>
-          <w:lang w:val="fr-FR"/>
-        </w:rPr>
-        <w:t>Que ce repas ne vous revienne...</w:t>
-      </w:r>
-    </w:p>
-    <w:p>
-      <w:pPr>
-        <w:jc w:val="both"/>
-        <w:rPr>
-          <w:lang w:val="fr-FR"/>
-        </w:rPr>
-      </w:pPr>
-      <w:r>
-        <w:rPr>
-          <w:lang w:val="fr-FR"/>
-        </w:rPr>
-        <w:t>on remet ça le jour de l'an !</w:t>
-      </w:r>
-    </w:p>
-    <w:p>
-      <w:pPr>
-        <w:spacing w:before="120"/>
-        <w:jc w:val="right"/>
-        <w:rPr>
-          <w:lang w:val="fr-FR"/>
-        </w:rPr>
-      </w:pPr>
-      <w:r>
-        <w:rPr>
-          <w:i/>
-          <w:sz w:val="26"/>
-          <w:lang w:val="fr-FR"/>
-        </w:rPr>
-        <w:t xml:space="preserve">Marburg </w:t>
-      </w:r>
-      <w:commentRangeStart w:id="44"/>
-      <w:r>
-        <w:rPr>
-          <w:i/>
-          <w:sz w:val="26"/>
-          <w:lang w:val="fr-FR"/>
-        </w:rPr>
-        <w:t>2n décembre</w:t>
-      </w:r>
-      <w:commentRangeEnd w:id="44"/>
-      <w:r>
-        <w:rPr>
-          <w:rStyle w:val="Marquedecommentaire"/>
-          <w:i/>
-          <w:sz w:val="26"/>
-          <w:szCs w:val="22"/>
-          <w:lang w:val="fr-FR"/>
-        </w:rPr>
-        <w:commentReference w:id="44"/>
-      </w:r>
-      <w:r>
-        <w:rPr>
-          <w:i/>
-          <w:sz w:val="26"/>
-          <w:lang w:val="fr-FR"/>
-        </w:rPr>
-        <w:t xml:space="preserve"> 41</w:t>
-      </w:r>
-    </w:p>
-    <w:p>
-      <w:pPr>
-        <w:rPr>
-          <w:lang w:val="fr-FR"/>
-        </w:rPr>
-      </w:pPr>
-      <w:r>
-        <w:rPr>
-          <w:lang w:val="fr-FR"/>
-        </w:rPr>
-        <w:br w:type="page"/>
-      </w:r>
-    </w:p>
-    <w:p>
-      <w:pPr>
-        <w:pStyle w:val="Titre2"/>
-      </w:pPr>
-      <w:r>
-        <w:lastRenderedPageBreak/>
-        <w:t>« Revue de Noël »</w:t>
-      </w:r>
-    </w:p>
-    <w:p>
-      <w:pPr>
-        <w:jc w:val="both"/>
-        <w:rPr>
-          <w:lang w:val="fr-FR"/>
-        </w:rPr>
-      </w:pPr>
-      <w:r>
-        <w:rPr>
-          <w:lang w:val="fr-FR"/>
-        </w:rPr>
-        <w:t xml:space="preserve">On avait quand même une belle boîte de foies de canard, une crème glacée préparée par le bouillant </w:t>
-      </w:r>
-      <w:commentRangeStart w:id="45"/>
-      <w:r>
-        <w:rPr>
-          <w:lang w:val="fr-FR"/>
-        </w:rPr>
-        <w:t>Poiré</w:t>
-      </w:r>
-      <w:commentRangeEnd w:id="45"/>
-      <w:r>
-        <w:rPr>
-          <w:rStyle w:val="Marquedecommentaire"/>
-          <w:sz w:val="28"/>
-          <w:szCs w:val="22"/>
-          <w:lang w:val="fr-FR"/>
-        </w:rPr>
-        <w:commentReference w:id="45"/>
-      </w:r>
-      <w:r>
-        <w:rPr>
-          <w:lang w:val="fr-FR"/>
-        </w:rPr>
-        <w:t xml:space="preserve"> et une bouteille de mousseux mise à frapper sur la fenêtre du bureau, dans le bâtiment neuf de l'autre côté des barbelés. « Après le spectacle on cassera une bonne croûte ! Ce sera toujours ça de gagné ! »</w:t>
-      </w:r>
-    </w:p>
-    <w:p>
-      <w:pPr>
-        <w:jc w:val="both"/>
-        <w:rPr>
-          <w:lang w:val="fr-FR"/>
-        </w:rPr>
-      </w:pPr>
-      <w:r>
-        <w:rPr>
-          <w:lang w:val="fr-FR"/>
-        </w:rPr>
-        <w:t xml:space="preserve">Et on s'en est allé calmes et sereins </w:t>
-      </w:r>
-      <w:commentRangeStart w:id="46"/>
-      <w:r>
-        <w:rPr>
-          <w:lang w:val="fr-FR"/>
-        </w:rPr>
-        <w:t>comme ceux qui n'ont pas à se soucier d'</w:t>
-      </w:r>
-      <w:commentRangeEnd w:id="46"/>
-      <w:r>
-        <w:rPr>
-          <w:rStyle w:val="Marquedecommentaire"/>
-          <w:sz w:val="28"/>
-          <w:szCs w:val="22"/>
-          <w:lang w:val="fr-FR"/>
-        </w:rPr>
-        <w:commentReference w:id="46"/>
-      </w:r>
-      <w:r>
-        <w:rPr>
-          <w:lang w:val="fr-FR"/>
-        </w:rPr>
-        <w:t>un avenir qu'ils ont ménagé, voir jouer la revue de Noël par la troupe du Stalag.</w:t>
-      </w:r>
-    </w:p>
-    <w:p>
-      <w:pPr>
-        <w:jc w:val="both"/>
-        <w:rPr>
-          <w:lang w:val="fr-FR"/>
-        </w:rPr>
-      </w:pPr>
-      <w:r>
-        <w:rPr>
-          <w:lang w:val="fr-FR"/>
-        </w:rPr>
-        <w:t xml:space="preserve">Un non-initié aurait tout de suite compris à la façon dont les spectateurs entraient dans la salle, qu'il s'agissait d'un public français. — Et je t'arrive alors qu'il a déjà du monde qui attend l'ouverture — Et je te me faufile adroitement ; et je te gagne une place, puis une autre — — Et je te me fais engueuler ! Ça ne fait rien, je continue — d'autres aussi et c'est la bousculade, les poussées latérales opposées qui </w:t>
-      </w:r>
-      <w:commentRangeStart w:id="47"/>
-      <w:r>
-        <w:rPr>
-          <w:lang w:val="fr-FR"/>
-        </w:rPr>
-        <w:t>compriment</w:t>
-      </w:r>
-      <w:commentRangeEnd w:id="47"/>
-      <w:r>
-        <w:rPr>
-          <w:rStyle w:val="Marquedecommentaire"/>
-          <w:sz w:val="28"/>
-          <w:szCs w:val="22"/>
-          <w:lang w:val="fr-FR"/>
-        </w:rPr>
-        <w:commentReference w:id="47"/>
-      </w:r>
-      <w:r>
-        <w:rPr>
-          <w:lang w:val="fr-FR"/>
-        </w:rPr>
-        <w:t xml:space="preserve"> le centre dont quelques invités sont éjectés dans le corps d'une pression plus forte sur un point de moindre résistance.</w:t>
-      </w:r>
-    </w:p>
-    <w:p>
-      <w:pPr>
-        <w:jc w:val="both"/>
-        <w:rPr>
-          <w:lang w:val="fr-FR"/>
-        </w:rPr>
-      </w:pPr>
-      <w:r>
-        <w:rPr>
-          <w:lang w:val="fr-FR"/>
-        </w:rPr>
-        <w:t xml:space="preserve">Quelques autres unités déclarent forfait. C'est autant de gagné. Et puis c'est un jeu intéressant : on se serre, </w:t>
-      </w:r>
-      <w:commentRangeStart w:id="48"/>
-      <w:r>
-        <w:rPr>
-          <w:lang w:val="fr-FR"/>
-        </w:rPr>
-        <w:t>on s'étouffe</w:t>
-      </w:r>
-      <w:commentRangeEnd w:id="48"/>
-      <w:r>
-        <w:rPr>
-          <w:rStyle w:val="Marquedecommentaire"/>
-          <w:sz w:val="28"/>
-          <w:szCs w:val="22"/>
-          <w:lang w:val="fr-FR"/>
-        </w:rPr>
-        <w:commentReference w:id="48"/>
-      </w:r>
-      <w:r>
-        <w:rPr>
-          <w:lang w:val="fr-FR"/>
-        </w:rPr>
-        <w:t xml:space="preserve">, on s'envoie quelques coups de coudes dans les côtes (qui donc disait que les Français ne se serrent pas les coudes ?), on s'écrase les orteils ; on gueule ; on rigole. C'est un jeu qui dure une bonne demi-heure au bout de </w:t>
-      </w:r>
-      <w:r>
-        <w:rPr>
-          <w:lang w:val="fr-FR"/>
-        </w:rPr>
-        <w:lastRenderedPageBreak/>
-        <w:t>laquelle deux cents personnes - toutes du sexe masculin - sont enfin casées sur les bancs de la salle.</w:t>
-      </w:r>
-    </w:p>
-    <w:p>
-      <w:pPr>
-        <w:rPr>
-          <w:lang w:val="fr-FR"/>
-        </w:rPr>
-      </w:pPr>
-      <w:r>
-        <w:rPr>
-          <w:lang w:val="fr-FR"/>
-        </w:rPr>
-        <w:t>— Quand je pense que les Anglais, avec leur manie de se mettre deux par deux les uns derrière les autres entrent en cinq minutes ! Il y a des gens qui ne savent pas profiter de la vie ! Enfin ! Passons...</w:t>
-      </w:r>
-    </w:p>
-    <w:p>
-      <w:pPr>
-        <w:jc w:val="both"/>
-        <w:rPr>
-          <w:lang w:val="fr-FR"/>
-        </w:rPr>
-      </w:pPr>
-      <w:r>
-        <w:rPr>
-          <w:lang w:val="fr-FR"/>
-        </w:rPr>
-        <w:t xml:space="preserve">Un beau rideau tout neuf et peut-être rose masque la scène. En attendant qu'il veuille bien s'ouvrir on fume des cigarettes parce qu'on est prié de ne pas fumer. J'aime le « programme » qu'on m'a remis à l'entrée. Il n'y a rien d'écrit sur la feuille. Mais ce n'est pas une farce. </w:t>
-      </w:r>
-      <w:commentRangeStart w:id="49"/>
-      <w:r>
-        <w:rPr>
-          <w:lang w:val="fr-FR"/>
-        </w:rPr>
-        <w:t>Ton voisin possède</w:t>
-      </w:r>
-      <w:commentRangeEnd w:id="49"/>
-      <w:r>
-        <w:rPr>
-          <w:rStyle w:val="Marquedecommentaire"/>
-          <w:sz w:val="28"/>
-          <w:szCs w:val="22"/>
-          <w:lang w:val="fr-FR"/>
-        </w:rPr>
-        <w:commentReference w:id="49"/>
-      </w:r>
-      <w:r>
-        <w:rPr>
-          <w:lang w:val="fr-FR"/>
-        </w:rPr>
-        <w:t xml:space="preserve"> un vrai « programme » ronéotypé. En regardant les autres regarder j'en arrive à me regarder et à me voir. A me voir là, regardant des autres qui me regardent. Nous en sommes là, lorsque l'homme de confiance monte devant le rideau. Il se carre bref sur ses jambes, fronce les sourcils, sort un papier d'une poche, met une main dans l'autre et retrournant la lèvre supérieure comme un dogue, de l'air de quelqu'un qui nous passe une bonne semonce, il nous présente les vœux du commandant du camp et les siens propres (1).</w:t>
-      </w:r>
-    </w:p>
-    <w:p>
-      <w:pPr>
-        <w:jc w:val="both"/>
-        <w:rPr>
-          <w:lang w:val="fr-FR"/>
-        </w:rPr>
-      </w:pPr>
-      <w:r>
-        <w:rPr>
-          <w:lang w:val="fr-FR"/>
-        </w:rPr>
-        <w:t>Puis le rideau s'est ouvert.</w:t>
-      </w:r>
-    </w:p>
-    <w:p>
-      <w:pPr>
-        <w:jc w:val="both"/>
-        <w:rPr>
-          <w:lang w:val="fr-FR"/>
-        </w:rPr>
-      </w:pPr>
-      <w:r>
-        <w:rPr>
-          <w:lang w:val="fr-FR"/>
-        </w:rPr>
-        <w:t xml:space="preserve">Maintenant je me souviens d'avoir entendu parler de rutabagas par un ménage parisien, qui les accommodait à toutes les sauces en faisant des calembours, histoire sans doute de les faire passer. </w:t>
-      </w:r>
-      <w:commentRangeStart w:id="50"/>
-      <w:r>
-        <w:rPr>
-          <w:lang w:val="fr-FR"/>
-        </w:rPr>
-        <w:t>(Le mari sent — et ça c'est la-touille d</w:t>
-      </w:r>
-      <w:commentRangeEnd w:id="50"/>
-      <w:r>
-        <w:rPr>
-          <w:rStyle w:val="Marquedecommentaire"/>
-          <w:sz w:val="28"/>
-          <w:szCs w:val="22"/>
-          <w:lang w:val="fr-FR"/>
-        </w:rPr>
-        <w:commentReference w:id="50"/>
-      </w:r>
-      <w:r>
-        <w:rPr>
-          <w:lang w:val="fr-FR"/>
-        </w:rPr>
-        <w:t xml:space="preserve">e pommes de terre.) Un soldat est arrivé qui a conduit le ménage au spectacle du stalag et la revue s'est </w:t>
-      </w:r>
-      <w:r>
-        <w:rPr>
-          <w:lang w:val="fr-FR"/>
-        </w:rPr>
-        <w:lastRenderedPageBreak/>
-        <w:t>enchaînée avec des maillons que plaçaient un compère qui traitait peu cavalièrement la syntaxe et une commère, ma foi, fort aguichante. (Seulement quand on pensait à ce qu'il y avait sous cette perruque blonde ondulée sur notre ami André et vous</w:t>
-      </w:r>
-    </w:p>
-    <w:p>
-      <w:pPr>
-        <w:jc w:val="both"/>
-        <w:rPr>
-          <w:lang w:val="fr-FR"/>
-        </w:rPr>
-      </w:pPr>
-      <w:r>
-        <w:rPr>
-          <w:lang w:val="fr-FR"/>
-        </w:rPr>
-        <w:t>(1) Propres à nous faire rire.</w:t>
-      </w:r>
-    </w:p>
-    <w:p>
-      <w:pPr>
-        <w:jc w:val="both"/>
-        <w:rPr>
-          <w:lang w:val="fr-FR"/>
-        </w:rPr>
-      </w:pPr>
-      <w:r>
-        <w:rPr>
-          <w:lang w:val="fr-FR"/>
-        </w:rPr>
-        <w:t>cette robe de papier rose, on se sentait un peu rougir d'un vice qu'on n'avait pas… mais qu'après tout on aurait pu avoir.)</w:t>
-      </w:r>
-    </w:p>
-    <w:p>
-      <w:pPr>
-        <w:rPr>
-          <w:lang w:val="fr-FR"/>
-        </w:rPr>
-      </w:pPr>
-      <w:r>
-        <w:rPr>
-          <w:lang w:val="fr-FR"/>
-        </w:rPr>
-        <w:t xml:space="preserve">— Je me souviens d'avoir entendu parler de la Tour Eiffel à plusieurs reprises. C'était pour nous rappeler la France, car la France c'est, comme nul ne l'ignore, la Tour Eiffel. </w:t>
-      </w:r>
-      <w:commentRangeStart w:id="51"/>
-      <w:r>
-        <w:rPr>
-          <w:lang w:val="fr-FR"/>
-        </w:rPr>
-        <w:t>Voce</w:t>
-      </w:r>
-      <w:commentRangeEnd w:id="51"/>
-      <w:r>
-        <w:rPr>
-          <w:rStyle w:val="Marquedecommentaire"/>
-          <w:sz w:val="28"/>
-          <w:szCs w:val="22"/>
-          <w:lang w:val="fr-FR"/>
-        </w:rPr>
-        <w:commentReference w:id="51"/>
-      </w:r>
-      <w:r>
-        <w:rPr>
-          <w:lang w:val="fr-FR"/>
-        </w:rPr>
-        <w:t xml:space="preserve"> n'est ni le Basque de devant moi, ni l'Auvergnat de derrière, ni le Provençal de droite, ni le Breton de gauche qui me démentiront. La Tour Eiffel c'est bien la France. Les Pyrénées sont des montagnes, la Côte d'Azur un pays au bout de la mer, la Bretagne un pays de Bretons bretonnants et le pays basque un pâturage à vaches espagnoles. Sans Tour Eiffel de quoi aurions nous l'air ?</w:t>
-      </w:r>
-    </w:p>
-    <w:p>
-      <w:pPr>
-        <w:rPr>
-          <w:lang w:val="fr-FR"/>
-        </w:rPr>
-      </w:pPr>
-      <w:r>
-        <w:rPr>
-          <w:lang w:val="fr-FR"/>
-        </w:rPr>
-        <w:t>— Je me souviens d'avoir entendu un Anglais nous conter le petit Chaperon rouge. J'ignorais que le loup eût mangé la mère grand avec le cataplasme qu'elle avait sur la poitrine. Ce devait être horrible comme disait l'Anglais.</w:t>
-      </w:r>
-    </w:p>
-    <w:p>
-      <w:pPr>
-        <w:rPr>
-          <w:lang w:val="fr-FR"/>
-        </w:rPr>
-      </w:pPr>
-      <w:r>
-        <w:rPr>
-          <w:lang w:val="fr-FR"/>
-        </w:rPr>
-        <w:t>— Je me souviens d'avoir vu deux apaches se disputer une « fille » aux longues jambes, aux genoux pointus et aux cuisses plates comme sa poitrine. Bon numéro de danse fantaisiste. Mais la danseuse avait un long nez et un cache-sexe. (Je ne dis pas ça pour astiquer, bien entendu)</w:t>
-      </w:r>
-    </w:p>
-    <w:p>
-      <w:pPr>
-        <w:rPr>
-          <w:lang w:val="fr-FR"/>
-        </w:rPr>
-      </w:pPr>
-      <w:r>
-        <w:rPr>
-          <w:lang w:val="fr-FR"/>
-        </w:rPr>
-        <w:lastRenderedPageBreak/>
-        <w:t xml:space="preserve">— Je me souviens d'un soir d'alerte... Une bourgeoise peu commode engueulait le patient Aristide. « Aristide ! Aristide ! — Et ces sirènes ! </w:t>
-      </w:r>
-      <w:commentRangeStart w:id="52"/>
-      <w:r>
-        <w:rPr>
-          <w:lang w:val="fr-FR"/>
-        </w:rPr>
-        <w:t>Voi ou. Voi ou - Voi ou !</w:t>
-      </w:r>
-      <w:commentRangeEnd w:id="52"/>
-      <w:r>
-        <w:rPr>
-          <w:rStyle w:val="Marquedecommentaire"/>
-          <w:sz w:val="28"/>
-          <w:szCs w:val="22"/>
-          <w:lang w:val="fr-FR"/>
-        </w:rPr>
-        <w:commentReference w:id="52"/>
-      </w:r>
-      <w:r>
-        <w:rPr>
-          <w:lang w:val="fr-FR"/>
-        </w:rPr>
-        <w:t xml:space="preserve"> Ah ! »</w:t>
-      </w:r>
-    </w:p>
-    <w:p>
-      <w:pPr>
-        <w:jc w:val="both"/>
-        <w:rPr>
-          <w:lang w:val="fr-FR"/>
-        </w:rPr>
-      </w:pPr>
-      <w:r>
-        <w:rPr>
-          <w:lang w:val="fr-FR"/>
-        </w:rPr>
-        <w:t>Aristide cherchait ses bretelles...</w:t>
-      </w:r>
-    </w:p>
-    <w:p>
-      <w:pPr>
-        <w:rPr>
-          <w:lang w:val="fr-FR"/>
-        </w:rPr>
-      </w:pPr>
-      <w:r>
-        <w:rPr>
-          <w:lang w:val="fr-FR"/>
-        </w:rPr>
-        <w:t xml:space="preserve">— Je me souviens d'avoir entendu des chansons de Charles Trenet, d'autres chansons de je ne sais pas qui par le sympathique « Mimile » et par la vedette </w:t>
-      </w:r>
-      <w:commentRangeStart w:id="53"/>
-      <w:r>
-        <w:rPr>
-          <w:lang w:val="fr-FR"/>
-        </w:rPr>
-        <w:t>Lerda</w:t>
-      </w:r>
-      <w:commentRangeEnd w:id="53"/>
-      <w:r>
-        <w:rPr>
-          <w:rStyle w:val="Marquedecommentaire"/>
-          <w:sz w:val="28"/>
-          <w:szCs w:val="22"/>
-          <w:lang w:val="fr-FR"/>
-        </w:rPr>
-        <w:commentReference w:id="53"/>
-      </w:r>
-      <w:r>
-        <w:rPr>
-          <w:lang w:val="fr-FR"/>
-        </w:rPr>
-        <w:t xml:space="preserve"> plus à l'aise, que dans son rôle de compère...</w:t>
-      </w:r>
-    </w:p>
-    <w:p>
-      <w:pPr>
-        <w:rPr>
-          <w:lang w:val="fr-FR"/>
-        </w:rPr>
-      </w:pPr>
-      <w:r>
-        <w:rPr>
-          <w:lang w:val="fr-FR"/>
-        </w:rPr>
-        <w:t>— Je me souviens d'avoir entendu chanter « La Marseillaise »</w:t>
-      </w:r>
-    </w:p>
-    <w:p>
-      <w:pPr>
-        <w:rPr>
-          <w:lang w:val="fr-FR"/>
-        </w:rPr>
-      </w:pPr>
-      <w:r>
-        <w:rPr>
-          <w:lang w:val="fr-FR"/>
-        </w:rPr>
-        <w:t>— Je me souviens d'avoir entendu chanter « La Madelon »</w:t>
-      </w:r>
-    </w:p>
-    <w:p>
-      <w:pPr>
-        <w:rPr>
-          <w:lang w:val="fr-FR"/>
-        </w:rPr>
-      </w:pPr>
-      <w:r>
-        <w:rPr>
-          <w:lang w:val="fr-FR"/>
-        </w:rPr>
-        <w:t>— Je me souviens d'avoir réentendu chanter « La Marseillaise »</w:t>
-      </w:r>
-    </w:p>
-    <w:p>
-      <w:pPr>
-        <w:jc w:val="both"/>
-        <w:rPr>
-          <w:lang w:val="fr-FR"/>
-        </w:rPr>
-      </w:pPr>
-      <w:r>
-        <w:rPr>
-          <w:lang w:val="fr-FR"/>
-        </w:rPr>
-        <w:t>Le rideau s'est fermé pour de bon. Nous sommes sortis dans le quartier paralysé par la nuit et giflé par la bise mauvaise.</w:t>
-      </w:r>
-    </w:p>
-    <w:p>
-      <w:pPr>
-        <w:jc w:val="both"/>
-        <w:rPr>
-          <w:lang w:val="fr-FR"/>
-        </w:rPr>
-      </w:pPr>
-      <w:r>
-        <w:rPr>
-          <w:lang w:val="fr-FR"/>
-        </w:rPr>
-        <w:t>On s'est dit : Allons pisser un coup et après on va casser une bonne croûte !</w:t>
-      </w:r>
-    </w:p>
-    <w:p>
-      <w:pPr>
-        <w:rPr>
-          <w:lang w:val="fr-FR"/>
-        </w:rPr>
-      </w:pPr>
-      <w:r>
-        <w:rPr>
-          <w:lang w:val="fr-FR"/>
-        </w:rPr>
-        <w:t>— Et je me souviens que la porte était fermée de l'autre côté de laquelle les foies de canard, la crème et le champagne nous avaient donné rendez-vous. Ils avaient bonne mune ! Et nous donc ! On était de la revue !</w:t>
-      </w:r>
-    </w:p>
-    <w:p>
-      <w:pPr>
-        <w:jc w:val="both"/>
-        <w:rPr>
-          <w:lang w:val="fr-FR"/>
-        </w:rPr>
-      </w:pPr>
-      <w:r>
-        <w:rPr>
-          <w:lang w:val="fr-FR"/>
-        </w:rPr>
-        <w:t>Il nous restait quand même une bouteille de mousseux qu'on a bue, comme ça.</w:t>
-      </w:r>
-    </w:p>
-    <w:p>
-      <w:pPr>
-        <w:jc w:val="both"/>
-        <w:rPr>
-          <w:lang w:val="fr-FR"/>
-        </w:rPr>
-      </w:pPr>
-      <w:r>
-        <w:rPr>
-          <w:lang w:val="fr-FR"/>
-        </w:rPr>
-        <w:t xml:space="preserve">Et je me suis couché en pensant à </w:t>
-      </w:r>
-      <w:commentRangeStart w:id="54"/>
-      <w:r>
-        <w:rPr>
-          <w:lang w:val="fr-FR"/>
-        </w:rPr>
-        <w:t>des</w:t>
-      </w:r>
-      <w:commentRangeEnd w:id="54"/>
-      <w:r>
-        <w:rPr>
-          <w:rStyle w:val="Marquedecommentaire"/>
-          <w:sz w:val="28"/>
-          <w:szCs w:val="22"/>
-          <w:lang w:val="fr-FR"/>
-        </w:rPr>
-        <w:commentReference w:id="54"/>
-      </w:r>
-      <w:r>
-        <w:rPr>
-          <w:lang w:val="fr-FR"/>
-        </w:rPr>
-        <w:t xml:space="preserve"> choses que je ne veux pas dire.</w:t>
-      </w:r>
-    </w:p>
-    <w:p>
-      <w:pPr>
-        <w:spacing w:before="120"/>
-        <w:jc w:val="right"/>
-        <w:rPr>
-          <w:lang w:val="fr-FR"/>
-        </w:rPr>
-      </w:pPr>
-      <w:r>
-        <w:rPr>
-          <w:i/>
-          <w:sz w:val="26"/>
-          <w:lang w:val="fr-FR"/>
-        </w:rPr>
-        <w:t>Marburg 9-12-41</w:t>
+        <w:t>-12-41</w:t>
       </w:r>
     </w:p>
     <w:p>
@@ -10221,21 +10310,45 @@
         <w:rPr>
           <w:lang w:val="fr-FR"/>
         </w:rPr>
-        <w:t>Le lendemain de Noël j'avais un œil au beurre noir. Comme la trace qu'imprima sur cet œil un poing peu redouté n'est pas indélébile, je consigne ici ce souvenir. Un jour (qui viendra après beaucoup, beaucoup d'autres) je me dirai en relisant ceci :</w:t>
-      </w:r>
-    </w:p>
-    <w:p>
-      <w:pPr>
-        <w:jc w:val="both"/>
-        <w:rPr>
-          <w:lang w:val="fr-FR"/>
-        </w:rPr>
-      </w:pPr>
-      <w:r>
-        <w:rPr>
-          <w:lang w:val="fr-FR"/>
-        </w:rPr>
-        <w:t>« Ah ! vrai ! » Et je me raconterai cette fâcheuse histoire</w:t>
+        <w:t xml:space="preserve">Le lendemain de Noël j'avais un œil au beurre noir. Comme la trace qu'imprima sur cet œil un poing peu </w:t>
+      </w:r>
+      <w:r>
+        <w:rPr>
+          <w:lang w:val="fr-FR"/>
+        </w:rPr>
+        <w:t>vel</w:t>
+      </w:r>
+      <w:r>
+        <w:rPr>
+          <w:lang w:val="fr-FR"/>
+        </w:rPr>
+        <w:t>outé n'est pas indélébile, je consigne ici ce souvenir. Un jour (qui viendra après beaucoup, beaucoup d'autres) je me dirai en relisant ceci :</w:t>
+      </w:r>
+    </w:p>
+    <w:p>
+      <w:pPr>
+        <w:jc w:val="both"/>
+        <w:rPr>
+          <w:lang w:val="fr-FR"/>
+        </w:rPr>
+      </w:pPr>
+      <w:r>
+        <w:rPr>
+          <w:lang w:val="fr-FR"/>
+        </w:rPr>
+        <w:t xml:space="preserve">« Ah ! </w:t>
+      </w:r>
+      <w:r>
+        <w:rPr>
+          <w:lang w:val="fr-FR"/>
+        </w:rPr>
+        <w:t>oui</w:t>
+      </w:r>
+      <w:r>
+        <w:rPr>
+          <w:lang w:val="fr-FR"/>
+        </w:rPr>
+        <w:t xml:space="preserve"> ! » Et je me raconterai cette fâcheuse histoire</w:t>
       </w:r>
     </w:p>
     <w:sectPr>
@@ -10291,513 +10404,13 @@
       </w:r>
     </w:p>
   </w:comment>
-  <w:comment w:id="4" w:author="Revue [AMBIGU]" w:date="2026-08-30T02:51:00Z" w:initials="AM">
+  <w:comment w:id="4" w:author="Revue [INCERTAIN]" w:date="2026-08-30T02:51:00Z" w:initials="IN">
     <w:p>
       <w:r>
         <w:annotationRef/>
       </w:r>
       <w:r>
-        <w:t>[AMBIGU] Les sauts, les gestes → alternative : Les saligauds — "Les sauts, les gestes" retenu car la suite décrit des mouvements physiques</w:t>
-      </w:r>
-    </w:p>
-  </w:comment>
-  <w:comment w:id="5" w:author="Revue [SENS_DOUTEUX]" w:date="2026-08-30T02:51:00Z" w:initials="SD">
-    <w:p>
-      <w:r>
-        <w:annotationRef/>
-      </w:r>
-      <w:r>
-        <w:t>[SENS DOUTEUX] les estomacs sont sur les dents — Expression inhabituelle | Jeu de mots volontaire mêlant "être sur les dents" (épuisé) et la faim</w:t>
-      </w:r>
-    </w:p>
-  </w:comment>
-  <w:comment w:id="6" w:author="Revue [AMBIGU]" w:date="2026-08-30T02:51:00Z" w:initials="AM">
-    <w:p>
-      <w:r>
-        <w:annotationRef/>
-      </w:r>
-      <w:r>
-        <w:t>[AMBIGU] les cents passes → alternative : les cent pas — La graphie semble "passes" ; "les cent pas" donnerait un sens différent</w:t>
-      </w:r>
-    </w:p>
-  </w:comment>
-  <w:comment w:id="7" w:author="Revue [AMBIGU]" w:date="2026-08-30T02:51:00Z" w:initials="AM">
-    <w:p>
-      <w:r>
-        <w:annotationRef/>
-      </w:r>
-      <w:r>
-        <w:t>[AMBIGU] s'éffent → alternative : s'efforce" ou "s'évertue — Lecture incertaine ; le sens attendu serait "s'efforce" mais la graphie ne correspond pas</w:t>
-      </w:r>
-    </w:p>
-  </w:comment>
-  <w:comment w:id="8" w:author="Revue [AMBIGU]" w:date="2026-08-30T02:51:00Z" w:initials="AM">
-    <w:p>
-      <w:r>
-        <w:annotationRef/>
-      </w:r>
-      <w:r>
-        <w:t>[AMBIGU] Forces → alternative : Forcés — "Forces gendarmes" semble le plus probable dans ce contexte d'identification avec autorité</w:t>
-      </w:r>
-    </w:p>
-  </w:comment>
-  <w:comment w:id="9" w:author="Revue [INCERTAIN]" w:date="2026-08-30T02:51:00Z" w:initials="IN">
-    <w:p>
-      <w:r>
-        <w:annotationRef/>
-      </w:r>
-      <w:r>
-        <w:t>[INCERTAIN] Bains-les-Bains — Lecture probable ; commune des Vosges, cohérente avec le contexte de juin 1940</w:t>
-      </w:r>
-    </w:p>
-  </w:comment>
-  <w:comment w:id="10" w:author="Revue [AMBIGU]" w:date="2026-08-30T02:51:00Z" w:initials="AM">
-    <w:p>
-      <w:r>
-        <w:annotationRef/>
-      </w:r>
-      <w:r>
-        <w:t>[AMBIGU] Merte → alternative : Merde — L'auteur écrit un "t" ; vraisemblablement une variante euphémique volontaire</w:t>
-      </w:r>
-    </w:p>
-  </w:comment>
-  <w:comment w:id="11" w:author="Revue [SENS_DOUTEUX]" w:date="2026-08-30T02:51:00Z" w:initials="SD">
-    <w:p>
-      <w:r>
-        <w:annotationRef/>
-      </w:r>
-      <w:r>
-        <w:t>[SENS DOUTEUX] juillet-août 40 — Mention "Épinal — juillet-août 40" | Semble dater l'anecdote (été 1940) plutôt que la rédaction du cahier</w:t>
-      </w:r>
-    </w:p>
-  </w:comment>
-  <w:comment w:id="12" w:author="Revue [AMBIGU]" w:date="2026-08-30T02:51:00Z" w:initials="AM">
-    <w:p>
-      <w:r>
-        <w:annotationRef/>
-      </w:r>
-      <w:r>
-        <w:t>[AMBIGU] se visitaient → alternative : se divertaient — Tracé compatible avec les deux lectures ; "se visitaient" retenu</w:t>
-      </w:r>
-    </w:p>
-  </w:comment>
-  <w:comment w:id="13" w:author="Revue [AMBIGU]" w:date="2026-08-30T02:51:00Z" w:initials="AM">
-    <w:p>
-      <w:r>
-        <w:annotationRef/>
-      </w:r>
-      <w:r>
-        <w:t>[AMBIGU] s'époumonent → alternative : s'époumonnent — L'auteur semble écrire un seul 'n' ; graphie conservée</w:t>
-      </w:r>
-    </w:p>
-  </w:comment>
-  <w:comment w:id="14" w:author="Revue [AMBIGU]" w:date="2026-08-30T02:51:00Z" w:initials="AM">
-    <w:p>
-      <w:r>
-        <w:annotationRef/>
-      </w:r>
-      <w:r>
-        <w:t>[AMBIGU] taulier → alternative : tablier — "Taulier" (teneur de table de jeu) retenu</w:t>
-      </w:r>
-    </w:p>
-  </w:comment>
-  <w:comment w:id="15" w:author="Revue [SENS_DOUTEUX]" w:date="2026-08-30T02:51:00Z" w:initials="SD">
-    <w:p>
-      <w:r>
-        <w:annotationRef/>
-      </w:r>
-      <w:r>
-        <w:t>[SENS DOUTEUX] « » — Guillemets ouvrants et fermants seuls entre deux paragraphes | Marque de séparation voulue par l'auteur ou passage laissé volontairement en blanc</w:t>
-      </w:r>
-    </w:p>
-  </w:comment>
-  <w:comment w:id="16" w:author="Revue [INCERTAIN]" w:date="2026-08-30T02:51:00Z" w:initials="IN">
-    <w:p>
-      <w:r>
-        <w:annotationRef/>
-      </w:r>
-      <w:r>
-        <w:t>[INCERTAIN] juillet 1940 — L'année est partiellement lisible ; la lecture "1940" est probable vu le contexte</w:t>
-      </w:r>
-    </w:p>
-  </w:comment>
-  <w:comment w:id="17" w:author="Revue [SENS_DOUTEUX]" w:date="2026-08-30T02:51:00Z" w:initials="SD">
-    <w:p>
-      <w:r>
-        <w:annotationRef/>
-      </w:r>
-      <w:r>
-        <w:t>[SENS DOUTEUX] Moi y'en avons compris maintenant ! Moi y'en a devenir anarchiste ! — Discours en français pidgin attribué à un soldat soudanais | Syntaxe volontairement incorrecte</w:t>
-      </w:r>
-    </w:p>
-  </w:comment>
-  <w:comment w:id="18" w:author="Revue [ILLISIBLE]" w:date="2026-08-30T02:51:00Z" w:initials="IL">
-    <w:p>
-      <w:r>
-        <w:annotationRef/>
-      </w:r>
-      <w:r>
-        <w:t>[ILLISIBLE] "Une odeur [illisible] écœurante" — un mot semble biffé ou illisible entre "odeur" et "écœurante", possiblement une rature de l'auteur</w:t>
-      </w:r>
-    </w:p>
-  </w:comment>
-  <w:comment w:id="19" w:author="Revue [INCERTAIN]" w:date="2026-08-30T02:51:00Z" w:initials="IN">
-    <w:p>
-      <w:r>
-        <w:annotationRef/>
-      </w:r>
-      <w:r>
-        <w:t>[INCERTAIN] Kaisersteinbrücke — Nom de lieu allemand ; lecture plausible mais incertaine sur la partie centrale du mot</w:t>
-      </w:r>
-    </w:p>
-  </w:comment>
-  <w:comment w:id="20" w:author="Revue [AMBIGU]" w:date="2026-08-30T02:51:00Z" w:initials="AM">
-    <w:p>
-      <w:r>
-        <w:annotationRef/>
-      </w:r>
-      <w:r>
-        <w:t>[AMBIGU] le quel → alternative : lequel — Écrit en deux mots par l'auteur</w:t>
-      </w:r>
-    </w:p>
-  </w:comment>
-  <w:comment w:id="21" w:author="Revue [AMBIGU]" w:date="2026-08-30T02:51:00Z" w:initials="AM">
-    <w:p>
-      <w:r>
-        <w:annotationRef/>
-      </w:r>
-      <w:r>
-        <w:t>[AMBIGU] beafteack → alternative : beefsteak — Orthographe de l'auteur ; transcrit tel quel</w:t>
-      </w:r>
-    </w:p>
-  </w:comment>
-  <w:comment w:id="22" w:author="Revue [INCERTAIN]" w:date="2026-08-30T02:51:00Z" w:initials="IN">
-    <w:p>
-      <w:r>
-        <w:annotationRef/>
-      </w:r>
-      <w:r>
-        <w:t>[INCERTAIN] roussillous — Terme dialectal (probablement occitan), possiblement des champignons. Lecture incertaine entre "roussillous" et "roussillons"</w:t>
-      </w:r>
-    </w:p>
-  </w:comment>
-  <w:comment w:id="23" w:author="Revue [AMBIGU]" w:date="2026-08-30T02:51:00Z" w:initials="AM">
-    <w:p>
-      <w:r>
-        <w:annotationRef/>
-      </w:r>
-      <w:r>
-        <w:t>[AMBIGU] vient → alternative : voint — Vient" est la seule lecture faisant sens : "le pain ne vient pas même aux fenêtres</w:t>
-      </w:r>
-    </w:p>
-  </w:comment>
-  <w:comment w:id="24" w:author="Revue [INCERTAIN]" w:date="2026-08-30T02:51:00Z" w:initials="IN">
-    <w:p>
-      <w:r>
-        <w:annotationRef/>
-      </w:r>
-      <w:r>
-        <w:t>[INCERTAIN] Kaiserstenbrück — Graphie de l'auteur pour le camp de Kaisersteinbruch (Autriche) ; transcrite telle quelle aux deux occurrences</w:t>
-      </w:r>
-    </w:p>
-  </w:comment>
-  <w:comment w:id="25" w:author="Revue [AMBIGU]" w:date="2026-08-30T02:51:00Z" w:initials="AM">
-    <w:p>
-      <w:r>
-        <w:annotationRef/>
-      </w:r>
-      <w:r>
-        <w:t>[AMBIGU] fureur → alternative : (sens inhabituel) — "La demande ne souffre pas de fureur" — pourrait signifier que la demande ne faiblit pas</w:t>
-      </w:r>
-    </w:p>
-  </w:comment>
-  <w:comment w:id="26" w:author="Revue [AMBIGU]" w:date="2026-08-30T02:51:00Z" w:initials="AM">
-    <w:p>
-      <w:r>
-        <w:annotationRef/>
-      </w:r>
-      <w:r>
-        <w:t>[AMBIGU] la possession l'argent → alternative : la possession de l'argent — L'auteur omet la préposition "de"</w:t>
-      </w:r>
-    </w:p>
-  </w:comment>
-  <w:comment w:id="27" w:author="Revue [AMBIGU]" w:date="2026-08-30T02:51:00Z" w:initials="AM">
-    <w:p>
-      <w:r>
-        <w:annotationRef/>
-      </w:r>
-      <w:r>
-        <w:t>[AMBIGU] Gueux → alternative : Gueuz" ou "Gueur — Premier mot de la page, difficile à lire ; "Gueux" (misérable) fait sens</w:t>
-      </w:r>
-    </w:p>
-  </w:comment>
-  <w:comment w:id="28" w:author="Revue [INCERTAIN]" w:date="2026-08-30T02:51:00Z" w:initials="IN">
-    <w:p>
-      <w:r>
-        <w:annotationRef/>
-      </w:r>
-      <w:r>
-        <w:t>[INCERTAIN] Güssing — Nom de lieu (ville autrichienne, camp de prisonniers) ; lecture probable mais à confirmer</w:t>
-      </w:r>
-    </w:p>
-  </w:comment>
-  <w:comment w:id="29" w:author="Revue [AMBIGU]" w:date="2026-08-30T02:51:00Z" w:initials="AM">
-    <w:p>
-      <w:r>
-        <w:annotationRef/>
-      </w:r>
-      <w:r>
-        <w:t>[AMBIGU] Demmerde-toi → alternative : Démerde-toi — L'auteur écrit clairement deux m ; graphie personnelle probable</w:t>
-      </w:r>
-    </w:p>
-  </w:comment>
-  <w:comment w:id="30" w:author="Revue [SENS_DOUTEUX]" w:date="2026-08-30T02:51:00Z" w:initials="SD">
-    <w:p>
-      <w:r>
-        <w:annotationRef/>
-      </w:r>
-      <w:r>
-        <w:t>[SENS DOUTEUX] J'en roule une de gris — avec… ? — Y demande implicitement aussi le tabac | Les points de suspension suivis d'un point d'interrogation suggèrent une demande implicite</w:t>
-      </w:r>
-    </w:p>
-  </w:comment>
-  <w:comment w:id="31" w:author="Revue [INCERTAIN]" w:date="2026-08-30T02:51:00Z" w:initials="IN">
-    <w:p>
-      <w:r>
-        <w:annotationRef/>
-      </w:r>
-      <w:r>
-        <w:t>[INCERTAIN] Güssing — Nom de lieu (ville autrichienne) ; le tréma sur le u est peu visible</w:t>
-      </w:r>
-    </w:p>
-  </w:comment>
-  <w:comment w:id="32" w:author="Revue [SENS_DOUTEUX]" w:date="2026-08-30T02:51:00Z" w:initials="SD">
-    <w:p>
-      <w:r>
-        <w:annotationRef/>
-      </w:r>
-      <w:r>
-        <w:t>[SENS DOUTEUX] ne t'ébruite pas trop — Verbe "s'ébruiter" utilisé de façon transitive directe | Probablement un usage familier signifiant "ne te fais pas remarquer / ne répands pas la nouvelle"</w:t>
-      </w:r>
-    </w:p>
-  </w:comment>
-  <w:comment w:id="33" w:author="Revue [INCERTAIN]" w:date="2026-08-30T02:51:00Z" w:initials="IN">
-    <w:p>
-      <w:r>
-        <w:annotationRef/>
-      </w:r>
-      <w:r>
-        <w:t>[INCERTAIN] Gisseng — Lecture incertaine — possiblement un nom propre ou un pseudonyme ; pourrait se lire "Gissong"</w:t>
-      </w:r>
-    </w:p>
-  </w:comment>
-  <w:comment w:id="34" w:author="Revue [SENS_DOUTEUX]" w:date="2026-08-30T02:51:00Z" w:initials="SD">
-    <w:p>
-      <w:r>
-        <w:annotationRef/>
-      </w:r>
-      <w:r>
-        <w:t>[SENS DOUTEUX] une chaîne à bestiaux qu'il avait récupéré Dieu sait où et — Phrase coupée par le changement de page | Suite attendue sur la page suivante</w:t>
-      </w:r>
-    </w:p>
-  </w:comment>
-  <w:comment w:id="35" w:author="Revue [SENS_DOUTEUX]" w:date="2026-08-30T02:51:00Z" w:initials="SD">
-    <w:p>
-      <w:r>
-        <w:annotationRef/>
-      </w:r>
-      <w:r>
-        <w:t>[SENS DOUTEUX] Mr S.A. — L'abréviation "S.A." pourrait désigner les Sturmabteilung | Cohérent avec le national-socialisme ; pourrait aussi être des initiales anonymisées</w:t>
-      </w:r>
-    </w:p>
-  </w:comment>
-  <w:comment w:id="36" w:author="Revue [INCERTAIN]" w:date="2026-08-30T02:51:00Z" w:initials="IN">
-    <w:p>
-      <w:r>
-        <w:annotationRef/>
-      </w:r>
-      <w:r>
-        <w:t>[INCERTAIN] Steiermark — Lecture sûre ; nom allemand de la Styrie, province autrichienne</w:t>
-      </w:r>
-    </w:p>
-  </w:comment>
-  <w:comment w:id="37" w:author="Revue [AMBIGU]" w:date="2026-08-30T02:51:00Z" w:initials="AM">
-    <w:p>
-      <w:r>
-        <w:annotationRef/>
-      </w:r>
-      <w:r>
-        <w:t>[AMBIGU] Bettel → alternative : Beten" ou "Gebet — L'auteur écrit "Bettel" (mendicité) mais sa traduction confirme le sens de "prière"</w:t>
-      </w:r>
-    </w:p>
-  </w:comment>
-  <w:comment w:id="38" w:author="Revue [AMBIGU]" w:date="2026-08-30T02:51:00Z" w:initials="AM">
-    <w:p>
-      <w:r>
-        <w:annotationRef/>
-      </w:r>
-      <w:r>
-        <w:t>[AMBIGU] n'a par l'air → alternative : n'a pas l'air — Lecture fidèle du manuscrit ; vraisemblablement une coquille de l'auteur</w:t>
-      </w:r>
-    </w:p>
-  </w:comment>
-  <w:comment w:id="39" w:author="Revue [SENS_DOUTEUX]" w:date="2026-08-30T02:51:00Z" w:initials="SD">
-    <w:p>
-      <w:r>
-        <w:annotationRef/>
-      </w:r>
-      <w:r>
-        <w:t>[SENS DOUTEUX] pendant que chef de famille — Il manque vraisemblablement l'article "le" | Transcrit tel quel conformément au manuscrit</w:t>
-      </w:r>
-    </w:p>
-  </w:comment>
-  <w:comment w:id="40" w:author="Revue [AMBIGU]" w:date="2026-08-30T02:51:00Z" w:initials="AM">
-    <w:p>
-      <w:r>
-        <w:annotationRef/>
-      </w:r>
-      <w:r>
-        <w:t>[AMBIGU] toute parfaite aisance → alternative : auto parfaite aisance — La graphie est ambiguë ; "une toute parfaite aisance" retenu car cohérent</w:t>
-      </w:r>
-    </w:p>
-  </w:comment>
-  <w:comment w:id="41" w:author="Revue [AMBIGU]" w:date="2026-08-30T02:51:00Z" w:initials="AM">
-    <w:p>
-      <w:r>
-        <w:annotationRef/>
-      </w:r>
-      <w:r>
-        <w:t>[AMBIGU] venteuse → alternative : vendeuse — L'auteur semble écrire "venteuse" sans le d ; orthographe conservée</w:t>
-      </w:r>
-    </w:p>
-  </w:comment>
-  <w:comment w:id="42" w:author="Revue [INCERTAIN]" w:date="2026-08-30T02:51:00Z" w:initials="IN">
-    <w:p>
-      <w:r>
-        <w:annotationRef/>
-      </w:r>
-      <w:r>
-        <w:t>[INCERTAIN] pakett — Graphie allemande de l'auteur, possiblement "Paket" ; le manuscrit semble bien doubler le t</w:t>
-      </w:r>
-    </w:p>
-  </w:comment>
-  <w:comment w:id="43" w:author="Revue [SENS_DOUTEUX]" w:date="2026-08-30T02:51:00Z" w:initials="SD">
-    <w:p>
-      <w:r>
-        <w:annotationRef/>
-      </w:r>
-      <w:r>
-        <w:t>[SENS DOUTEUX] miches d'antan — Le mot "miches" désigne littéralement des pains ronds | Double sens argotique grivois possible, cohérent avec le vers précédent ("A deux…") ; intentionnel</w:t>
-      </w:r>
-    </w:p>
-  </w:comment>
-  <w:comment w:id="44" w:author="Revue [AMBIGU]" w:date="2026-08-30T02:51:00Z" w:initials="AM">
-    <w:p>
-      <w:r>
-        <w:annotationRef/>
-      </w:r>
-      <w:r>
-        <w:t>[AMBIGU] 2n décembre → alternative : 24 décembre — La date est écrite "2n" ; pourrait s'agir de "24 décembre" (veille de Noël)</w:t>
-      </w:r>
-    </w:p>
-  </w:comment>
-  <w:comment w:id="45" w:author="Revue [INCERTAIN]" w:date="2026-08-30T02:51:00Z" w:initials="IN">
-    <w:p>
-      <w:r>
-        <w:annotationRef/>
-      </w:r>
-      <w:r>
-        <w:t>[INCERTAIN] Poiré — Nom propre, lecture incertaine ; pourrait être "Poiret" ou "Poiré"</w:t>
-      </w:r>
-    </w:p>
-  </w:comment>
-  <w:comment w:id="46" w:author="Revue [SENS_DOUTEUX]" w:date="2026-08-30T02:51:00Z" w:initials="SD">
-    <w:p>
-      <w:r>
-        <w:annotationRef/>
-      </w:r>
-      <w:r>
-        <w:t>[SENS DOUTEUX] comme ceux qui n'ont pas à se soucier d'un avenir qu'ils ont ménagé — Sens légèrement paradoxal | Peut-être ironique : des gens sereins car insouciants malgré leurs préparatifs</w:t>
-      </w:r>
-    </w:p>
-  </w:comment>
-  <w:comment w:id="47" w:author="Revue [AMBIGU]" w:date="2026-08-30T02:51:00Z" w:initials="AM">
-    <w:p>
-      <w:r>
-        <w:annotationRef/>
-      </w:r>
-      <w:r>
-        <w:t>[AMBIGU] compriment → alternative : (possible "ent" final tronqué par la marge) — Lecture "compriment" retenue</w:t>
-      </w:r>
-    </w:p>
-  </w:comment>
-  <w:comment w:id="48" w:author="Revue [AMBIGU]" w:date="2026-08-30T02:51:00Z" w:initials="AM">
-    <w:p>
-      <w:r>
-        <w:annotationRef/>
-      </w:r>
-      <w:r>
-        <w:t>[AMBIGU] on s'étouffe → alternative : (mot raturé juste avant) — L'auteur s'est corrigé en cours d'écriture</w:t>
-      </w:r>
-    </w:p>
-  </w:comment>
-  <w:comment w:id="49" w:author="Revue [SENS_DOUTEUX]" w:date="2026-08-30T02:51:00Z" w:initials="SD">
-    <w:p>
-      <w:r>
-        <w:annotationRef/>
-      </w:r>
-      <w:r>
-        <w:t>[SENS DOUTEUX] Ton voisin possède un vrai 'programme' ronéotypé — Passage du "je" au "ton" surprenant | Semble délibéré, l'auteur s'adressant à lui-même ou au lecteur</w:t>
-      </w:r>
-    </w:p>
-  </w:comment>
-  <w:comment w:id="50" w:author="Revue [SENS_DOUTEUX]" w:date="2026-08-30T02:51:00Z" w:initials="SD">
-    <w:p>
-      <w:r>
-        <w:annotationRef/>
-      </w:r>
-      <w:r>
-        <w:t>[SENS DOUTEUX] (Le mari sent — et ça c'est la-touille de pommes de terre.) — Calembour sur "ratatouille" | "Le mari sent" pourrait jouer sur "Le mari s'en…" ; le tiret dans "la-touille" semble volontaire</w:t>
-      </w:r>
-    </w:p>
-  </w:comment>
-  <w:comment w:id="51" w:author="Revue [AMBIGU]" w:date="2026-08-30T02:51:00Z" w:initials="AM">
-    <w:p>
-      <w:r>
-        <w:annotationRef/>
-      </w:r>
-      <w:r>
-        <w:t>[AMBIGU] Voce → alternative : Voire — Tracé montre un V majuscule suivi de lettres ambiguës ; "Voce" retenu par fidélité au tracé</w:t>
-      </w:r>
-    </w:p>
-  </w:comment>
-  <w:comment w:id="52" w:author="Revue [SENS_DOUTEUX]" w:date="2026-08-30T02:51:00Z" w:initials="SD">
-    <w:p>
-      <w:r>
-        <w:annotationRef/>
-      </w:r>
-      <w:r>
-        <w:t>[SENS DOUTEUX] Voi ou. Voi ou - Voi ou ! — Onomatopée imitant le son des sirènes d'alerte aérienne | Graphie fidèle au manuscrit</w:t>
-      </w:r>
-    </w:p>
-  </w:comment>
-  <w:comment w:id="53" w:author="Revue [INCERTAIN]" w:date="2026-08-30T02:51:00Z" w:initials="IN">
-    <w:p>
-      <w:r>
-        <w:annotationRef/>
-      </w:r>
-      <w:r>
         <w:t>[INCERTAIN] Lerda — Lecture incertaine — nom propre, possiblement un camarade de captivité ou un artiste du camp</w:t>
-      </w:r>
-    </w:p>
-  </w:comment>
-  <w:comment w:id="54" w:author="Revue [AMBIGU]" w:date="2026-08-30T02:51:00Z" w:initials="AM">
-    <w:p>
-      <w:r>
-        <w:annotationRef/>
-      </w:r>
-      <w:r>
-        <w:t>[AMBIGU] des → alternative : ces — En pensant à des choses" ; la graphie pourrait aussi se lire "ces choses</w:t>
       </w:r>
     </w:p>
   </w:comment>
@@ -10810,57 +10423,7 @@
   <w15:commentEx w15:paraId="33A7FE6B" w15:done="0"/>
   <w15:commentEx w15:paraId="4ED82843" w15:done="0"/>
   <w15:commentEx w15:paraId="0FBFC4B3" w15:done="0"/>
-  <w15:commentEx w15:paraId="03401D11" w15:done="0"/>
-  <w15:commentEx w15:paraId="4DA7BEFC" w15:done="0"/>
-  <w15:commentEx w15:paraId="3756B107" w15:done="0"/>
-  <w15:commentEx w15:paraId="13D21E1B" w15:done="0"/>
-  <w15:commentEx w15:paraId="7ED9AD00" w15:done="0"/>
-  <w15:commentEx w15:paraId="7FCEC5DE" w15:done="0"/>
-  <w15:commentEx w15:paraId="3A89D301" w15:done="0"/>
-  <w15:commentEx w15:paraId="5470A2DB" w15:done="0"/>
-  <w15:commentEx w15:paraId="00248F11" w15:done="0"/>
-  <w15:commentEx w15:paraId="15913B0C" w15:done="0"/>
-  <w15:commentEx w15:paraId="7F92F3DA" w15:done="0"/>
-  <w15:commentEx w15:paraId="43A1FF1E" w15:done="0"/>
-  <w15:commentEx w15:paraId="38C4F6CB" w15:done="0"/>
-  <w15:commentEx w15:paraId="773C9BDD" w15:done="0"/>
-  <w15:commentEx w15:paraId="6B34707B" w15:done="0"/>
-  <w15:commentEx w15:paraId="55CC20FC" w15:done="0"/>
-  <w15:commentEx w15:paraId="131A3898" w15:done="0"/>
-  <w15:commentEx w15:paraId="6FF9D8E9" w15:done="0"/>
-  <w15:commentEx w15:paraId="5F035D9A" w15:done="0"/>
-  <w15:commentEx w15:paraId="1F2AB9A2" w15:done="0"/>
-  <w15:commentEx w15:paraId="452049C7" w15:done="0"/>
-  <w15:commentEx w15:paraId="02BB2D8A" w15:done="0"/>
-  <w15:commentEx w15:paraId="61CEBD3B" w15:done="0"/>
-  <w15:commentEx w15:paraId="533E5FD2" w15:done="0"/>
-  <w15:commentEx w15:paraId="1AEECE89" w15:done="0"/>
-  <w15:commentEx w15:paraId="5676300A" w15:done="0"/>
-  <w15:commentEx w15:paraId="0F1DDA69" w15:done="0"/>
-  <w15:commentEx w15:paraId="07509B68" w15:done="0"/>
-  <w15:commentEx w15:paraId="3A668D2B" w15:done="0"/>
-  <w15:commentEx w15:paraId="0B4280CB" w15:done="0"/>
-  <w15:commentEx w15:paraId="11539AE1" w15:done="0"/>
-  <w15:commentEx w15:paraId="4F6966E1" w15:done="0"/>
-  <w15:commentEx w15:paraId="199CA7F9" w15:done="0"/>
-  <w15:commentEx w15:paraId="29E4B3F4" w15:done="0"/>
-  <w15:commentEx w15:paraId="45D86FD5" w15:done="0"/>
-  <w15:commentEx w15:paraId="1B471034" w15:done="0"/>
-  <w15:commentEx w15:paraId="10455BDB" w15:done="0"/>
-  <w15:commentEx w15:paraId="4FE1A68A" w15:done="0"/>
-  <w15:commentEx w15:paraId="1EBEEF00" w15:done="0"/>
-  <w15:commentEx w15:paraId="1DE397F0" w15:done="0"/>
-  <w15:commentEx w15:paraId="3F4889DC" w15:done="0"/>
-  <w15:commentEx w15:paraId="5CDD9530" w15:done="0"/>
-  <w15:commentEx w15:paraId="3BB12B3A" w15:done="0"/>
-  <w15:commentEx w15:paraId="16D43347" w15:done="0"/>
-  <w15:commentEx w15:paraId="65BFF126" w15:done="0"/>
-  <w15:commentEx w15:paraId="0F932E27" w15:done="0"/>
-  <w15:commentEx w15:paraId="1C5E3E80" w15:done="0"/>
-  <w15:commentEx w15:paraId="66906E0B" w15:done="0"/>
-  <w15:commentEx w15:paraId="4DDA8904" w15:done="0"/>
   <w15:commentEx w15:paraId="53C7434E" w15:done="0"/>
-  <w15:commentEx w15:paraId="1E6DF3E9" w15:done="0"/>
 </w15:commentsEx>
 </file>
 
@@ -10870,57 +10433,7 @@
   <w16cid:commentId w16cid:paraId="33A7FE6B" w16cid:durableId="6D28D1B8"/>
   <w16cid:commentId w16cid:paraId="4ED82843" w16cid:durableId="52C507C6"/>
   <w16cid:commentId w16cid:paraId="0FBFC4B3" w16cid:durableId="3D85C8C1"/>
-  <w16cid:commentId w16cid:paraId="03401D11" w16cid:durableId="12F9D73E"/>
-  <w16cid:commentId w16cid:paraId="4DA7BEFC" w16cid:durableId="7036A981"/>
-  <w16cid:commentId w16cid:paraId="3756B107" w16cid:durableId="4F4E3F58"/>
-  <w16cid:commentId w16cid:paraId="13D21E1B" w16cid:durableId="527DC8F0"/>
-  <w16cid:commentId w16cid:paraId="7ED9AD00" w16cid:durableId="6D8399A0"/>
-  <w16cid:commentId w16cid:paraId="7FCEC5DE" w16cid:durableId="10247A18"/>
-  <w16cid:commentId w16cid:paraId="3A89D301" w16cid:durableId="6E5FA641"/>
-  <w16cid:commentId w16cid:paraId="5470A2DB" w16cid:durableId="159473A6"/>
-  <w16cid:commentId w16cid:paraId="00248F11" w16cid:durableId="6CBA5CEA"/>
-  <w16cid:commentId w16cid:paraId="15913B0C" w16cid:durableId="703733BB"/>
-  <w16cid:commentId w16cid:paraId="7F92F3DA" w16cid:durableId="766FB905"/>
-  <w16cid:commentId w16cid:paraId="43A1FF1E" w16cid:durableId="5D7703B7"/>
-  <w16cid:commentId w16cid:paraId="38C4F6CB" w16cid:durableId="0DD567FA"/>
-  <w16cid:commentId w16cid:paraId="773C9BDD" w16cid:durableId="7C914E11"/>
-  <w16cid:commentId w16cid:paraId="6B34707B" w16cid:durableId="73B4574C"/>
-  <w16cid:commentId w16cid:paraId="55CC20FC" w16cid:durableId="49231B93"/>
-  <w16cid:commentId w16cid:paraId="131A3898" w16cid:durableId="72C0D640"/>
-  <w16cid:commentId w16cid:paraId="6FF9D8E9" w16cid:durableId="7A9A4DF2"/>
-  <w16cid:commentId w16cid:paraId="5F035D9A" w16cid:durableId="52BC4A96"/>
-  <w16cid:commentId w16cid:paraId="1F2AB9A2" w16cid:durableId="04BD5DC4"/>
-  <w16cid:commentId w16cid:paraId="452049C7" w16cid:durableId="2E439328"/>
-  <w16cid:commentId w16cid:paraId="02BB2D8A" w16cid:durableId="1934277F"/>
-  <w16cid:commentId w16cid:paraId="61CEBD3B" w16cid:durableId="0E0F8A9D"/>
-  <w16cid:commentId w16cid:paraId="533E5FD2" w16cid:durableId="43C0F3CA"/>
-  <w16cid:commentId w16cid:paraId="1AEECE89" w16cid:durableId="6B000165"/>
-  <w16cid:commentId w16cid:paraId="5676300A" w16cid:durableId="4BA4D666"/>
-  <w16cid:commentId w16cid:paraId="0F1DDA69" w16cid:durableId="147F0AE5"/>
-  <w16cid:commentId w16cid:paraId="07509B68" w16cid:durableId="7EB56B72"/>
-  <w16cid:commentId w16cid:paraId="3A668D2B" w16cid:durableId="2502CF19"/>
-  <w16cid:commentId w16cid:paraId="0B4280CB" w16cid:durableId="11853494"/>
-  <w16cid:commentId w16cid:paraId="11539AE1" w16cid:durableId="3C024B68"/>
-  <w16cid:commentId w16cid:paraId="4F6966E1" w16cid:durableId="54269922"/>
-  <w16cid:commentId w16cid:paraId="199CA7F9" w16cid:durableId="29546CAD"/>
-  <w16cid:commentId w16cid:paraId="29E4B3F4" w16cid:durableId="256B47E0"/>
-  <w16cid:commentId w16cid:paraId="45D86FD5" w16cid:durableId="0985D7FD"/>
-  <w16cid:commentId w16cid:paraId="1B471034" w16cid:durableId="35E12B41"/>
-  <w16cid:commentId w16cid:paraId="10455BDB" w16cid:durableId="11171760"/>
-  <w16cid:commentId w16cid:paraId="4FE1A68A" w16cid:durableId="73923FD2"/>
-  <w16cid:commentId w16cid:paraId="1EBEEF00" w16cid:durableId="15A7FEBF"/>
-  <w16cid:commentId w16cid:paraId="1DE397F0" w16cid:durableId="55A1F823"/>
-  <w16cid:commentId w16cid:paraId="3F4889DC" w16cid:durableId="2BF532F8"/>
-  <w16cid:commentId w16cid:paraId="5CDD9530" w16cid:durableId="2FDCC660"/>
-  <w16cid:commentId w16cid:paraId="3BB12B3A" w16cid:durableId="62DFE4E8"/>
-  <w16cid:commentId w16cid:paraId="16D43347" w16cid:durableId="41493B01"/>
-  <w16cid:commentId w16cid:paraId="65BFF126" w16cid:durableId="1A6FF274"/>
-  <w16cid:commentId w16cid:paraId="0F932E27" w16cid:durableId="475E2883"/>
-  <w16cid:commentId w16cid:paraId="1C5E3E80" w16cid:durableId="107F21C6"/>
-  <w16cid:commentId w16cid:paraId="66906E0B" w16cid:durableId="5F42E115"/>
-  <w16cid:commentId w16cid:paraId="4DDA8904" w16cid:durableId="3721053A"/>
   <w16cid:commentId w16cid:paraId="53C7434E" w16cid:durableId="595A3C5C"/>
-  <w16cid:commentId w16cid:paraId="1E6DF3E9" w16cid:durableId="38B1D58C"/>
 </w16cid:commentsIds>
 </file>
 
@@ -11030,7 +10543,7 @@
           <w:szCs w:val="20"/>
           <w:lang w:val="fr-FR"/>
         </w:rPr>
-        <w:t xml:space="preserve"> La</w:t>
+        <w:t xml:space="preserve"> La presse à peu près unanime orchestrait l'ignoble comédie – Seuls combattirent vaillamment pour la paix la S.I.A. </w:t>
       </w:r>
       <w:r>
         <w:rPr>
@@ -11040,7 +10553,7 @@
           <w:szCs w:val="20"/>
           <w:lang w:val="fr-FR"/>
         </w:rPr>
-        <w:t xml:space="preserve"> presse à peu près unanime orchestrait l'ignoble comédie – Seuls combattirent vaillamment pour la paix la S.I.A. </w:t>
+        <w:t>avec Faucier</w:t>
       </w:r>
       <w:r>
         <w:rPr>
@@ -11050,7 +10563,7 @@
           <w:szCs w:val="20"/>
           <w:lang w:val="fr-FR"/>
         </w:rPr>
-        <w:t>avec Faucier</w:t>
+        <w:t xml:space="preserve"> comme leader – le Merle Blanc – le Libertaire. Peut-être aussi quelques autres feuilles que j'ignore. – Il faudra peut-être aussi rappeler la position</w:t>
       </w:r>
       <w:r>
         <w:rPr>
@@ -11060,7 +10573,7 @@
           <w:szCs w:val="20"/>
           <w:lang w:val="fr-FR"/>
         </w:rPr>
-        <w:t xml:space="preserve"> comme leader – le Merle Blanc – le Libertaire. Peut-être aussi quelques autres feuilles que j'ignore. – Il faudra</w:t>
+        <w:t xml:space="preserve"> logique, raisonnable, de la Flèche qui posait le problème européen d’une façon remarquable</w:t>
       </w:r>
       <w:r>
         <w:rPr>
@@ -11070,57 +10583,53 @@
           <w:szCs w:val="20"/>
           <w:lang w:val="fr-FR"/>
         </w:rPr>
-        <w:t xml:space="preserve"> peut-être aussi rappeler la position</w:t>
+        <w:t>.</w:t>
+      </w:r>
+    </w:p>
+    <w:p>
+      <w:pPr>
+        <w:pStyle w:val="Notedebasdepage"/>
+        <w:rPr>
+          <w:lang w:val="fr-FR"/>
+        </w:rPr>
+      </w:pPr>
+    </w:p>
+  </w:footnote>
+  <w:footnote w:id="2">
+    <w:p>
+      <w:pPr>
+        <w:pStyle w:val="Notedebasdepage"/>
+        <w:rPr>
+          <w:lang w:val="fr-FR"/>
+        </w:rPr>
+      </w:pPr>
+      <w:r>
+        <w:rPr>
+          <w:rStyle w:val="Appelnotedebasdep"/>
+        </w:rPr>
+        <w:footnoteRef/>
+      </w:r>
+      <w:r>
+        <w:rPr>
+          <w:lang w:val="fr-FR"/>
+        </w:rPr>
+        <w:t xml:space="preserve"> </w:t>
       </w:r>
       <w:r>
         <w:rPr>
           <w:i/>
           <w:iCs/>
-          <w:sz w:val="24"/>
-          <w:szCs w:val="20"/>
-          <w:lang w:val="fr-FR"/>
-        </w:rPr>
-        <w:t xml:space="preserve"> logique, raisonnable, de la Flèche qui posait le problème européen d’une façon remarquable</w:t>
+          <w:lang w:val="fr-FR"/>
+        </w:rPr>
+        <w:t>D'aucuns insinuent : c'est un moyen pas cher de donner ce qu</w:t>
       </w:r>
       <w:r>
         <w:rPr>
           <w:i/>
           <w:iCs/>
-          <w:sz w:val="24"/>
-          <w:szCs w:val="20"/>
-          <w:lang w:val="fr-FR"/>
-        </w:rPr>
-        <w:t>.</w:t>
-      </w:r>
-    </w:p>
-    <w:p>
-      <w:pPr>
-        <w:pStyle w:val="Notedebasdepage"/>
-        <w:rPr>
-          <w:lang w:val="fr-FR"/>
-        </w:rPr>
-      </w:pPr>
-    </w:p>
-  </w:footnote>
-  <w:footnote w:id="2">
-    <w:p>
-      <w:pPr>
-        <w:pStyle w:val="Notedebasdepage"/>
-        <w:rPr>
-          <w:lang w:val="fr-FR"/>
-        </w:rPr>
-      </w:pPr>
-      <w:r>
-        <w:rPr>
-          <w:rStyle w:val="Appelnotedebasdep"/>
-        </w:rPr>
-        <w:footnoteRef/>
-      </w:r>
-      <w:r>
-        <w:rPr>
-          <w:lang w:val="fr-FR"/>
-        </w:rPr>
-        <w:t xml:space="preserve"> </w:t>
+          <w:lang w:val="fr-FR"/>
+        </w:rPr>
+        <w:t>i</w:t>
       </w:r>
       <w:r>
         <w:rPr>
@@ -11128,7 +10637,7 @@
           <w:iCs/>
           <w:lang w:val="fr-FR"/>
         </w:rPr>
-        <w:t>D'aucuns insinuent : c'est un moyen pas cher de donner ce qu</w:t>
+        <w:t xml:space="preserve"> ne leur appartenait pas et dont ils ne savaient que faire —</w:t>
       </w:r>
       <w:r>
         <w:rPr>
@@ -11136,7 +10645,7 @@
           <w:iCs/>
           <w:lang w:val="fr-FR"/>
         </w:rPr>
-        <w:t>i</w:t>
+        <w:t xml:space="preserve">Ne l’avaient-ils </w:t>
       </w:r>
       <w:r>
         <w:rPr>
@@ -11144,7 +10653,7 @@
           <w:iCs/>
           <w:lang w:val="fr-FR"/>
         </w:rPr>
-        <w:t xml:space="preserve"> ne leur appartenait pas et dont ils ne savaient que faire —</w:t>
+        <w:t xml:space="preserve">pas pris par les lois de la guerre </w:t>
       </w:r>
       <w:r>
         <w:rPr>
@@ -11152,7 +10661,7 @@
           <w:iCs/>
           <w:lang w:val="fr-FR"/>
         </w:rPr>
-        <w:t xml:space="preserve">Ne l’avaient-ils </w:t>
+        <w:t>-</w:t>
       </w:r>
       <w:r>
         <w:rPr>
@@ -11160,7 +10669,7 @@
           <w:iCs/>
           <w:lang w:val="fr-FR"/>
         </w:rPr>
-        <w:t xml:space="preserve">pas pris par les lois de la guerre </w:t>
+        <w:t xml:space="preserve"> guerre que nous leur avons déclarée ? que nous avons acceptée ?  </w:t>
       </w:r>
       <w:r>
         <w:rPr>
@@ -11168,7 +10677,7 @@
           <w:iCs/>
           <w:lang w:val="fr-FR"/>
         </w:rPr>
-        <w:t>-</w:t>
+        <w:t>C</w:t>
       </w:r>
       <w:r>
         <w:rPr>
@@ -11176,7 +10685,7 @@
           <w:iCs/>
           <w:lang w:val="fr-FR"/>
         </w:rPr>
-        <w:t xml:space="preserve"> guerre que nous leur avons déclarée ? que nous avons acceptée ?  </w:t>
+        <w:t xml:space="preserve">omme nous acceptons ce que </w:t>
       </w:r>
       <w:r>
         <w:rPr>
@@ -11184,7 +10693,7 @@
           <w:iCs/>
           <w:lang w:val="fr-FR"/>
         </w:rPr>
-        <w:t>C</w:t>
+        <w:t xml:space="preserve">nous en </w:t>
       </w:r>
       <w:r>
         <w:rPr>
@@ -11192,7 +10701,7 @@
           <w:iCs/>
           <w:lang w:val="fr-FR"/>
         </w:rPr>
-        <w:t xml:space="preserve">omme nous acceptons ce que </w:t>
+        <w:t>donn</w:t>
       </w:r>
       <w:r>
         <w:rPr>
@@ -11200,7 +10709,7 @@
           <w:iCs/>
           <w:lang w:val="fr-FR"/>
         </w:rPr>
-        <w:t xml:space="preserve">nous en </w:t>
+        <w:t>ait</w:t>
       </w:r>
       <w:r>
         <w:rPr>
@@ -11208,7 +10717,7 @@
           <w:iCs/>
           <w:lang w:val="fr-FR"/>
         </w:rPr>
-        <w:t>donn</w:t>
+        <w:t xml:space="preserve"> ce</w:t>
       </w:r>
       <w:r>
         <w:rPr>
@@ -11216,7 +10725,7 @@
           <w:iCs/>
           <w:lang w:val="fr-FR"/>
         </w:rPr>
-        <w:t>ait</w:t>
+        <w:t>s mains</w:t>
       </w:r>
       <w:r>
         <w:rPr>
@@ -11224,7 +10733,7 @@
           <w:iCs/>
           <w:lang w:val="fr-FR"/>
         </w:rPr>
-        <w:t xml:space="preserve"> ce</w:t>
+        <w:t xml:space="preserve"> </w:t>
       </w:r>
       <w:r>
         <w:rPr>
@@ -11232,7 +10741,7 @@
           <w:iCs/>
           <w:lang w:val="fr-FR"/>
         </w:rPr>
-        <w:t>s mains</w:t>
+        <w:t>qu’il eut dégoutant de voir critiquer</w:t>
       </w:r>
       <w:r>
         <w:rPr>
@@ -11240,22 +10749,6 @@
           <w:iCs/>
           <w:lang w:val="fr-FR"/>
         </w:rPr>
-        <w:t xml:space="preserve"> </w:t>
-      </w:r>
-      <w:r>
-        <w:rPr>
-          <w:i/>
-          <w:iCs/>
-          <w:lang w:val="fr-FR"/>
-        </w:rPr>
-        <w:t>qu’il eut dégoutant de voir critiquer</w:t>
-      </w:r>
-      <w:r>
-        <w:rPr>
-          <w:i/>
-          <w:iCs/>
-          <w:lang w:val="fr-FR"/>
-        </w:rPr>
         <w:t xml:space="preserve"> pour ce geste</w:t>
       </w:r>
     </w:p>
@@ -11275,10 +10768,10 @@
         <w:footnoteRef/>
       </w:r>
       <w:r>
-        <w:t xml:space="preserve"> Levez-vous</w:t>
-      </w:r>
-      <w:r>
-        <w:t xml:space="preserve"> !</w:t>
+        <w:rPr>
+          <w:lang w:val="fr-FR"/>
+        </w:rPr>
+        <w:t xml:space="preserve"> Levez-vous !</w:t>
       </w:r>
     </w:p>
   </w:footnote>
@@ -11297,6 +10790,9 @@
         <w:footnoteRef/>
       </w:r>
       <w:r>
+        <w:rPr>
+          <w:lang w:val="fr-FR"/>
+        </w:rPr>
         <w:t xml:space="preserve"> </w:t>
       </w:r>
       <w:r>
@@ -11344,6 +10840,34 @@
           <w:lang w:val="fr-FR"/>
         </w:rPr>
         <w:t>Berton l'homme de confiance élu au mois de mai était (« un évadé »)</w:t>
+      </w:r>
+    </w:p>
+  </w:footnote>
+  <w:footnote w:id="6">
+    <w:p>
+      <w:pPr>
+        <w:pStyle w:val="Notedebasdepage"/>
+        <w:rPr>
+          <w:lang w:val="fr-FR"/>
+        </w:rPr>
+      </w:pPr>
+      <w:r>
+        <w:rPr>
+          <w:rStyle w:val="Appelnotedebasdep"/>
+        </w:rPr>
+        <w:footnoteRef/>
+      </w:r>
+      <w:r>
+        <w:rPr>
+          <w:lang w:val="fr-FR"/>
+        </w:rPr>
+        <w:t xml:space="preserve"> </w:t>
+      </w:r>
+      <w:r>
+        <w:rPr>
+          <w:lang w:val="fr-FR"/>
+        </w:rPr>
+        <w:t>Propres à nous faire rire.</w:t>
       </w:r>
     </w:p>
   </w:footnote>
@@ -12271,6 +11795,7 @@
   <w:style w:type="character" w:default="1" w:styleId="Policepardfaut">
     <w:name w:val="Default Paragraph Font"/>
     <w:uiPriority w:val="1"/>
+    <w:semiHidden/>
     <w:unhideWhenUsed/>
   </w:style>
   <w:style w:type="table" w:default="1" w:styleId="TableauNormal">
